--- a/documentation/rq & spec/7.5 Source code (Java) for the interfaces.docx
+++ b/documentation/rq & spec/7.5 Source code (Java) for the interfaces.docx
@@ -3962,6 +3962,7 @@
   <w:style w:type="character" w:default="1" w:styleId="DefaultParagraphFont">
     <w:name w:val="Default Paragraph Font"/>
     <w:uiPriority w:val="1"/>
+    <w:semiHidden/>
     <w:unhideWhenUsed/>
   </w:style>
   <w:style w:type="table" w:default="1" w:styleId="TableNormal">

--- a/documentation/rq & spec/7.5 Source code (Java) for the interfaces.docx
+++ b/documentation/rq & spec/7.5 Source code (Java) for the interfaces.docx
@@ -14,7 +14,7 @@
           <w:b/>
           <w:bCs/>
         </w:rPr>
-        <w:t>7.5 Source Code for the Subsystem Interfaces (Team A – IPOS-SA)</w:t>
+        <w:t>7.5 Source Code for the Subsystem Interfaces</w:t>
       </w:r>
     </w:p>
     <w:p>
@@ -32,6 +32,13 @@
           <w:bCs/>
         </w:rPr>
       </w:pPr>
+      <w:r>
+        <w:rPr>
+          <w:b/>
+          <w:bCs/>
+        </w:rPr>
+        <w:t>7.5.1 Overview</w:t>
+      </w:r>
     </w:p>
     <w:p>
       <w:pPr>
@@ -40,70 +47,55 @@
           <w:bCs/>
         </w:rPr>
       </w:pPr>
-      <w:r>
-        <w:rPr>
-          <w:b/>
-          <w:bCs/>
-        </w:rPr>
-        <w:t>7.5.1 Overview</w:t>
-      </w:r>
     </w:p>
     <w:p>
-      <w:pPr>
-        <w:rPr>
-          <w:b/>
-          <w:bCs/>
-        </w:rPr>
-      </w:pPr>
+      <w:r>
+        <w:t>This section presents the Java source code generated from the Design Class Diagram fragment for the IPOS-SA subsystem (Team A).</w:t>
+      </w:r>
     </w:p>
     <w:p>
       <w:r>
-        <w:t>This section presents the Java source code generated from the Design Class Diagram fragment for the IPOS-SA subsystem (Team A).</w:t>
+        <w:t>The design fragment includes:</w:t>
       </w:r>
     </w:p>
     <w:p>
-      <w:r>
-        <w:t>The design fragment includes:</w:t>
+      <w:pPr>
+        <w:numPr>
+          <w:ilvl w:val="0"/>
+          <w:numId w:val="15"/>
+        </w:numPr>
+      </w:pPr>
+      <w:r>
+        <w:t>The subsystem interface(s) provided by IPOS-SA</w:t>
       </w:r>
     </w:p>
     <w:p>
       <w:pPr>
         <w:numPr>
           <w:ilvl w:val="0"/>
-          <w:numId w:val="1"/>
+          <w:numId w:val="15"/>
         </w:numPr>
       </w:pPr>
       <w:r>
-        <w:t>The subsystem interface(s) provided by IPOS-SA</w:t>
+        <w:t>The implementation class that realises the interface(s)</w:t>
       </w:r>
     </w:p>
     <w:p>
       <w:pPr>
         <w:numPr>
           <w:ilvl w:val="0"/>
-          <w:numId w:val="1"/>
+          <w:numId w:val="15"/>
         </w:numPr>
       </w:pPr>
       <w:r>
-        <w:t>The implementation class that realises the interface</w:t>
+        <w:t>Method signatures with full parameter types and return types</w:t>
       </w:r>
     </w:p>
     <w:p>
       <w:pPr>
         <w:numPr>
           <w:ilvl w:val="0"/>
-          <w:numId w:val="1"/>
-        </w:numPr>
-      </w:pPr>
-      <w:r>
-        <w:t>Method signatures with full parameter types and return types</w:t>
-      </w:r>
-    </w:p>
-    <w:p>
-      <w:pPr>
-        <w:numPr>
-          <w:ilvl w:val="0"/>
-          <w:numId w:val="1"/>
+          <w:numId w:val="15"/>
         </w:numPr>
       </w:pPr>
       <w:r>
@@ -136,7 +128,7 @@
           <w:b/>
           <w:bCs/>
         </w:rPr>
-        <w:t>I_EmailAPI</w:t>
+        <w:t>I_ApplicationService</w:t>
       </w:r>
       <w:proofErr w:type="spellEnd"/>
     </w:p>
@@ -152,15 +144,15 @@
       <w:pPr>
         <w:rPr>
           <w:rFonts w:ascii="Courier New" w:hAnsi="Courier New" w:cs="Courier New"/>
-          <w:sz w:val="18"/>
-          <w:szCs w:val="18"/>
-        </w:rPr>
-      </w:pPr>
-      <w:r>
-        <w:rPr>
-          <w:rFonts w:ascii="Courier New" w:hAnsi="Courier New" w:cs="Courier New"/>
-          <w:sz w:val="18"/>
-          <w:szCs w:val="18"/>
+          <w:sz w:val="16"/>
+          <w:szCs w:val="16"/>
+        </w:rPr>
+      </w:pPr>
+      <w:r>
+        <w:rPr>
+          <w:rFonts w:ascii="Courier New" w:hAnsi="Courier New" w:cs="Courier New"/>
+          <w:sz w:val="16"/>
+          <w:szCs w:val="16"/>
         </w:rPr>
         <w:t xml:space="preserve">package </w:t>
       </w:r>
@@ -168,8 +160,8 @@
       <w:r>
         <w:rPr>
           <w:rFonts w:ascii="Courier New" w:hAnsi="Courier New" w:cs="Courier New"/>
-          <w:sz w:val="18"/>
-          <w:szCs w:val="18"/>
+          <w:sz w:val="16"/>
+          <w:szCs w:val="16"/>
         </w:rPr>
         <w:t>IPOS_Detailed_Design</w:t>
       </w:r>
@@ -177,24 +169,24 @@
       <w:r>
         <w:rPr>
           <w:rFonts w:ascii="Courier New" w:hAnsi="Courier New" w:cs="Courier New"/>
-          <w:sz w:val="18"/>
-          <w:szCs w:val="18"/>
+          <w:sz w:val="16"/>
+          <w:szCs w:val="16"/>
         </w:rPr>
         <w:t>;</w:t>
       </w:r>
       <w:r>
         <w:rPr>
           <w:rFonts w:ascii="Courier New" w:hAnsi="Courier New" w:cs="Courier New"/>
-          <w:sz w:val="18"/>
-          <w:szCs w:val="18"/>
-        </w:rPr>
-        <w:br/>
-      </w:r>
-      <w:r>
-        <w:rPr>
-          <w:rFonts w:ascii="Courier New" w:hAnsi="Courier New" w:cs="Courier New"/>
-          <w:sz w:val="18"/>
-          <w:szCs w:val="18"/>
+          <w:sz w:val="16"/>
+          <w:szCs w:val="16"/>
+        </w:rPr>
+        <w:br/>
+      </w:r>
+      <w:r>
+        <w:rPr>
+          <w:rFonts w:ascii="Courier New" w:hAnsi="Courier New" w:cs="Courier New"/>
+          <w:sz w:val="16"/>
+          <w:szCs w:val="16"/>
         </w:rPr>
         <w:br/>
         <w:t xml:space="preserve">public interface </w:t>
@@ -203,41 +195,41 @@
       <w:r>
         <w:rPr>
           <w:rFonts w:ascii="Courier New" w:hAnsi="Courier New" w:cs="Courier New"/>
-          <w:sz w:val="18"/>
-          <w:szCs w:val="18"/>
-        </w:rPr>
-        <w:t>I_EmailAPI</w:t>
-      </w:r>
-      <w:proofErr w:type="spellEnd"/>
-      <w:r>
-        <w:rPr>
-          <w:rFonts w:ascii="Courier New" w:hAnsi="Courier New" w:cs="Courier New"/>
-          <w:sz w:val="18"/>
-          <w:szCs w:val="18"/>
+          <w:sz w:val="16"/>
+          <w:szCs w:val="16"/>
+        </w:rPr>
+        <w:t>I_ApplicationService</w:t>
+      </w:r>
+      <w:proofErr w:type="spellEnd"/>
+      <w:r>
+        <w:rPr>
+          <w:rFonts w:ascii="Courier New" w:hAnsi="Courier New" w:cs="Courier New"/>
+          <w:sz w:val="16"/>
+          <w:szCs w:val="16"/>
         </w:rPr>
         <w:t xml:space="preserve"> {</w:t>
       </w:r>
       <w:r>
         <w:rPr>
           <w:rFonts w:ascii="Courier New" w:hAnsi="Courier New" w:cs="Courier New"/>
-          <w:sz w:val="18"/>
-          <w:szCs w:val="18"/>
-        </w:rPr>
-        <w:br/>
-      </w:r>
-      <w:r>
-        <w:rPr>
-          <w:rFonts w:ascii="Courier New" w:hAnsi="Courier New" w:cs="Courier New"/>
-          <w:sz w:val="18"/>
-          <w:szCs w:val="18"/>
-        </w:rPr>
-        <w:br/>
-      </w:r>
-      <w:r>
-        <w:rPr>
-          <w:rFonts w:ascii="Courier New" w:hAnsi="Courier New" w:cs="Courier New"/>
-          <w:sz w:val="18"/>
-          <w:szCs w:val="18"/>
+          <w:sz w:val="16"/>
+          <w:szCs w:val="16"/>
+        </w:rPr>
+        <w:br/>
+      </w:r>
+      <w:r>
+        <w:rPr>
+          <w:rFonts w:ascii="Courier New" w:hAnsi="Courier New" w:cs="Courier New"/>
+          <w:sz w:val="16"/>
+          <w:szCs w:val="16"/>
+        </w:rPr>
+        <w:br/>
+      </w:r>
+      <w:r>
+        <w:rPr>
+          <w:rFonts w:ascii="Courier New" w:hAnsi="Courier New" w:cs="Courier New"/>
+          <w:sz w:val="16"/>
+          <w:szCs w:val="16"/>
         </w:rPr>
         <w:tab/>
         <w:t>/**</w:t>
@@ -245,16 +237,16 @@
       <w:r>
         <w:rPr>
           <w:rFonts w:ascii="Courier New" w:hAnsi="Courier New" w:cs="Courier New"/>
-          <w:sz w:val="18"/>
-          <w:szCs w:val="18"/>
-        </w:rPr>
-        <w:br/>
-      </w:r>
-      <w:r>
-        <w:rPr>
-          <w:rFonts w:ascii="Courier New" w:hAnsi="Courier New" w:cs="Courier New"/>
-          <w:sz w:val="18"/>
-          <w:szCs w:val="18"/>
+          <w:sz w:val="16"/>
+          <w:szCs w:val="16"/>
+        </w:rPr>
+        <w:br/>
+      </w:r>
+      <w:r>
+        <w:rPr>
+          <w:rFonts w:ascii="Courier New" w:hAnsi="Courier New" w:cs="Courier New"/>
+          <w:sz w:val="16"/>
+          <w:szCs w:val="16"/>
         </w:rPr>
         <w:tab/>
         <w:t xml:space="preserve"> * </w:t>
@@ -262,67 +254,77 @@
       <w:r>
         <w:rPr>
           <w:rFonts w:ascii="Courier New" w:hAnsi="Courier New" w:cs="Courier New"/>
-          <w:sz w:val="18"/>
-          <w:szCs w:val="18"/>
-        </w:rPr>
-        <w:br/>
-      </w:r>
-      <w:r>
-        <w:rPr>
-          <w:rFonts w:ascii="Courier New" w:hAnsi="Courier New" w:cs="Courier New"/>
-          <w:sz w:val="18"/>
-          <w:szCs w:val="18"/>
-        </w:rPr>
-        <w:tab/>
-        <w:t xml:space="preserve"> * @param recipient</w:t>
-      </w:r>
-      <w:r>
-        <w:rPr>
-          <w:rFonts w:ascii="Courier New" w:hAnsi="Courier New" w:cs="Courier New"/>
-          <w:sz w:val="18"/>
-          <w:szCs w:val="18"/>
-        </w:rPr>
-        <w:br/>
-      </w:r>
-      <w:r>
-        <w:rPr>
-          <w:rFonts w:ascii="Courier New" w:hAnsi="Courier New" w:cs="Courier New"/>
-          <w:sz w:val="18"/>
-          <w:szCs w:val="18"/>
-        </w:rPr>
-        <w:tab/>
-        <w:t xml:space="preserve"> * @param subject</w:t>
-      </w:r>
-      <w:r>
-        <w:rPr>
-          <w:rFonts w:ascii="Courier New" w:hAnsi="Courier New" w:cs="Courier New"/>
-          <w:sz w:val="18"/>
-          <w:szCs w:val="18"/>
-        </w:rPr>
-        <w:br/>
-      </w:r>
-      <w:r>
-        <w:rPr>
-          <w:rFonts w:ascii="Courier New" w:hAnsi="Courier New" w:cs="Courier New"/>
-          <w:sz w:val="18"/>
-          <w:szCs w:val="18"/>
-        </w:rPr>
-        <w:tab/>
-        <w:t xml:space="preserve"> * @param body</w:t>
-      </w:r>
-      <w:r>
-        <w:rPr>
-          <w:rFonts w:ascii="Courier New" w:hAnsi="Courier New" w:cs="Courier New"/>
-          <w:sz w:val="18"/>
-          <w:szCs w:val="18"/>
-        </w:rPr>
-        <w:br/>
-      </w:r>
-      <w:r>
-        <w:rPr>
-          <w:rFonts w:ascii="Courier New" w:hAnsi="Courier New" w:cs="Courier New"/>
-          <w:sz w:val="18"/>
-          <w:szCs w:val="18"/>
+          <w:sz w:val="16"/>
+          <w:szCs w:val="16"/>
+        </w:rPr>
+        <w:br/>
+      </w:r>
+      <w:r>
+        <w:rPr>
+          <w:rFonts w:ascii="Courier New" w:hAnsi="Courier New" w:cs="Courier New"/>
+          <w:sz w:val="16"/>
+          <w:szCs w:val="16"/>
+        </w:rPr>
+        <w:tab/>
+        <w:t xml:space="preserve"> * @param application</w:t>
+      </w:r>
+      <w:r>
+        <w:rPr>
+          <w:rFonts w:ascii="Courier New" w:hAnsi="Courier New" w:cs="Courier New"/>
+          <w:sz w:val="16"/>
+          <w:szCs w:val="16"/>
+        </w:rPr>
+        <w:br/>
+      </w:r>
+      <w:r>
+        <w:rPr>
+          <w:rFonts w:ascii="Courier New" w:hAnsi="Courier New" w:cs="Courier New"/>
+          <w:sz w:val="16"/>
+          <w:szCs w:val="16"/>
+        </w:rPr>
+        <w:tab/>
+        <w:t xml:space="preserve"> * @param </w:t>
+      </w:r>
+      <w:proofErr w:type="spellStart"/>
+      <w:r>
+        <w:rPr>
+          <w:rFonts w:ascii="Courier New" w:hAnsi="Courier New" w:cs="Courier New"/>
+          <w:sz w:val="16"/>
+          <w:szCs w:val="16"/>
+        </w:rPr>
+        <w:t>taxID</w:t>
+      </w:r>
+      <w:proofErr w:type="spellEnd"/>
+      <w:r>
+        <w:rPr>
+          <w:rFonts w:ascii="Courier New" w:hAnsi="Courier New" w:cs="Courier New"/>
+          <w:sz w:val="16"/>
+          <w:szCs w:val="16"/>
+        </w:rPr>
+        <w:br/>
+      </w:r>
+      <w:r>
+        <w:rPr>
+          <w:rFonts w:ascii="Courier New" w:hAnsi="Courier New" w:cs="Courier New"/>
+          <w:sz w:val="16"/>
+          <w:szCs w:val="16"/>
+        </w:rPr>
+        <w:tab/>
+        <w:t xml:space="preserve"> * @param address</w:t>
+      </w:r>
+      <w:r>
+        <w:rPr>
+          <w:rFonts w:ascii="Courier New" w:hAnsi="Courier New" w:cs="Courier New"/>
+          <w:sz w:val="16"/>
+          <w:szCs w:val="16"/>
+        </w:rPr>
+        <w:br/>
+      </w:r>
+      <w:r>
+        <w:rPr>
+          <w:rFonts w:ascii="Courier New" w:hAnsi="Courier New" w:cs="Courier New"/>
+          <w:sz w:val="16"/>
+          <w:szCs w:val="16"/>
         </w:rPr>
         <w:tab/>
         <w:t xml:space="preserve"> */</w:t>
@@ -330,198 +332,80 @@
       <w:r>
         <w:rPr>
           <w:rFonts w:ascii="Courier New" w:hAnsi="Courier New" w:cs="Courier New"/>
-          <w:sz w:val="18"/>
-          <w:szCs w:val="18"/>
-        </w:rPr>
-        <w:br/>
-      </w:r>
-      <w:r>
-        <w:rPr>
-          <w:rFonts w:ascii="Courier New" w:hAnsi="Courier New" w:cs="Courier New"/>
-          <w:sz w:val="18"/>
-          <w:szCs w:val="18"/>
-        </w:rPr>
-        <w:tab/>
-        <w:t xml:space="preserve">abstract void </w:t>
-      </w:r>
-      <w:proofErr w:type="spellStart"/>
-      <w:r>
-        <w:rPr>
-          <w:rFonts w:ascii="Courier New" w:hAnsi="Courier New" w:cs="Courier New"/>
-          <w:sz w:val="18"/>
-          <w:szCs w:val="18"/>
-        </w:rPr>
-        <w:t>sendEmail</w:t>
-      </w:r>
-      <w:proofErr w:type="spellEnd"/>
-      <w:r>
-        <w:rPr>
-          <w:rFonts w:ascii="Courier New" w:hAnsi="Courier New" w:cs="Courier New"/>
-          <w:sz w:val="18"/>
-          <w:szCs w:val="18"/>
-        </w:rPr>
-        <w:t>(String recipient, String subject, String body);</w:t>
-      </w:r>
-      <w:r>
-        <w:rPr>
-          <w:rFonts w:ascii="Courier New" w:hAnsi="Courier New" w:cs="Courier New"/>
-          <w:sz w:val="18"/>
-          <w:szCs w:val="18"/>
-        </w:rPr>
-        <w:br/>
-      </w:r>
-      <w:r>
-        <w:rPr>
-          <w:rFonts w:ascii="Courier New" w:hAnsi="Courier New" w:cs="Courier New"/>
-          <w:sz w:val="18"/>
-          <w:szCs w:val="18"/>
-        </w:rPr>
-        <w:br/>
-      </w:r>
-      <w:r>
-        <w:rPr>
-          <w:rFonts w:ascii="Courier New" w:hAnsi="Courier New" w:cs="Courier New"/>
-          <w:sz w:val="18"/>
-          <w:szCs w:val="18"/>
-        </w:rPr>
-        <w:tab/>
-        <w:t>/**</w:t>
-      </w:r>
-      <w:r>
-        <w:rPr>
-          <w:rFonts w:ascii="Courier New" w:hAnsi="Courier New" w:cs="Courier New"/>
-          <w:sz w:val="18"/>
-          <w:szCs w:val="18"/>
-        </w:rPr>
-        <w:br/>
-      </w:r>
-      <w:r>
-        <w:rPr>
-          <w:rFonts w:ascii="Courier New" w:hAnsi="Courier New" w:cs="Courier New"/>
-          <w:sz w:val="18"/>
-          <w:szCs w:val="18"/>
-        </w:rPr>
-        <w:tab/>
-        <w:t xml:space="preserve"> * </w:t>
-      </w:r>
-      <w:r>
-        <w:rPr>
-          <w:rFonts w:ascii="Courier New" w:hAnsi="Courier New" w:cs="Courier New"/>
-          <w:sz w:val="18"/>
-          <w:szCs w:val="18"/>
-        </w:rPr>
-        <w:br/>
-      </w:r>
-      <w:r>
-        <w:rPr>
-          <w:rFonts w:ascii="Courier New" w:hAnsi="Courier New" w:cs="Courier New"/>
-          <w:sz w:val="18"/>
-          <w:szCs w:val="18"/>
-        </w:rPr>
-        <w:tab/>
-        <w:t xml:space="preserve"> * @param recipients</w:t>
-      </w:r>
-      <w:r>
-        <w:rPr>
-          <w:rFonts w:ascii="Courier New" w:hAnsi="Courier New" w:cs="Courier New"/>
-          <w:sz w:val="18"/>
-          <w:szCs w:val="18"/>
-        </w:rPr>
-        <w:br/>
-      </w:r>
-      <w:r>
-        <w:rPr>
-          <w:rFonts w:ascii="Courier New" w:hAnsi="Courier New" w:cs="Courier New"/>
-          <w:sz w:val="18"/>
-          <w:szCs w:val="18"/>
-        </w:rPr>
-        <w:tab/>
-        <w:t xml:space="preserve"> * @param subject</w:t>
-      </w:r>
-      <w:r>
-        <w:rPr>
-          <w:rFonts w:ascii="Courier New" w:hAnsi="Courier New" w:cs="Courier New"/>
-          <w:sz w:val="18"/>
-          <w:szCs w:val="18"/>
-        </w:rPr>
-        <w:br/>
-      </w:r>
-      <w:r>
-        <w:rPr>
-          <w:rFonts w:ascii="Courier New" w:hAnsi="Courier New" w:cs="Courier New"/>
-          <w:sz w:val="18"/>
-          <w:szCs w:val="18"/>
-        </w:rPr>
-        <w:tab/>
-        <w:t xml:space="preserve"> * @param body</w:t>
-      </w:r>
-      <w:r>
-        <w:rPr>
-          <w:rFonts w:ascii="Courier New" w:hAnsi="Courier New" w:cs="Courier New"/>
-          <w:sz w:val="18"/>
-          <w:szCs w:val="18"/>
-        </w:rPr>
-        <w:br/>
-      </w:r>
-      <w:r>
-        <w:rPr>
-          <w:rFonts w:ascii="Courier New" w:hAnsi="Courier New" w:cs="Courier New"/>
-          <w:sz w:val="18"/>
-          <w:szCs w:val="18"/>
-        </w:rPr>
-        <w:tab/>
-        <w:t xml:space="preserve"> */</w:t>
-      </w:r>
-      <w:r>
-        <w:rPr>
-          <w:rFonts w:ascii="Courier New" w:hAnsi="Courier New" w:cs="Courier New"/>
-          <w:sz w:val="18"/>
-          <w:szCs w:val="18"/>
-        </w:rPr>
-        <w:br/>
-      </w:r>
-      <w:r>
-        <w:rPr>
-          <w:rFonts w:ascii="Courier New" w:hAnsi="Courier New" w:cs="Courier New"/>
-          <w:sz w:val="18"/>
-          <w:szCs w:val="18"/>
-        </w:rPr>
-        <w:tab/>
-        <w:t xml:space="preserve">abstract void </w:t>
-      </w:r>
-      <w:proofErr w:type="spellStart"/>
-      <w:r>
-        <w:rPr>
-          <w:rFonts w:ascii="Courier New" w:hAnsi="Courier New" w:cs="Courier New"/>
-          <w:sz w:val="18"/>
-          <w:szCs w:val="18"/>
-        </w:rPr>
-        <w:t>sendBroadcast</w:t>
-      </w:r>
-      <w:proofErr w:type="spellEnd"/>
-      <w:r>
-        <w:rPr>
-          <w:rFonts w:ascii="Courier New" w:hAnsi="Courier New" w:cs="Courier New"/>
-          <w:sz w:val="18"/>
-          <w:szCs w:val="18"/>
-        </w:rPr>
-        <w:t>(String[] recipients, String subject, String body);</w:t>
-      </w:r>
-      <w:r>
-        <w:rPr>
-          <w:rFonts w:ascii="Courier New" w:hAnsi="Courier New" w:cs="Courier New"/>
-          <w:sz w:val="18"/>
-          <w:szCs w:val="18"/>
-        </w:rPr>
-        <w:br/>
-      </w:r>
-      <w:r>
-        <w:rPr>
-          <w:rFonts w:ascii="Courier New" w:hAnsi="Courier New" w:cs="Courier New"/>
-          <w:sz w:val="18"/>
-          <w:szCs w:val="18"/>
-        </w:rPr>
-        <w:lastRenderedPageBreak/>
+          <w:sz w:val="16"/>
+          <w:szCs w:val="16"/>
+        </w:rPr>
+        <w:br/>
+      </w:r>
+      <w:r>
+        <w:rPr>
+          <w:rFonts w:ascii="Courier New" w:hAnsi="Courier New" w:cs="Courier New"/>
+          <w:sz w:val="16"/>
+          <w:szCs w:val="16"/>
+        </w:rPr>
+        <w:tab/>
+        <w:t xml:space="preserve">abstract </w:t>
+      </w:r>
+      <w:proofErr w:type="spellStart"/>
+      <w:r>
+        <w:rPr>
+          <w:rFonts w:ascii="Courier New" w:hAnsi="Courier New" w:cs="Courier New"/>
+          <w:sz w:val="16"/>
+          <w:szCs w:val="16"/>
+        </w:rPr>
+        <w:t>ApprovalStatus</w:t>
+      </w:r>
+      <w:proofErr w:type="spellEnd"/>
+      <w:r>
+        <w:rPr>
+          <w:rFonts w:ascii="Courier New" w:hAnsi="Courier New" w:cs="Courier New"/>
+          <w:sz w:val="16"/>
+          <w:szCs w:val="16"/>
+        </w:rPr>
+        <w:t xml:space="preserve"> </w:t>
+      </w:r>
+      <w:proofErr w:type="spellStart"/>
+      <w:proofErr w:type="gramStart"/>
+      <w:r>
+        <w:rPr>
+          <w:rFonts w:ascii="Courier New" w:hAnsi="Courier New" w:cs="Courier New"/>
+          <w:sz w:val="16"/>
+          <w:szCs w:val="16"/>
+        </w:rPr>
+        <w:t>submitCommercialApplication</w:t>
+      </w:r>
+      <w:proofErr w:type="spellEnd"/>
+      <w:r>
+        <w:rPr>
+          <w:rFonts w:ascii="Courier New" w:hAnsi="Courier New" w:cs="Courier New"/>
+          <w:sz w:val="16"/>
+          <w:szCs w:val="16"/>
+        </w:rPr>
+        <w:t>(</w:t>
+      </w:r>
+      <w:proofErr w:type="gramEnd"/>
+      <w:r>
+        <w:rPr>
+          <w:rFonts w:ascii="Courier New" w:hAnsi="Courier New" w:cs="Courier New"/>
+          <w:sz w:val="16"/>
+          <w:szCs w:val="16"/>
+        </w:rPr>
+        <w:t>Application application);</w:t>
+      </w:r>
+      <w:r>
+        <w:rPr>
+          <w:rFonts w:ascii="Courier New" w:hAnsi="Courier New" w:cs="Courier New"/>
+          <w:sz w:val="16"/>
+          <w:szCs w:val="16"/>
+        </w:rPr>
+        <w:br/>
+      </w:r>
+      <w:r>
+        <w:rPr>
+          <w:rFonts w:ascii="Courier New" w:hAnsi="Courier New" w:cs="Courier New"/>
+          <w:sz w:val="16"/>
+          <w:szCs w:val="16"/>
+        </w:rPr>
         <w:br/>
         <w:t>}</w:t>
       </w:r>
@@ -529,10 +413,26 @@
     <w:p>
       <w:pPr>
         <w:rPr>
+          <w:rFonts w:ascii="Courier New" w:hAnsi="Courier New" w:cs="Courier New"/>
+          <w:sz w:val="16"/>
+          <w:szCs w:val="16"/>
+        </w:rPr>
+      </w:pPr>
+    </w:p>
+    <w:p>
+      <w:pPr>
+        <w:rPr>
           <w:b/>
           <w:bCs/>
         </w:rPr>
       </w:pPr>
+      <w:r>
+        <w:rPr>
+          <w:b/>
+          <w:bCs/>
+        </w:rPr>
+        <w:t>Description</w:t>
+      </w:r>
     </w:p>
     <w:p>
       <w:r>
@@ -540,91 +440,51 @@
       </w:r>
       <w:proofErr w:type="spellStart"/>
       <w:r>
-        <w:t>I_EmailAPI</w:t>
-      </w:r>
-      <w:proofErr w:type="spellEnd"/>
-      <w:r>
-        <w:t xml:space="preserve"> interface defines the email communication functionality required by IPOS-SA.</w:t>
+        <w:t>I_ApplicationService</w:t>
+      </w:r>
+      <w:proofErr w:type="spellEnd"/>
+      <w:r>
+        <w:t xml:space="preserve"> interface defines the service boundary for handling commercial applications submitted to IPOS-SA.</w:t>
       </w:r>
     </w:p>
     <w:p>
       <w:r>
-        <w:t>This interface abstracts the mechanism used to send notifications such as:</w:t>
+        <w:t>The interface supports the submission of commercial registration requests via a single operation:</w:t>
       </w:r>
     </w:p>
     <w:p>
       <w:pPr>
         <w:numPr>
           <w:ilvl w:val="0"/>
-          <w:numId w:val="2"/>
+          <w:numId w:val="16"/>
         </w:numPr>
       </w:pPr>
-      <w:r>
-        <w:t>Order confirmations</w:t>
+      <w:proofErr w:type="spellStart"/>
+      <w:proofErr w:type="gramStart"/>
+      <w:r>
+        <w:lastRenderedPageBreak/>
+        <w:t>submitCommercialApplication</w:t>
+      </w:r>
+      <w:proofErr w:type="spellEnd"/>
+      <w:r>
+        <w:t>(</w:t>
+      </w:r>
+      <w:proofErr w:type="gramEnd"/>
+      <w:r>
+        <w:t>Application application)</w:t>
       </w:r>
     </w:p>
     <w:p>
-      <w:pPr>
-        <w:numPr>
-          <w:ilvl w:val="0"/>
-          <w:numId w:val="2"/>
-        </w:numPr>
-      </w:pPr>
-      <w:r>
-        <w:t>Account notifications</w:t>
-      </w:r>
-    </w:p>
-    <w:p>
-      <w:pPr>
-        <w:numPr>
-          <w:ilvl w:val="0"/>
-          <w:numId w:val="2"/>
-        </w:numPr>
-      </w:pPr>
-      <w:r>
-        <w:t>Broadcast announcements</w:t>
-      </w:r>
-    </w:p>
-    <w:p>
-      <w:r>
-        <w:t>The interface provides:</w:t>
-      </w:r>
-    </w:p>
-    <w:p>
-      <w:pPr>
-        <w:numPr>
-          <w:ilvl w:val="0"/>
-          <w:numId w:val="3"/>
-        </w:numPr>
-      </w:pPr>
-      <w:proofErr w:type="spellStart"/>
-      <w:r>
-        <w:t>sendEmail</w:t>
-      </w:r>
-      <w:proofErr w:type="spellEnd"/>
-      <w:r>
-        <w:t>(...) for sending a single email to an individual recipient</w:t>
-      </w:r>
-    </w:p>
-    <w:p>
-      <w:pPr>
-        <w:numPr>
-          <w:ilvl w:val="0"/>
-          <w:numId w:val="3"/>
-        </w:numPr>
-      </w:pPr>
-      <w:proofErr w:type="spellStart"/>
-      <w:r>
-        <w:t>sendBroadcast</w:t>
-      </w:r>
-      <w:proofErr w:type="spellEnd"/>
-      <w:r>
-        <w:t>(...) for sending a message to multiple recipients</w:t>
-      </w:r>
-    </w:p>
-    <w:p>
-      <w:r>
-        <w:t>This abstraction ensures that email functionality is loosely coupled from the core business logic, supporting modularity and future extensibility (e.g., SMTP integration or mock service for testing).</w:t>
+      <w:r>
+        <w:t xml:space="preserve">The method returns an </w:t>
+      </w:r>
+      <w:proofErr w:type="spellStart"/>
+      <w:r>
+        <w:t>ApprovalStatus</w:t>
+      </w:r>
+      <w:proofErr w:type="spellEnd"/>
+      <w:r>
+        <w:t xml:space="preserve"> value, representing the outcome of the application processing workflow. This separation ensures that application-handling logic is encapsulated behind a service interface and can be implemented, validated, and tested independently of other subsystems.</w:t>
       </w:r>
     </w:p>
     <w:p/>
@@ -648,7 +508,7 @@
           <w:b/>
           <w:bCs/>
         </w:rPr>
-        <w:t>I_ServerAPI</w:t>
+        <w:t>I_CAtoPU</w:t>
       </w:r>
       <w:proofErr w:type="spellEnd"/>
     </w:p>
@@ -664,15 +524,15 @@
       <w:pPr>
         <w:rPr>
           <w:rFonts w:ascii="Courier New" w:hAnsi="Courier New" w:cs="Courier New"/>
-          <w:sz w:val="18"/>
-          <w:szCs w:val="18"/>
-        </w:rPr>
-      </w:pPr>
-      <w:r>
-        <w:rPr>
-          <w:rFonts w:ascii="Courier New" w:hAnsi="Courier New" w:cs="Courier New"/>
-          <w:sz w:val="18"/>
-          <w:szCs w:val="18"/>
+          <w:sz w:val="16"/>
+          <w:szCs w:val="16"/>
+        </w:rPr>
+      </w:pPr>
+      <w:r>
+        <w:rPr>
+          <w:rFonts w:ascii="Courier New" w:hAnsi="Courier New" w:cs="Courier New"/>
+          <w:sz w:val="16"/>
+          <w:szCs w:val="16"/>
         </w:rPr>
         <w:t xml:space="preserve">package </w:t>
       </w:r>
@@ -680,8 +540,8 @@
       <w:r>
         <w:rPr>
           <w:rFonts w:ascii="Courier New" w:hAnsi="Courier New" w:cs="Courier New"/>
-          <w:sz w:val="18"/>
-          <w:szCs w:val="18"/>
+          <w:sz w:val="16"/>
+          <w:szCs w:val="16"/>
         </w:rPr>
         <w:t>IPOS_Detailed_Design</w:t>
       </w:r>
@@ -689,24 +549,24 @@
       <w:r>
         <w:rPr>
           <w:rFonts w:ascii="Courier New" w:hAnsi="Courier New" w:cs="Courier New"/>
-          <w:sz w:val="18"/>
-          <w:szCs w:val="18"/>
+          <w:sz w:val="16"/>
+          <w:szCs w:val="16"/>
         </w:rPr>
         <w:t>;</w:t>
       </w:r>
       <w:r>
         <w:rPr>
           <w:rFonts w:ascii="Courier New" w:hAnsi="Courier New" w:cs="Courier New"/>
-          <w:sz w:val="18"/>
-          <w:szCs w:val="18"/>
-        </w:rPr>
-        <w:br/>
-      </w:r>
-      <w:r>
-        <w:rPr>
-          <w:rFonts w:ascii="Courier New" w:hAnsi="Courier New" w:cs="Courier New"/>
-          <w:sz w:val="18"/>
-          <w:szCs w:val="18"/>
+          <w:sz w:val="16"/>
+          <w:szCs w:val="16"/>
+        </w:rPr>
+        <w:br/>
+      </w:r>
+      <w:r>
+        <w:rPr>
+          <w:rFonts w:ascii="Courier New" w:hAnsi="Courier New" w:cs="Courier New"/>
+          <w:sz w:val="16"/>
+          <w:szCs w:val="16"/>
         </w:rPr>
         <w:br/>
         <w:t xml:space="preserve">public interface </w:t>
@@ -715,41 +575,41 @@
       <w:r>
         <w:rPr>
           <w:rFonts w:ascii="Courier New" w:hAnsi="Courier New" w:cs="Courier New"/>
-          <w:sz w:val="18"/>
-          <w:szCs w:val="18"/>
-        </w:rPr>
-        <w:t>I_ServerAPI</w:t>
-      </w:r>
-      <w:proofErr w:type="spellEnd"/>
-      <w:r>
-        <w:rPr>
-          <w:rFonts w:ascii="Courier New" w:hAnsi="Courier New" w:cs="Courier New"/>
-          <w:sz w:val="18"/>
-          <w:szCs w:val="18"/>
+          <w:sz w:val="16"/>
+          <w:szCs w:val="16"/>
+        </w:rPr>
+        <w:t>I_CAtoPU</w:t>
+      </w:r>
+      <w:proofErr w:type="spellEnd"/>
+      <w:r>
+        <w:rPr>
+          <w:rFonts w:ascii="Courier New" w:hAnsi="Courier New" w:cs="Courier New"/>
+          <w:sz w:val="16"/>
+          <w:szCs w:val="16"/>
         </w:rPr>
         <w:t xml:space="preserve"> {</w:t>
       </w:r>
       <w:r>
         <w:rPr>
           <w:rFonts w:ascii="Courier New" w:hAnsi="Courier New" w:cs="Courier New"/>
-          <w:sz w:val="18"/>
-          <w:szCs w:val="18"/>
-        </w:rPr>
-        <w:br/>
-      </w:r>
-      <w:r>
-        <w:rPr>
-          <w:rFonts w:ascii="Courier New" w:hAnsi="Courier New" w:cs="Courier New"/>
-          <w:sz w:val="18"/>
-          <w:szCs w:val="18"/>
-        </w:rPr>
-        <w:br/>
-      </w:r>
-      <w:r>
-        <w:rPr>
-          <w:rFonts w:ascii="Courier New" w:hAnsi="Courier New" w:cs="Courier New"/>
-          <w:sz w:val="18"/>
-          <w:szCs w:val="18"/>
+          <w:sz w:val="16"/>
+          <w:szCs w:val="16"/>
+        </w:rPr>
+        <w:br/>
+      </w:r>
+      <w:r>
+        <w:rPr>
+          <w:rFonts w:ascii="Courier New" w:hAnsi="Courier New" w:cs="Courier New"/>
+          <w:sz w:val="16"/>
+          <w:szCs w:val="16"/>
+        </w:rPr>
+        <w:br/>
+      </w:r>
+      <w:r>
+        <w:rPr>
+          <w:rFonts w:ascii="Courier New" w:hAnsi="Courier New" w:cs="Courier New"/>
+          <w:sz w:val="16"/>
+          <w:szCs w:val="16"/>
         </w:rPr>
         <w:tab/>
         <w:t>/**</w:t>
@@ -757,16 +617,16 @@
       <w:r>
         <w:rPr>
           <w:rFonts w:ascii="Courier New" w:hAnsi="Courier New" w:cs="Courier New"/>
-          <w:sz w:val="18"/>
-          <w:szCs w:val="18"/>
-        </w:rPr>
-        <w:br/>
-      </w:r>
-      <w:r>
-        <w:rPr>
-          <w:rFonts w:ascii="Courier New" w:hAnsi="Courier New" w:cs="Courier New"/>
-          <w:sz w:val="18"/>
-          <w:szCs w:val="18"/>
+          <w:sz w:val="16"/>
+          <w:szCs w:val="16"/>
+        </w:rPr>
+        <w:br/>
+      </w:r>
+      <w:r>
+        <w:rPr>
+          <w:rFonts w:ascii="Courier New" w:hAnsi="Courier New" w:cs="Courier New"/>
+          <w:sz w:val="16"/>
+          <w:szCs w:val="16"/>
         </w:rPr>
         <w:tab/>
         <w:t xml:space="preserve"> * </w:t>
@@ -774,50 +634,43 @@
       <w:r>
         <w:rPr>
           <w:rFonts w:ascii="Courier New" w:hAnsi="Courier New" w:cs="Courier New"/>
-          <w:sz w:val="18"/>
-          <w:szCs w:val="18"/>
-        </w:rPr>
-        <w:br/>
-      </w:r>
-      <w:r>
-        <w:rPr>
-          <w:rFonts w:ascii="Courier New" w:hAnsi="Courier New" w:cs="Courier New"/>
-          <w:sz w:val="18"/>
-          <w:szCs w:val="18"/>
-        </w:rPr>
-        <w:tab/>
-        <w:t xml:space="preserve"> * @param username</w:t>
-      </w:r>
-      <w:r>
-        <w:rPr>
-          <w:rFonts w:ascii="Courier New" w:hAnsi="Courier New" w:cs="Courier New"/>
-          <w:sz w:val="18"/>
-          <w:szCs w:val="18"/>
-        </w:rPr>
-        <w:br/>
-      </w:r>
-      <w:r>
-        <w:rPr>
-          <w:rFonts w:ascii="Courier New" w:hAnsi="Courier New" w:cs="Courier New"/>
-          <w:sz w:val="18"/>
-          <w:szCs w:val="18"/>
-        </w:rPr>
-        <w:tab/>
-        <w:t xml:space="preserve"> * @param password</w:t>
-      </w:r>
-      <w:r>
-        <w:rPr>
-          <w:rFonts w:ascii="Courier New" w:hAnsi="Courier New" w:cs="Courier New"/>
-          <w:sz w:val="18"/>
-          <w:szCs w:val="18"/>
-        </w:rPr>
-        <w:br/>
-      </w:r>
-      <w:r>
-        <w:rPr>
-          <w:rFonts w:ascii="Courier New" w:hAnsi="Courier New" w:cs="Courier New"/>
-          <w:sz w:val="18"/>
-          <w:szCs w:val="18"/>
+          <w:sz w:val="16"/>
+          <w:szCs w:val="16"/>
+        </w:rPr>
+        <w:br/>
+      </w:r>
+      <w:r>
+        <w:rPr>
+          <w:rFonts w:ascii="Courier New" w:hAnsi="Courier New" w:cs="Courier New"/>
+          <w:sz w:val="16"/>
+          <w:szCs w:val="16"/>
+        </w:rPr>
+        <w:tab/>
+        <w:t xml:space="preserve"> * @param </w:t>
+      </w:r>
+      <w:proofErr w:type="spellStart"/>
+      <w:r>
+        <w:rPr>
+          <w:rFonts w:ascii="Courier New" w:hAnsi="Courier New" w:cs="Courier New"/>
+          <w:sz w:val="16"/>
+          <w:szCs w:val="16"/>
+        </w:rPr>
+        <w:t>productId</w:t>
+      </w:r>
+      <w:proofErr w:type="spellEnd"/>
+      <w:r>
+        <w:rPr>
+          <w:rFonts w:ascii="Courier New" w:hAnsi="Courier New" w:cs="Courier New"/>
+          <w:sz w:val="16"/>
+          <w:szCs w:val="16"/>
+        </w:rPr>
+        <w:br/>
+      </w:r>
+      <w:r>
+        <w:rPr>
+          <w:rFonts w:ascii="Courier New" w:hAnsi="Courier New" w:cs="Courier New"/>
+          <w:sz w:val="16"/>
+          <w:szCs w:val="16"/>
         </w:rPr>
         <w:tab/>
         <w:t xml:space="preserve"> */</w:t>
@@ -825,25 +678,192 @@
       <w:r>
         <w:rPr>
           <w:rFonts w:ascii="Courier New" w:hAnsi="Courier New" w:cs="Courier New"/>
-          <w:sz w:val="18"/>
-          <w:szCs w:val="18"/>
-        </w:rPr>
-        <w:br/>
-      </w:r>
-      <w:r>
-        <w:rPr>
-          <w:rFonts w:ascii="Courier New" w:hAnsi="Courier New" w:cs="Courier New"/>
-          <w:sz w:val="18"/>
-          <w:szCs w:val="18"/>
-        </w:rPr>
-        <w:tab/>
-      </w:r>
-      <w:proofErr w:type="spellStart"/>
-      <w:r>
-        <w:rPr>
-          <w:rFonts w:ascii="Courier New" w:hAnsi="Courier New" w:cs="Courier New"/>
-          <w:sz w:val="18"/>
-          <w:szCs w:val="18"/>
+          <w:sz w:val="16"/>
+          <w:szCs w:val="16"/>
+        </w:rPr>
+        <w:br/>
+      </w:r>
+      <w:r>
+        <w:rPr>
+          <w:rFonts w:ascii="Courier New" w:hAnsi="Courier New" w:cs="Courier New"/>
+          <w:sz w:val="16"/>
+          <w:szCs w:val="16"/>
+        </w:rPr>
+        <w:tab/>
+        <w:t xml:space="preserve">abstract int </w:t>
+      </w:r>
+      <w:proofErr w:type="spellStart"/>
+      <w:proofErr w:type="gramStart"/>
+      <w:r>
+        <w:rPr>
+          <w:rFonts w:ascii="Courier New" w:hAnsi="Courier New" w:cs="Courier New"/>
+          <w:sz w:val="16"/>
+          <w:szCs w:val="16"/>
+        </w:rPr>
+        <w:t>getStockLevel</w:t>
+      </w:r>
+      <w:proofErr w:type="spellEnd"/>
+      <w:r>
+        <w:rPr>
+          <w:rFonts w:ascii="Courier New" w:hAnsi="Courier New" w:cs="Courier New"/>
+          <w:sz w:val="16"/>
+          <w:szCs w:val="16"/>
+        </w:rPr>
+        <w:t>(</w:t>
+      </w:r>
+      <w:proofErr w:type="gramEnd"/>
+      <w:r>
+        <w:rPr>
+          <w:rFonts w:ascii="Courier New" w:hAnsi="Courier New" w:cs="Courier New"/>
+          <w:sz w:val="16"/>
+          <w:szCs w:val="16"/>
+        </w:rPr>
+        <w:t xml:space="preserve">string </w:t>
+      </w:r>
+      <w:proofErr w:type="spellStart"/>
+      <w:r>
+        <w:rPr>
+          <w:rFonts w:ascii="Courier New" w:hAnsi="Courier New" w:cs="Courier New"/>
+          <w:sz w:val="16"/>
+          <w:szCs w:val="16"/>
+        </w:rPr>
+        <w:t>productId</w:t>
+      </w:r>
+      <w:proofErr w:type="spellEnd"/>
+      <w:r>
+        <w:rPr>
+          <w:rFonts w:ascii="Courier New" w:hAnsi="Courier New" w:cs="Courier New"/>
+          <w:sz w:val="16"/>
+          <w:szCs w:val="16"/>
+        </w:rPr>
+        <w:t>);</w:t>
+      </w:r>
+      <w:r>
+        <w:rPr>
+          <w:rFonts w:ascii="Courier New" w:hAnsi="Courier New" w:cs="Courier New"/>
+          <w:sz w:val="16"/>
+          <w:szCs w:val="16"/>
+        </w:rPr>
+        <w:br/>
+      </w:r>
+      <w:r>
+        <w:rPr>
+          <w:rFonts w:ascii="Courier New" w:hAnsi="Courier New" w:cs="Courier New"/>
+          <w:sz w:val="16"/>
+          <w:szCs w:val="16"/>
+        </w:rPr>
+        <w:br/>
+      </w:r>
+      <w:r>
+        <w:rPr>
+          <w:rFonts w:ascii="Courier New" w:hAnsi="Courier New" w:cs="Courier New"/>
+          <w:sz w:val="16"/>
+          <w:szCs w:val="16"/>
+        </w:rPr>
+        <w:tab/>
+        <w:t>/**</w:t>
+      </w:r>
+      <w:r>
+        <w:rPr>
+          <w:rFonts w:ascii="Courier New" w:hAnsi="Courier New" w:cs="Courier New"/>
+          <w:sz w:val="16"/>
+          <w:szCs w:val="16"/>
+        </w:rPr>
+        <w:br/>
+      </w:r>
+      <w:r>
+        <w:rPr>
+          <w:rFonts w:ascii="Courier New" w:hAnsi="Courier New" w:cs="Courier New"/>
+          <w:sz w:val="16"/>
+          <w:szCs w:val="16"/>
+        </w:rPr>
+        <w:tab/>
+        <w:t xml:space="preserve"> * </w:t>
+      </w:r>
+      <w:r>
+        <w:rPr>
+          <w:rFonts w:ascii="Courier New" w:hAnsi="Courier New" w:cs="Courier New"/>
+          <w:sz w:val="16"/>
+          <w:szCs w:val="16"/>
+        </w:rPr>
+        <w:br/>
+      </w:r>
+      <w:r>
+        <w:rPr>
+          <w:rFonts w:ascii="Courier New" w:hAnsi="Courier New" w:cs="Courier New"/>
+          <w:sz w:val="16"/>
+          <w:szCs w:val="16"/>
+        </w:rPr>
+        <w:tab/>
+        <w:t xml:space="preserve"> * @param </w:t>
+      </w:r>
+      <w:proofErr w:type="spellStart"/>
+      <w:r>
+        <w:rPr>
+          <w:rFonts w:ascii="Courier New" w:hAnsi="Courier New" w:cs="Courier New"/>
+          <w:sz w:val="16"/>
+          <w:szCs w:val="16"/>
+        </w:rPr>
+        <w:t>productId</w:t>
+      </w:r>
+      <w:proofErr w:type="spellEnd"/>
+      <w:r>
+        <w:rPr>
+          <w:rFonts w:ascii="Courier New" w:hAnsi="Courier New" w:cs="Courier New"/>
+          <w:sz w:val="16"/>
+          <w:szCs w:val="16"/>
+        </w:rPr>
+        <w:br/>
+      </w:r>
+      <w:r>
+        <w:rPr>
+          <w:rFonts w:ascii="Courier New" w:hAnsi="Courier New" w:cs="Courier New"/>
+          <w:sz w:val="16"/>
+          <w:szCs w:val="16"/>
+        </w:rPr>
+        <w:tab/>
+        <w:t xml:space="preserve"> * @param quantity</w:t>
+      </w:r>
+      <w:r>
+        <w:rPr>
+          <w:rFonts w:ascii="Courier New" w:hAnsi="Courier New" w:cs="Courier New"/>
+          <w:sz w:val="16"/>
+          <w:szCs w:val="16"/>
+        </w:rPr>
+        <w:br/>
+      </w:r>
+      <w:r>
+        <w:rPr>
+          <w:rFonts w:ascii="Courier New" w:hAnsi="Courier New" w:cs="Courier New"/>
+          <w:sz w:val="16"/>
+          <w:szCs w:val="16"/>
+        </w:rPr>
+        <w:tab/>
+        <w:t xml:space="preserve"> */</w:t>
+      </w:r>
+      <w:r>
+        <w:rPr>
+          <w:rFonts w:ascii="Courier New" w:hAnsi="Courier New" w:cs="Courier New"/>
+          <w:sz w:val="16"/>
+          <w:szCs w:val="16"/>
+        </w:rPr>
+        <w:br/>
+      </w:r>
+      <w:r>
+        <w:rPr>
+          <w:rFonts w:ascii="Courier New" w:hAnsi="Courier New" w:cs="Courier New"/>
+          <w:sz w:val="16"/>
+          <w:szCs w:val="16"/>
+        </w:rPr>
+        <w:tab/>
+        <w:t xml:space="preserve">abstract </w:t>
+      </w:r>
+      <w:proofErr w:type="spellStart"/>
+      <w:r>
+        <w:rPr>
+          <w:rFonts w:ascii="Courier New" w:hAnsi="Courier New" w:cs="Courier New"/>
+          <w:sz w:val="16"/>
+          <w:szCs w:val="16"/>
         </w:rPr>
         <w:t>boolean</w:t>
       </w:r>
@@ -851,835 +871,141 @@
       <w:r>
         <w:rPr>
           <w:rFonts w:ascii="Courier New" w:hAnsi="Courier New" w:cs="Courier New"/>
-          <w:sz w:val="18"/>
-          <w:szCs w:val="18"/>
+          <w:sz w:val="16"/>
+          <w:szCs w:val="16"/>
         </w:rPr>
         <w:t xml:space="preserve"> </w:t>
       </w:r>
       <w:proofErr w:type="spellStart"/>
-      <w:r>
-        <w:rPr>
-          <w:rFonts w:ascii="Courier New" w:hAnsi="Courier New" w:cs="Courier New"/>
-          <w:sz w:val="18"/>
-          <w:szCs w:val="18"/>
-        </w:rPr>
-        <w:t>authenticateMerchant</w:t>
-      </w:r>
-      <w:proofErr w:type="spellEnd"/>
-      <w:r>
-        <w:rPr>
-          <w:rFonts w:ascii="Courier New" w:hAnsi="Courier New" w:cs="Courier New"/>
-          <w:sz w:val="18"/>
-          <w:szCs w:val="18"/>
-        </w:rPr>
-        <w:t>(String username, String password);</w:t>
-      </w:r>
-      <w:r>
-        <w:rPr>
-          <w:rFonts w:ascii="Courier New" w:hAnsi="Courier New" w:cs="Courier New"/>
-          <w:sz w:val="18"/>
-          <w:szCs w:val="18"/>
-        </w:rPr>
-        <w:br/>
-      </w:r>
-      <w:r>
-        <w:rPr>
-          <w:rFonts w:ascii="Courier New" w:hAnsi="Courier New" w:cs="Courier New"/>
-          <w:sz w:val="18"/>
-          <w:szCs w:val="18"/>
-        </w:rPr>
-        <w:br/>
-      </w:r>
-      <w:r>
-        <w:rPr>
-          <w:rFonts w:ascii="Courier New" w:hAnsi="Courier New" w:cs="Courier New"/>
-          <w:sz w:val="18"/>
-          <w:szCs w:val="18"/>
-        </w:rPr>
-        <w:tab/>
-        <w:t>/**</w:t>
-      </w:r>
-      <w:r>
-        <w:rPr>
-          <w:rFonts w:ascii="Courier New" w:hAnsi="Courier New" w:cs="Courier New"/>
-          <w:sz w:val="18"/>
-          <w:szCs w:val="18"/>
-        </w:rPr>
-        <w:br/>
-      </w:r>
-      <w:r>
-        <w:rPr>
-          <w:rFonts w:ascii="Courier New" w:hAnsi="Courier New" w:cs="Courier New"/>
-          <w:sz w:val="18"/>
-          <w:szCs w:val="18"/>
-        </w:rPr>
-        <w:tab/>
-        <w:t xml:space="preserve"> * </w:t>
-      </w:r>
-      <w:r>
-        <w:rPr>
-          <w:rFonts w:ascii="Courier New" w:hAnsi="Courier New" w:cs="Courier New"/>
-          <w:sz w:val="18"/>
-          <w:szCs w:val="18"/>
-        </w:rPr>
-        <w:br/>
-      </w:r>
-      <w:r>
-        <w:rPr>
-          <w:rFonts w:ascii="Courier New" w:hAnsi="Courier New" w:cs="Courier New"/>
-          <w:sz w:val="18"/>
-          <w:szCs w:val="18"/>
-        </w:rPr>
-        <w:tab/>
-        <w:t xml:space="preserve"> * @param </w:t>
-      </w:r>
-      <w:proofErr w:type="spellStart"/>
-      <w:r>
-        <w:rPr>
-          <w:rFonts w:ascii="Courier New" w:hAnsi="Courier New" w:cs="Courier New"/>
-          <w:sz w:val="18"/>
-          <w:szCs w:val="18"/>
-        </w:rPr>
-        <w:t>merchantID</w:t>
-      </w:r>
-      <w:proofErr w:type="spellEnd"/>
-      <w:r>
-        <w:rPr>
-          <w:rFonts w:ascii="Courier New" w:hAnsi="Courier New" w:cs="Courier New"/>
-          <w:sz w:val="18"/>
-          <w:szCs w:val="18"/>
-        </w:rPr>
-        <w:br/>
-      </w:r>
-      <w:r>
-        <w:rPr>
-          <w:rFonts w:ascii="Courier New" w:hAnsi="Courier New" w:cs="Courier New"/>
-          <w:sz w:val="18"/>
-          <w:szCs w:val="18"/>
-        </w:rPr>
-        <w:tab/>
-        <w:t xml:space="preserve"> * @param items</w:t>
-      </w:r>
-      <w:r>
-        <w:rPr>
-          <w:rFonts w:ascii="Courier New" w:hAnsi="Courier New" w:cs="Courier New"/>
-          <w:sz w:val="18"/>
-          <w:szCs w:val="18"/>
-        </w:rPr>
-        <w:br/>
-      </w:r>
-      <w:r>
-        <w:rPr>
-          <w:rFonts w:ascii="Courier New" w:hAnsi="Courier New" w:cs="Courier New"/>
-          <w:sz w:val="18"/>
-          <w:szCs w:val="18"/>
-        </w:rPr>
-        <w:tab/>
-        <w:t xml:space="preserve"> */</w:t>
-      </w:r>
-      <w:r>
-        <w:rPr>
-          <w:rFonts w:ascii="Courier New" w:hAnsi="Courier New" w:cs="Courier New"/>
-          <w:sz w:val="18"/>
-          <w:szCs w:val="18"/>
-        </w:rPr>
-        <w:br/>
-      </w:r>
-      <w:r>
-        <w:rPr>
-          <w:rFonts w:ascii="Courier New" w:hAnsi="Courier New" w:cs="Courier New"/>
-          <w:sz w:val="18"/>
-          <w:szCs w:val="18"/>
-        </w:rPr>
-        <w:tab/>
-        <w:t xml:space="preserve">abstract </w:t>
-      </w:r>
-      <w:proofErr w:type="spellStart"/>
-      <w:r>
-        <w:rPr>
-          <w:rFonts w:ascii="Courier New" w:hAnsi="Courier New" w:cs="Courier New"/>
-          <w:sz w:val="18"/>
-          <w:szCs w:val="18"/>
-        </w:rPr>
-        <w:t>boolean</w:t>
-      </w:r>
-      <w:proofErr w:type="spellEnd"/>
-      <w:r>
-        <w:rPr>
-          <w:rFonts w:ascii="Courier New" w:hAnsi="Courier New" w:cs="Courier New"/>
-          <w:sz w:val="18"/>
-          <w:szCs w:val="18"/>
-        </w:rPr>
-        <w:t xml:space="preserve"> </w:t>
-      </w:r>
-      <w:proofErr w:type="spellStart"/>
-      <w:r>
-        <w:rPr>
-          <w:rFonts w:ascii="Courier New" w:hAnsi="Courier New" w:cs="Courier New"/>
-          <w:sz w:val="18"/>
-          <w:szCs w:val="18"/>
-        </w:rPr>
-        <w:t>submitOrder</w:t>
-      </w:r>
-      <w:proofErr w:type="spellEnd"/>
-      <w:r>
-        <w:rPr>
-          <w:rFonts w:ascii="Courier New" w:hAnsi="Courier New" w:cs="Courier New"/>
-          <w:sz w:val="18"/>
-          <w:szCs w:val="18"/>
-        </w:rPr>
-        <w:t xml:space="preserve">(String </w:t>
-      </w:r>
-      <w:proofErr w:type="spellStart"/>
-      <w:r>
-        <w:rPr>
-          <w:rFonts w:ascii="Courier New" w:hAnsi="Courier New" w:cs="Courier New"/>
-          <w:sz w:val="18"/>
-          <w:szCs w:val="18"/>
-        </w:rPr>
-        <w:t>merchantID</w:t>
-      </w:r>
-      <w:proofErr w:type="spellEnd"/>
-      <w:r>
-        <w:rPr>
-          <w:rFonts w:ascii="Courier New" w:hAnsi="Courier New" w:cs="Courier New"/>
-          <w:sz w:val="18"/>
-          <w:szCs w:val="18"/>
-        </w:rPr>
-        <w:t>, Map&lt;String, Integer&gt; items);</w:t>
-      </w:r>
-      <w:r>
-        <w:rPr>
-          <w:rFonts w:ascii="Courier New" w:hAnsi="Courier New" w:cs="Courier New"/>
-          <w:sz w:val="18"/>
-          <w:szCs w:val="18"/>
-        </w:rPr>
-        <w:br/>
-      </w:r>
-      <w:r>
-        <w:rPr>
-          <w:rFonts w:ascii="Courier New" w:hAnsi="Courier New" w:cs="Courier New"/>
-          <w:sz w:val="18"/>
-          <w:szCs w:val="18"/>
-        </w:rPr>
-        <w:br/>
-      </w:r>
-      <w:r>
-        <w:rPr>
-          <w:rFonts w:ascii="Courier New" w:hAnsi="Courier New" w:cs="Courier New"/>
-          <w:sz w:val="18"/>
-          <w:szCs w:val="18"/>
-        </w:rPr>
-        <w:tab/>
-        <w:t>/**</w:t>
-      </w:r>
-      <w:r>
-        <w:rPr>
-          <w:rFonts w:ascii="Courier New" w:hAnsi="Courier New" w:cs="Courier New"/>
-          <w:sz w:val="18"/>
-          <w:szCs w:val="18"/>
-        </w:rPr>
-        <w:br/>
-      </w:r>
-      <w:r>
-        <w:rPr>
-          <w:rFonts w:ascii="Courier New" w:hAnsi="Courier New" w:cs="Courier New"/>
-          <w:sz w:val="18"/>
-          <w:szCs w:val="18"/>
-        </w:rPr>
-        <w:tab/>
-        <w:t xml:space="preserve"> * </w:t>
-      </w:r>
-      <w:r>
-        <w:rPr>
-          <w:rFonts w:ascii="Courier New" w:hAnsi="Courier New" w:cs="Courier New"/>
-          <w:sz w:val="18"/>
-          <w:szCs w:val="18"/>
-        </w:rPr>
-        <w:br/>
-      </w:r>
-      <w:r>
-        <w:rPr>
-          <w:rFonts w:ascii="Courier New" w:hAnsi="Courier New" w:cs="Courier New"/>
-          <w:sz w:val="18"/>
-          <w:szCs w:val="18"/>
-        </w:rPr>
-        <w:tab/>
-        <w:t xml:space="preserve"> * @param </w:t>
-      </w:r>
-      <w:proofErr w:type="spellStart"/>
-      <w:r>
-        <w:rPr>
-          <w:rFonts w:ascii="Courier New" w:hAnsi="Courier New" w:cs="Courier New"/>
-          <w:sz w:val="18"/>
-          <w:szCs w:val="18"/>
-        </w:rPr>
-        <w:t>itemID</w:t>
-      </w:r>
-      <w:proofErr w:type="spellEnd"/>
-      <w:r>
-        <w:rPr>
-          <w:rFonts w:ascii="Courier New" w:hAnsi="Courier New" w:cs="Courier New"/>
-          <w:sz w:val="18"/>
-          <w:szCs w:val="18"/>
-        </w:rPr>
-        <w:br/>
-      </w:r>
-      <w:r>
-        <w:rPr>
-          <w:rFonts w:ascii="Courier New" w:hAnsi="Courier New" w:cs="Courier New"/>
-          <w:sz w:val="18"/>
-          <w:szCs w:val="18"/>
-        </w:rPr>
-        <w:tab/>
-        <w:t xml:space="preserve"> */</w:t>
-      </w:r>
-      <w:r>
-        <w:rPr>
-          <w:rFonts w:ascii="Courier New" w:hAnsi="Courier New" w:cs="Courier New"/>
-          <w:sz w:val="18"/>
-          <w:szCs w:val="18"/>
-        </w:rPr>
-        <w:br/>
-      </w:r>
-      <w:r>
-        <w:rPr>
-          <w:rFonts w:ascii="Courier New" w:hAnsi="Courier New" w:cs="Courier New"/>
-          <w:sz w:val="18"/>
-          <w:szCs w:val="18"/>
-        </w:rPr>
-        <w:tab/>
-        <w:t xml:space="preserve">int </w:t>
-      </w:r>
-      <w:proofErr w:type="spellStart"/>
-      <w:r>
-        <w:rPr>
-          <w:rFonts w:ascii="Courier New" w:hAnsi="Courier New" w:cs="Courier New"/>
-          <w:sz w:val="18"/>
-          <w:szCs w:val="18"/>
-        </w:rPr>
-        <w:t>checkStock</w:t>
-      </w:r>
-      <w:proofErr w:type="spellEnd"/>
-      <w:r>
-        <w:rPr>
-          <w:rFonts w:ascii="Courier New" w:hAnsi="Courier New" w:cs="Courier New"/>
-          <w:sz w:val="18"/>
-          <w:szCs w:val="18"/>
-        </w:rPr>
-        <w:t xml:space="preserve">(String </w:t>
-      </w:r>
-      <w:proofErr w:type="spellStart"/>
-      <w:r>
-        <w:rPr>
-          <w:rFonts w:ascii="Courier New" w:hAnsi="Courier New" w:cs="Courier New"/>
-          <w:sz w:val="18"/>
-          <w:szCs w:val="18"/>
-        </w:rPr>
-        <w:t>itemID</w:t>
-      </w:r>
-      <w:proofErr w:type="spellEnd"/>
-      <w:r>
-        <w:rPr>
-          <w:rFonts w:ascii="Courier New" w:hAnsi="Courier New" w:cs="Courier New"/>
-          <w:sz w:val="18"/>
-          <w:szCs w:val="18"/>
+      <w:proofErr w:type="gramStart"/>
+      <w:r>
+        <w:rPr>
+          <w:rFonts w:ascii="Courier New" w:hAnsi="Courier New" w:cs="Courier New"/>
+          <w:sz w:val="16"/>
+          <w:szCs w:val="16"/>
+        </w:rPr>
+        <w:t>deductStock</w:t>
+      </w:r>
+      <w:proofErr w:type="spellEnd"/>
+      <w:r>
+        <w:rPr>
+          <w:rFonts w:ascii="Courier New" w:hAnsi="Courier New" w:cs="Courier New"/>
+          <w:sz w:val="16"/>
+          <w:szCs w:val="16"/>
+        </w:rPr>
+        <w:t>(</w:t>
+      </w:r>
+      <w:proofErr w:type="gramEnd"/>
+      <w:r>
+        <w:rPr>
+          <w:rFonts w:ascii="Courier New" w:hAnsi="Courier New" w:cs="Courier New"/>
+          <w:sz w:val="16"/>
+          <w:szCs w:val="16"/>
+        </w:rPr>
+        <w:t xml:space="preserve">string </w:t>
+      </w:r>
+      <w:proofErr w:type="spellStart"/>
+      <w:r>
+        <w:rPr>
+          <w:rFonts w:ascii="Courier New" w:hAnsi="Courier New" w:cs="Courier New"/>
+          <w:sz w:val="16"/>
+          <w:szCs w:val="16"/>
+        </w:rPr>
+        <w:t>productId</w:t>
+      </w:r>
+      <w:proofErr w:type="spellEnd"/>
+      <w:r>
+        <w:rPr>
+          <w:rFonts w:ascii="Courier New" w:hAnsi="Courier New" w:cs="Courier New"/>
+          <w:sz w:val="16"/>
+          <w:szCs w:val="16"/>
+        </w:rPr>
+        <w:t>, int quantity);</w:t>
+      </w:r>
+      <w:r>
+        <w:rPr>
+          <w:rFonts w:ascii="Courier New" w:hAnsi="Courier New" w:cs="Courier New"/>
+          <w:sz w:val="16"/>
+          <w:szCs w:val="16"/>
+        </w:rPr>
+        <w:br/>
+      </w:r>
+      <w:r>
+        <w:rPr>
+          <w:rFonts w:ascii="Courier New" w:hAnsi="Courier New" w:cs="Courier New"/>
+          <w:sz w:val="16"/>
+          <w:szCs w:val="16"/>
+        </w:rPr>
+        <w:br/>
+      </w:r>
+      <w:r>
+        <w:rPr>
+          <w:rFonts w:ascii="Courier New" w:hAnsi="Courier New" w:cs="Courier New"/>
+          <w:sz w:val="16"/>
+          <w:szCs w:val="16"/>
+        </w:rPr>
+        <w:tab/>
+        <w:t>List&lt;</w:t>
+      </w:r>
+      <w:proofErr w:type="spellStart"/>
+      <w:r>
+        <w:rPr>
+          <w:rFonts w:ascii="Courier New" w:hAnsi="Courier New" w:cs="Courier New"/>
+          <w:sz w:val="16"/>
+          <w:szCs w:val="16"/>
+        </w:rPr>
+        <w:t>StockItem</w:t>
+      </w:r>
+      <w:proofErr w:type="spellEnd"/>
+      <w:r>
+        <w:rPr>
+          <w:rFonts w:ascii="Courier New" w:hAnsi="Courier New" w:cs="Courier New"/>
+          <w:sz w:val="16"/>
+          <w:szCs w:val="16"/>
+        </w:rPr>
+        <w:t xml:space="preserve">&gt; </w:t>
+      </w:r>
+      <w:proofErr w:type="spellStart"/>
+      <w:proofErr w:type="gramStart"/>
+      <w:r>
+        <w:rPr>
+          <w:rFonts w:ascii="Courier New" w:hAnsi="Courier New" w:cs="Courier New"/>
+          <w:sz w:val="16"/>
+          <w:szCs w:val="16"/>
+        </w:rPr>
+        <w:t>getAllStock</w:t>
+      </w:r>
+      <w:proofErr w:type="spellEnd"/>
+      <w:r>
+        <w:rPr>
+          <w:rFonts w:ascii="Courier New" w:hAnsi="Courier New" w:cs="Courier New"/>
+          <w:sz w:val="16"/>
+          <w:szCs w:val="16"/>
+        </w:rPr>
+        <w:t>(</w:t>
+      </w:r>
+      <w:proofErr w:type="gramEnd"/>
+      <w:r>
+        <w:rPr>
+          <w:rFonts w:ascii="Courier New" w:hAnsi="Courier New" w:cs="Courier New"/>
+          <w:sz w:val="16"/>
+          <w:szCs w:val="16"/>
         </w:rPr>
         <w:t>);</w:t>
       </w:r>
       <w:r>
         <w:rPr>
           <w:rFonts w:ascii="Courier New" w:hAnsi="Courier New" w:cs="Courier New"/>
-          <w:sz w:val="18"/>
-          <w:szCs w:val="18"/>
-        </w:rPr>
-        <w:br/>
-      </w:r>
-      <w:r>
-        <w:rPr>
-          <w:rFonts w:ascii="Courier New" w:hAnsi="Courier New" w:cs="Courier New"/>
-          <w:sz w:val="18"/>
-          <w:szCs w:val="18"/>
-        </w:rPr>
-        <w:br/>
-      </w:r>
-      <w:r>
-        <w:rPr>
-          <w:rFonts w:ascii="Courier New" w:hAnsi="Courier New" w:cs="Courier New"/>
-          <w:sz w:val="18"/>
-          <w:szCs w:val="18"/>
-        </w:rPr>
-        <w:lastRenderedPageBreak/>
-        <w:tab/>
-        <w:t>/**</w:t>
-      </w:r>
-      <w:r>
-        <w:rPr>
-          <w:rFonts w:ascii="Courier New" w:hAnsi="Courier New" w:cs="Courier New"/>
-          <w:sz w:val="18"/>
-          <w:szCs w:val="18"/>
-        </w:rPr>
-        <w:br/>
-      </w:r>
-      <w:r>
-        <w:rPr>
-          <w:rFonts w:ascii="Courier New" w:hAnsi="Courier New" w:cs="Courier New"/>
-          <w:sz w:val="18"/>
-          <w:szCs w:val="18"/>
-        </w:rPr>
-        <w:tab/>
-        <w:t xml:space="preserve"> * </w:t>
-      </w:r>
-      <w:r>
-        <w:rPr>
-          <w:rFonts w:ascii="Courier New" w:hAnsi="Courier New" w:cs="Courier New"/>
-          <w:sz w:val="18"/>
-          <w:szCs w:val="18"/>
-        </w:rPr>
-        <w:br/>
-      </w:r>
-      <w:r>
-        <w:rPr>
-          <w:rFonts w:ascii="Courier New" w:hAnsi="Courier New" w:cs="Courier New"/>
-          <w:sz w:val="18"/>
-          <w:szCs w:val="18"/>
-        </w:rPr>
-        <w:tab/>
-        <w:t xml:space="preserve"> * @param </w:t>
-      </w:r>
-      <w:proofErr w:type="spellStart"/>
-      <w:r>
-        <w:rPr>
-          <w:rFonts w:ascii="Courier New" w:hAnsi="Courier New" w:cs="Courier New"/>
-          <w:sz w:val="18"/>
-          <w:szCs w:val="18"/>
-        </w:rPr>
-        <w:t>fromDate</w:t>
-      </w:r>
-      <w:proofErr w:type="spellEnd"/>
-      <w:r>
-        <w:rPr>
-          <w:rFonts w:ascii="Courier New" w:hAnsi="Courier New" w:cs="Courier New"/>
-          <w:sz w:val="18"/>
-          <w:szCs w:val="18"/>
-        </w:rPr>
-        <w:br/>
-      </w:r>
-      <w:r>
-        <w:rPr>
-          <w:rFonts w:ascii="Courier New" w:hAnsi="Courier New" w:cs="Courier New"/>
-          <w:sz w:val="18"/>
-          <w:szCs w:val="18"/>
-        </w:rPr>
-        <w:tab/>
-        <w:t xml:space="preserve"> * @param </w:t>
-      </w:r>
-      <w:proofErr w:type="spellStart"/>
-      <w:r>
-        <w:rPr>
-          <w:rFonts w:ascii="Courier New" w:hAnsi="Courier New" w:cs="Courier New"/>
-          <w:sz w:val="18"/>
-          <w:szCs w:val="18"/>
-        </w:rPr>
-        <w:t>toDate</w:t>
-      </w:r>
-      <w:proofErr w:type="spellEnd"/>
-      <w:r>
-        <w:rPr>
-          <w:rFonts w:ascii="Courier New" w:hAnsi="Courier New" w:cs="Courier New"/>
-          <w:sz w:val="18"/>
-          <w:szCs w:val="18"/>
-        </w:rPr>
-        <w:br/>
-      </w:r>
-      <w:r>
-        <w:rPr>
-          <w:rFonts w:ascii="Courier New" w:hAnsi="Courier New" w:cs="Courier New"/>
-          <w:sz w:val="18"/>
-          <w:szCs w:val="18"/>
-        </w:rPr>
-        <w:tab/>
-        <w:t xml:space="preserve"> */</w:t>
-      </w:r>
-      <w:r>
-        <w:rPr>
-          <w:rFonts w:ascii="Courier New" w:hAnsi="Courier New" w:cs="Courier New"/>
-          <w:sz w:val="18"/>
-          <w:szCs w:val="18"/>
-        </w:rPr>
-        <w:br/>
-      </w:r>
-      <w:r>
-        <w:rPr>
-          <w:rFonts w:ascii="Courier New" w:hAnsi="Courier New" w:cs="Courier New"/>
-          <w:sz w:val="18"/>
-          <w:szCs w:val="18"/>
-        </w:rPr>
-        <w:tab/>
-        <w:t xml:space="preserve">List&lt;Order&gt; </w:t>
-      </w:r>
-      <w:proofErr w:type="spellStart"/>
-      <w:r>
-        <w:rPr>
-          <w:rFonts w:ascii="Courier New" w:hAnsi="Courier New" w:cs="Courier New"/>
-          <w:sz w:val="18"/>
-          <w:szCs w:val="18"/>
-        </w:rPr>
-        <w:t>getOrderHistory</w:t>
-      </w:r>
-      <w:proofErr w:type="spellEnd"/>
-      <w:r>
-        <w:rPr>
-          <w:rFonts w:ascii="Courier New" w:hAnsi="Courier New" w:cs="Courier New"/>
-          <w:sz w:val="18"/>
-          <w:szCs w:val="18"/>
-        </w:rPr>
-        <w:t>(</w:t>
-      </w:r>
-      <w:proofErr w:type="spellStart"/>
-      <w:r>
-        <w:rPr>
-          <w:rFonts w:ascii="Courier New" w:hAnsi="Courier New" w:cs="Courier New"/>
-          <w:sz w:val="18"/>
-          <w:szCs w:val="18"/>
-        </w:rPr>
-        <w:t>LocalDate</w:t>
-      </w:r>
-      <w:proofErr w:type="spellEnd"/>
-      <w:r>
-        <w:rPr>
-          <w:rFonts w:ascii="Courier New" w:hAnsi="Courier New" w:cs="Courier New"/>
-          <w:sz w:val="18"/>
-          <w:szCs w:val="18"/>
-        </w:rPr>
-        <w:t xml:space="preserve"> </w:t>
-      </w:r>
-      <w:proofErr w:type="spellStart"/>
-      <w:r>
-        <w:rPr>
-          <w:rFonts w:ascii="Courier New" w:hAnsi="Courier New" w:cs="Courier New"/>
-          <w:sz w:val="18"/>
-          <w:szCs w:val="18"/>
-        </w:rPr>
-        <w:t>fromDate</w:t>
-      </w:r>
-      <w:proofErr w:type="spellEnd"/>
-      <w:r>
-        <w:rPr>
-          <w:rFonts w:ascii="Courier New" w:hAnsi="Courier New" w:cs="Courier New"/>
-          <w:sz w:val="18"/>
-          <w:szCs w:val="18"/>
-        </w:rPr>
-        <w:t xml:space="preserve">, </w:t>
-      </w:r>
-      <w:proofErr w:type="spellStart"/>
-      <w:r>
-        <w:rPr>
-          <w:rFonts w:ascii="Courier New" w:hAnsi="Courier New" w:cs="Courier New"/>
-          <w:sz w:val="18"/>
-          <w:szCs w:val="18"/>
-        </w:rPr>
-        <w:t>LocalDate</w:t>
-      </w:r>
-      <w:proofErr w:type="spellEnd"/>
-      <w:r>
-        <w:rPr>
-          <w:rFonts w:ascii="Courier New" w:hAnsi="Courier New" w:cs="Courier New"/>
-          <w:sz w:val="18"/>
-          <w:szCs w:val="18"/>
-        </w:rPr>
-        <w:t xml:space="preserve"> </w:t>
-      </w:r>
-      <w:proofErr w:type="spellStart"/>
-      <w:r>
-        <w:rPr>
-          <w:rFonts w:ascii="Courier New" w:hAnsi="Courier New" w:cs="Courier New"/>
-          <w:sz w:val="18"/>
-          <w:szCs w:val="18"/>
-        </w:rPr>
-        <w:t>toDate</w:t>
-      </w:r>
-      <w:proofErr w:type="spellEnd"/>
-      <w:r>
-        <w:rPr>
-          <w:rFonts w:ascii="Courier New" w:hAnsi="Courier New" w:cs="Courier New"/>
-          <w:sz w:val="18"/>
-          <w:szCs w:val="18"/>
-        </w:rPr>
-        <w:t>);</w:t>
-      </w:r>
-      <w:r>
-        <w:rPr>
-          <w:rFonts w:ascii="Courier New" w:hAnsi="Courier New" w:cs="Courier New"/>
-          <w:sz w:val="18"/>
-          <w:szCs w:val="18"/>
-        </w:rPr>
-        <w:br/>
-      </w:r>
-      <w:r>
-        <w:rPr>
-          <w:rFonts w:ascii="Courier New" w:hAnsi="Courier New" w:cs="Courier New"/>
-          <w:sz w:val="18"/>
-          <w:szCs w:val="18"/>
-        </w:rPr>
-        <w:br/>
-      </w:r>
-      <w:r>
-        <w:rPr>
-          <w:rFonts w:ascii="Courier New" w:hAnsi="Courier New" w:cs="Courier New"/>
-          <w:sz w:val="18"/>
-          <w:szCs w:val="18"/>
-        </w:rPr>
-        <w:tab/>
-        <w:t xml:space="preserve">List&lt;Product&gt; </w:t>
-      </w:r>
-      <w:proofErr w:type="spellStart"/>
-      <w:r>
-        <w:rPr>
-          <w:rFonts w:ascii="Courier New" w:hAnsi="Courier New" w:cs="Courier New"/>
-          <w:sz w:val="18"/>
-          <w:szCs w:val="18"/>
-        </w:rPr>
-        <w:t>getCatalogue</w:t>
-      </w:r>
-      <w:proofErr w:type="spellEnd"/>
-      <w:r>
-        <w:rPr>
-          <w:rFonts w:ascii="Courier New" w:hAnsi="Courier New" w:cs="Courier New"/>
-          <w:sz w:val="18"/>
-          <w:szCs w:val="18"/>
-        </w:rPr>
-        <w:t>();</w:t>
-      </w:r>
-      <w:r>
-        <w:rPr>
-          <w:rFonts w:ascii="Courier New" w:hAnsi="Courier New" w:cs="Courier New"/>
-          <w:sz w:val="18"/>
-          <w:szCs w:val="18"/>
-        </w:rPr>
-        <w:br/>
-      </w:r>
-      <w:r>
-        <w:rPr>
-          <w:rFonts w:ascii="Courier New" w:hAnsi="Courier New" w:cs="Courier New"/>
-          <w:sz w:val="18"/>
-          <w:szCs w:val="18"/>
-        </w:rPr>
-        <w:br/>
-      </w:r>
-      <w:r>
-        <w:rPr>
-          <w:rFonts w:ascii="Courier New" w:hAnsi="Courier New" w:cs="Courier New"/>
-          <w:sz w:val="18"/>
-          <w:szCs w:val="18"/>
-        </w:rPr>
-        <w:tab/>
-        <w:t>/**</w:t>
-      </w:r>
-      <w:r>
-        <w:rPr>
-          <w:rFonts w:ascii="Courier New" w:hAnsi="Courier New" w:cs="Courier New"/>
-          <w:sz w:val="18"/>
-          <w:szCs w:val="18"/>
-        </w:rPr>
-        <w:br/>
-      </w:r>
-      <w:r>
-        <w:rPr>
-          <w:rFonts w:ascii="Courier New" w:hAnsi="Courier New" w:cs="Courier New"/>
-          <w:sz w:val="18"/>
-          <w:szCs w:val="18"/>
-        </w:rPr>
-        <w:tab/>
-        <w:t xml:space="preserve"> * </w:t>
-      </w:r>
-      <w:r>
-        <w:rPr>
-          <w:rFonts w:ascii="Courier New" w:hAnsi="Courier New" w:cs="Courier New"/>
-          <w:sz w:val="18"/>
-          <w:szCs w:val="18"/>
-        </w:rPr>
-        <w:br/>
-      </w:r>
-      <w:r>
-        <w:rPr>
-          <w:rFonts w:ascii="Courier New" w:hAnsi="Courier New" w:cs="Courier New"/>
-          <w:sz w:val="18"/>
-          <w:szCs w:val="18"/>
-        </w:rPr>
-        <w:tab/>
-        <w:t xml:space="preserve"> * @param </w:t>
-      </w:r>
-      <w:proofErr w:type="spellStart"/>
-      <w:r>
-        <w:rPr>
-          <w:rFonts w:ascii="Courier New" w:hAnsi="Courier New" w:cs="Courier New"/>
-          <w:sz w:val="18"/>
-          <w:szCs w:val="18"/>
-        </w:rPr>
-        <w:t>orderId</w:t>
-      </w:r>
-      <w:proofErr w:type="spellEnd"/>
-      <w:r>
-        <w:rPr>
-          <w:rFonts w:ascii="Courier New" w:hAnsi="Courier New" w:cs="Courier New"/>
-          <w:sz w:val="18"/>
-          <w:szCs w:val="18"/>
-        </w:rPr>
-        <w:br/>
-      </w:r>
-      <w:r>
-        <w:rPr>
-          <w:rFonts w:ascii="Courier New" w:hAnsi="Courier New" w:cs="Courier New"/>
-          <w:sz w:val="18"/>
-          <w:szCs w:val="18"/>
-        </w:rPr>
-        <w:tab/>
-        <w:t xml:space="preserve"> */</w:t>
-      </w:r>
-      <w:r>
-        <w:rPr>
-          <w:rFonts w:ascii="Courier New" w:hAnsi="Courier New" w:cs="Courier New"/>
-          <w:sz w:val="18"/>
-          <w:szCs w:val="18"/>
-        </w:rPr>
-        <w:br/>
-      </w:r>
-      <w:r>
-        <w:rPr>
-          <w:rFonts w:ascii="Courier New" w:hAnsi="Courier New" w:cs="Courier New"/>
-          <w:sz w:val="18"/>
-          <w:szCs w:val="18"/>
-        </w:rPr>
-        <w:tab/>
-      </w:r>
-      <w:proofErr w:type="spellStart"/>
-      <w:r>
-        <w:rPr>
-          <w:rFonts w:ascii="Courier New" w:hAnsi="Courier New" w:cs="Courier New"/>
-          <w:sz w:val="18"/>
-          <w:szCs w:val="18"/>
-        </w:rPr>
-        <w:t>OrderStatus</w:t>
-      </w:r>
-      <w:proofErr w:type="spellEnd"/>
-      <w:r>
-        <w:rPr>
-          <w:rFonts w:ascii="Courier New" w:hAnsi="Courier New" w:cs="Courier New"/>
-          <w:sz w:val="18"/>
-          <w:szCs w:val="18"/>
-        </w:rPr>
-        <w:t xml:space="preserve"> </w:t>
-      </w:r>
-      <w:proofErr w:type="spellStart"/>
-      <w:r>
-        <w:rPr>
-          <w:rFonts w:ascii="Courier New" w:hAnsi="Courier New" w:cs="Courier New"/>
-          <w:sz w:val="18"/>
-          <w:szCs w:val="18"/>
-        </w:rPr>
-        <w:t>getOrderStatus</w:t>
-      </w:r>
-      <w:proofErr w:type="spellEnd"/>
-      <w:r>
-        <w:rPr>
-          <w:rFonts w:ascii="Courier New" w:hAnsi="Courier New" w:cs="Courier New"/>
-          <w:sz w:val="18"/>
-          <w:szCs w:val="18"/>
-        </w:rPr>
-        <w:t xml:space="preserve">(String </w:t>
-      </w:r>
-      <w:proofErr w:type="spellStart"/>
-      <w:r>
-        <w:rPr>
-          <w:rFonts w:ascii="Courier New" w:hAnsi="Courier New" w:cs="Courier New"/>
-          <w:sz w:val="18"/>
-          <w:szCs w:val="18"/>
-        </w:rPr>
-        <w:t>orderId</w:t>
-      </w:r>
-      <w:proofErr w:type="spellEnd"/>
-      <w:r>
-        <w:rPr>
-          <w:rFonts w:ascii="Courier New" w:hAnsi="Courier New" w:cs="Courier New"/>
-          <w:sz w:val="18"/>
-          <w:szCs w:val="18"/>
-        </w:rPr>
-        <w:t>);</w:t>
-      </w:r>
-      <w:r>
-        <w:rPr>
-          <w:rFonts w:ascii="Courier New" w:hAnsi="Courier New" w:cs="Courier New"/>
-          <w:sz w:val="18"/>
-          <w:szCs w:val="18"/>
-        </w:rPr>
-        <w:br/>
-      </w:r>
-      <w:r>
-        <w:rPr>
-          <w:rFonts w:ascii="Courier New" w:hAnsi="Courier New" w:cs="Courier New"/>
-          <w:sz w:val="18"/>
-          <w:szCs w:val="18"/>
-        </w:rPr>
-        <w:br/>
-      </w:r>
-      <w:r>
-        <w:rPr>
-          <w:rFonts w:ascii="Courier New" w:hAnsi="Courier New" w:cs="Courier New"/>
-          <w:sz w:val="18"/>
-          <w:szCs w:val="18"/>
-        </w:rPr>
-        <w:tab/>
-      </w:r>
-      <w:proofErr w:type="spellStart"/>
-      <w:r>
-        <w:rPr>
-          <w:rFonts w:ascii="Courier New" w:hAnsi="Courier New" w:cs="Courier New"/>
-          <w:sz w:val="18"/>
-          <w:szCs w:val="18"/>
-        </w:rPr>
-        <w:t>BigDecimal</w:t>
-      </w:r>
-      <w:proofErr w:type="spellEnd"/>
-      <w:r>
-        <w:rPr>
-          <w:rFonts w:ascii="Courier New" w:hAnsi="Courier New" w:cs="Courier New"/>
-          <w:sz w:val="18"/>
-          <w:szCs w:val="18"/>
-        </w:rPr>
-        <w:t xml:space="preserve"> </w:t>
-      </w:r>
-      <w:proofErr w:type="spellStart"/>
-      <w:r>
-        <w:rPr>
-          <w:rFonts w:ascii="Courier New" w:hAnsi="Courier New" w:cs="Courier New"/>
-          <w:sz w:val="18"/>
-          <w:szCs w:val="18"/>
-        </w:rPr>
-        <w:t>getOutstandingBalance</w:t>
-      </w:r>
-      <w:proofErr w:type="spellEnd"/>
-      <w:r>
-        <w:rPr>
-          <w:rFonts w:ascii="Courier New" w:hAnsi="Courier New" w:cs="Courier New"/>
-          <w:sz w:val="18"/>
-          <w:szCs w:val="18"/>
-        </w:rPr>
-        <w:t>();</w:t>
-      </w:r>
-      <w:r>
-        <w:rPr>
-          <w:rFonts w:ascii="Courier New" w:hAnsi="Courier New" w:cs="Courier New"/>
-          <w:sz w:val="18"/>
-          <w:szCs w:val="18"/>
-        </w:rPr>
-        <w:br/>
-      </w:r>
-      <w:r>
-        <w:rPr>
-          <w:rFonts w:ascii="Courier New" w:hAnsi="Courier New" w:cs="Courier New"/>
-          <w:sz w:val="18"/>
-          <w:szCs w:val="18"/>
+          <w:sz w:val="16"/>
+          <w:szCs w:val="16"/>
+        </w:rPr>
+        <w:br/>
+      </w:r>
+      <w:r>
+        <w:rPr>
+          <w:rFonts w:ascii="Courier New" w:hAnsi="Courier New" w:cs="Courier New"/>
+          <w:sz w:val="16"/>
+          <w:szCs w:val="16"/>
         </w:rPr>
         <w:br/>
         <w:t>}</w:t>
@@ -1692,6 +1018,13 @@
           <w:bCs/>
         </w:rPr>
       </w:pPr>
+      <w:r>
+        <w:rPr>
+          <w:b/>
+          <w:bCs/>
+        </w:rPr>
+        <w:t>Description</w:t>
+      </w:r>
     </w:p>
     <w:p>
       <w:r>
@@ -1699,147 +1032,78 @@
       </w:r>
       <w:proofErr w:type="spellStart"/>
       <w:r>
-        <w:t>I_ServerAPI</w:t>
-      </w:r>
-      <w:proofErr w:type="spellEnd"/>
-      <w:r>
-        <w:t xml:space="preserve"> interface defines the primary service contract provided by the IPOS-SA subsystem to external subsystems (e.g., IPOS-CA).</w:t>
+        <w:t>I_CAtoPU</w:t>
+      </w:r>
+      <w:proofErr w:type="spellEnd"/>
+      <w:r>
+        <w:t xml:space="preserve"> interface defines a contract for stock-related interaction between subsystems.</w:t>
       </w:r>
     </w:p>
     <w:p>
       <w:r>
-        <w:t>This interface encapsulates the core wholesale server functionality of IPOS-SA, including:</w:t>
+        <w:t>The interface supports:</w:t>
       </w:r>
     </w:p>
     <w:p>
       <w:pPr>
         <w:numPr>
           <w:ilvl w:val="0"/>
-          <w:numId w:val="4"/>
+          <w:numId w:val="17"/>
         </w:numPr>
       </w:pPr>
       <w:r>
-        <w:t>Merchant authentication</w:t>
+        <w:t>Checking the current stock level for a specific product (</w:t>
+      </w:r>
+      <w:proofErr w:type="spellStart"/>
+      <w:r>
+        <w:t>getStockLevel</w:t>
+      </w:r>
+      <w:proofErr w:type="spellEnd"/>
+      <w:r>
+        <w:t>)</w:t>
       </w:r>
     </w:p>
     <w:p>
       <w:pPr>
         <w:numPr>
           <w:ilvl w:val="0"/>
-          <w:numId w:val="4"/>
+          <w:numId w:val="17"/>
         </w:numPr>
       </w:pPr>
       <w:r>
-        <w:t>Order submission</w:t>
+        <w:t>Deducting stock after a confirmed purchase (</w:t>
+      </w:r>
+      <w:proofErr w:type="spellStart"/>
+      <w:r>
+        <w:t>deductStock</w:t>
+      </w:r>
+      <w:proofErr w:type="spellEnd"/>
+      <w:r>
+        <w:t>)</w:t>
       </w:r>
     </w:p>
     <w:p>
       <w:pPr>
         <w:numPr>
           <w:ilvl w:val="0"/>
-          <w:numId w:val="4"/>
+          <w:numId w:val="17"/>
         </w:numPr>
       </w:pPr>
       <w:r>
-        <w:t>Stock checking</w:t>
+        <w:t>Retrieving a full list of stock items (</w:t>
+      </w:r>
+      <w:proofErr w:type="spellStart"/>
+      <w:r>
+        <w:t>getAllStock</w:t>
+      </w:r>
+      <w:proofErr w:type="spellEnd"/>
+      <w:r>
+        <w:t>)</w:t>
       </w:r>
     </w:p>
     <w:p>
-      <w:pPr>
-        <w:numPr>
-          <w:ilvl w:val="0"/>
-          <w:numId w:val="4"/>
-        </w:numPr>
-      </w:pPr>
-      <w:r>
-        <w:t>Order history retrieval</w:t>
-      </w:r>
-    </w:p>
-    <w:p>
-      <w:pPr>
-        <w:numPr>
-          <w:ilvl w:val="0"/>
-          <w:numId w:val="4"/>
-        </w:numPr>
-      </w:pPr>
-      <w:r>
-        <w:t>Catalogue retrieval</w:t>
-      </w:r>
-    </w:p>
-    <w:p>
-      <w:pPr>
-        <w:numPr>
-          <w:ilvl w:val="0"/>
-          <w:numId w:val="4"/>
-        </w:numPr>
-      </w:pPr>
-      <w:r>
-        <w:t>Order status tracking</w:t>
-      </w:r>
-    </w:p>
-    <w:p>
-      <w:pPr>
-        <w:numPr>
-          <w:ilvl w:val="0"/>
-          <w:numId w:val="4"/>
-        </w:numPr>
-      </w:pPr>
-      <w:r>
-        <w:t>Outstanding balance retrieval</w:t>
-      </w:r>
-    </w:p>
-    <w:p>
-      <w:r>
-        <w:t>The interface acts as the formal integration boundary between IPOS-SA and other subsystems. Each team maintains its own database, and therefore all cross-subsystem interaction is performed through method calls defined in this interface rather than direct database access.</w:t>
-      </w:r>
-    </w:p>
-    <w:p>
-      <w:r>
-        <w:t>This ensures:</w:t>
-      </w:r>
-    </w:p>
-    <w:p>
-      <w:pPr>
-        <w:numPr>
-          <w:ilvl w:val="0"/>
-          <w:numId w:val="5"/>
-        </w:numPr>
-      </w:pPr>
-      <w:r>
-        <w:t>Clear separation of concerns</w:t>
-      </w:r>
-    </w:p>
-    <w:p>
-      <w:pPr>
-        <w:numPr>
-          <w:ilvl w:val="0"/>
-          <w:numId w:val="5"/>
-        </w:numPr>
-      </w:pPr>
-      <w:r>
-        <w:t>Independent database ownership</w:t>
-      </w:r>
-    </w:p>
-    <w:p>
-      <w:pPr>
-        <w:numPr>
-          <w:ilvl w:val="0"/>
-          <w:numId w:val="5"/>
-        </w:numPr>
-      </w:pPr>
-      <w:r>
-        <w:t>Controlled data access via defined contracts</w:t>
-      </w:r>
-    </w:p>
-    <w:p>
-      <w:pPr>
-        <w:numPr>
-          <w:ilvl w:val="0"/>
-          <w:numId w:val="5"/>
-        </w:numPr>
-      </w:pPr>
-      <w:r>
-        <w:t>Improved maintainability and modular architecture</w:t>
+      <w:r>
+        <w:t>This interface enables stock-level operations to remain encapsulated within the owning subsystem while exposing only required operations to external components through controlled method calls.</w:t>
       </w:r>
     </w:p>
     <w:p/>
@@ -1855,7 +1119,7 @@
           <w:b/>
           <w:bCs/>
         </w:rPr>
-        <w:t xml:space="preserve">7.5.4 Implementation Class: </w:t>
+        <w:t xml:space="preserve">7.5.4 Interface: </w:t>
       </w:r>
       <w:proofErr w:type="spellStart"/>
       <w:r>
@@ -1863,7 +1127,7 @@
           <w:b/>
           <w:bCs/>
         </w:rPr>
-        <w:t>ServerAPI</w:t>
+        <w:t>I_EmailService</w:t>
       </w:r>
       <w:proofErr w:type="spellEnd"/>
     </w:p>
@@ -1879,24 +1143,25 @@
       <w:pPr>
         <w:rPr>
           <w:rFonts w:ascii="Courier New" w:hAnsi="Courier New" w:cs="Courier New"/>
-          <w:sz w:val="18"/>
-          <w:szCs w:val="18"/>
-        </w:rPr>
-      </w:pPr>
-      <w:r>
-        <w:rPr>
-          <w:rFonts w:ascii="Courier New" w:hAnsi="Courier New" w:cs="Courier New"/>
-          <w:sz w:val="18"/>
-          <w:szCs w:val="18"/>
-        </w:rPr>
+          <w:sz w:val="16"/>
+          <w:szCs w:val="16"/>
+        </w:rPr>
+      </w:pPr>
+      <w:r>
+        <w:rPr>
+          <w:rFonts w:ascii="Courier New" w:hAnsi="Courier New" w:cs="Courier New"/>
+          <w:sz w:val="16"/>
+          <w:szCs w:val="16"/>
+        </w:rPr>
+        <w:lastRenderedPageBreak/>
         <w:t xml:space="preserve">package </w:t>
       </w:r>
       <w:proofErr w:type="spellStart"/>
       <w:r>
         <w:rPr>
           <w:rFonts w:ascii="Courier New" w:hAnsi="Courier New" w:cs="Courier New"/>
-          <w:sz w:val="18"/>
-          <w:szCs w:val="18"/>
+          <w:sz w:val="16"/>
+          <w:szCs w:val="16"/>
         </w:rPr>
         <w:t>IPOS_Detailed_Design</w:t>
       </w:r>
@@ -1904,270 +1169,260 @@
       <w:r>
         <w:rPr>
           <w:rFonts w:ascii="Courier New" w:hAnsi="Courier New" w:cs="Courier New"/>
-          <w:sz w:val="18"/>
-          <w:szCs w:val="18"/>
+          <w:sz w:val="16"/>
+          <w:szCs w:val="16"/>
         </w:rPr>
         <w:t>;</w:t>
       </w:r>
       <w:r>
         <w:rPr>
           <w:rFonts w:ascii="Courier New" w:hAnsi="Courier New" w:cs="Courier New"/>
-          <w:sz w:val="18"/>
-          <w:szCs w:val="18"/>
-        </w:rPr>
-        <w:br/>
-      </w:r>
-      <w:r>
-        <w:rPr>
-          <w:rFonts w:ascii="Courier New" w:hAnsi="Courier New" w:cs="Courier New"/>
-          <w:sz w:val="18"/>
-          <w:szCs w:val="18"/>
-        </w:rPr>
-        <w:br/>
-        <w:t xml:space="preserve">import </w:t>
-      </w:r>
-      <w:proofErr w:type="spellStart"/>
-      <w:r>
-        <w:rPr>
-          <w:rFonts w:ascii="Courier New" w:hAnsi="Courier New" w:cs="Courier New"/>
-          <w:sz w:val="18"/>
-          <w:szCs w:val="18"/>
-        </w:rPr>
-        <w:t>Design_Model.IPOS_Detailed_Design.I_</w:t>
-      </w:r>
+          <w:sz w:val="16"/>
+          <w:szCs w:val="16"/>
+        </w:rPr>
+        <w:br/>
+      </w:r>
+      <w:r>
+        <w:rPr>
+          <w:rFonts w:ascii="Courier New" w:hAnsi="Courier New" w:cs="Courier New"/>
+          <w:sz w:val="16"/>
+          <w:szCs w:val="16"/>
+        </w:rPr>
+        <w:br/>
+        <w:t xml:space="preserve">public interface </w:t>
+      </w:r>
+      <w:proofErr w:type="spellStart"/>
+      <w:r>
+        <w:rPr>
+          <w:rFonts w:ascii="Courier New" w:hAnsi="Courier New" w:cs="Courier New"/>
+          <w:sz w:val="16"/>
+          <w:szCs w:val="16"/>
+        </w:rPr>
+        <w:t>I_EmailService</w:t>
+      </w:r>
+      <w:proofErr w:type="spellEnd"/>
+      <w:r>
+        <w:rPr>
+          <w:rFonts w:ascii="Courier New" w:hAnsi="Courier New" w:cs="Courier New"/>
+          <w:sz w:val="16"/>
+          <w:szCs w:val="16"/>
+        </w:rPr>
+        <w:t xml:space="preserve"> {</w:t>
+      </w:r>
+      <w:r>
+        <w:rPr>
+          <w:rFonts w:ascii="Courier New" w:hAnsi="Courier New" w:cs="Courier New"/>
+          <w:sz w:val="16"/>
+          <w:szCs w:val="16"/>
+        </w:rPr>
+        <w:br/>
+      </w:r>
+      <w:r>
+        <w:rPr>
+          <w:rFonts w:ascii="Courier New" w:hAnsi="Courier New" w:cs="Courier New"/>
+          <w:sz w:val="16"/>
+          <w:szCs w:val="16"/>
+        </w:rPr>
+        <w:br/>
+      </w:r>
+      <w:r>
+        <w:rPr>
+          <w:rFonts w:ascii="Courier New" w:hAnsi="Courier New" w:cs="Courier New"/>
+          <w:sz w:val="16"/>
+          <w:szCs w:val="16"/>
+        </w:rPr>
+        <w:tab/>
+        <w:t>/**</w:t>
+      </w:r>
+      <w:r>
+        <w:rPr>
+          <w:rFonts w:ascii="Courier New" w:hAnsi="Courier New" w:cs="Courier New"/>
+          <w:sz w:val="16"/>
+          <w:szCs w:val="16"/>
+        </w:rPr>
+        <w:br/>
+      </w:r>
+      <w:r>
+        <w:rPr>
+          <w:rFonts w:ascii="Courier New" w:hAnsi="Courier New" w:cs="Courier New"/>
+          <w:sz w:val="16"/>
+          <w:szCs w:val="16"/>
+        </w:rPr>
+        <w:tab/>
+        <w:t xml:space="preserve"> * </w:t>
+      </w:r>
+      <w:r>
+        <w:rPr>
+          <w:rFonts w:ascii="Courier New" w:hAnsi="Courier New" w:cs="Courier New"/>
+          <w:sz w:val="16"/>
+          <w:szCs w:val="16"/>
+        </w:rPr>
+        <w:br/>
+      </w:r>
+      <w:r>
+        <w:rPr>
+          <w:rFonts w:ascii="Courier New" w:hAnsi="Courier New" w:cs="Courier New"/>
+          <w:sz w:val="16"/>
+          <w:szCs w:val="16"/>
+        </w:rPr>
+        <w:tab/>
+        <w:t xml:space="preserve"> * @param recipient</w:t>
+      </w:r>
+      <w:r>
+        <w:rPr>
+          <w:rFonts w:ascii="Courier New" w:hAnsi="Courier New" w:cs="Courier New"/>
+          <w:sz w:val="16"/>
+          <w:szCs w:val="16"/>
+        </w:rPr>
+        <w:br/>
+      </w:r>
+      <w:r>
+        <w:rPr>
+          <w:rFonts w:ascii="Courier New" w:hAnsi="Courier New" w:cs="Courier New"/>
+          <w:sz w:val="16"/>
+          <w:szCs w:val="16"/>
+        </w:rPr>
+        <w:tab/>
+        <w:t xml:space="preserve"> * @param subject</w:t>
+      </w:r>
+      <w:r>
+        <w:rPr>
+          <w:rFonts w:ascii="Courier New" w:hAnsi="Courier New" w:cs="Courier New"/>
+          <w:sz w:val="16"/>
+          <w:szCs w:val="16"/>
+        </w:rPr>
+        <w:br/>
+      </w:r>
+      <w:r>
+        <w:rPr>
+          <w:rFonts w:ascii="Courier New" w:hAnsi="Courier New" w:cs="Courier New"/>
+          <w:sz w:val="16"/>
+          <w:szCs w:val="16"/>
+        </w:rPr>
+        <w:tab/>
+        <w:t xml:space="preserve"> * @param body</w:t>
+      </w:r>
+      <w:r>
+        <w:rPr>
+          <w:rFonts w:ascii="Courier New" w:hAnsi="Courier New" w:cs="Courier New"/>
+          <w:sz w:val="16"/>
+          <w:szCs w:val="16"/>
+        </w:rPr>
+        <w:br/>
+      </w:r>
+      <w:r>
+        <w:rPr>
+          <w:rFonts w:ascii="Courier New" w:hAnsi="Courier New" w:cs="Courier New"/>
+          <w:sz w:val="16"/>
+          <w:szCs w:val="16"/>
+        </w:rPr>
+        <w:tab/>
+        <w:t xml:space="preserve"> */</w:t>
+      </w:r>
+      <w:r>
+        <w:rPr>
+          <w:rFonts w:ascii="Courier New" w:hAnsi="Courier New" w:cs="Courier New"/>
+          <w:sz w:val="16"/>
+          <w:szCs w:val="16"/>
+        </w:rPr>
+        <w:br/>
+      </w:r>
+      <w:r>
+        <w:rPr>
+          <w:rFonts w:ascii="Courier New" w:hAnsi="Courier New" w:cs="Courier New"/>
+          <w:sz w:val="16"/>
+          <w:szCs w:val="16"/>
+        </w:rPr>
+        <w:tab/>
+        <w:t xml:space="preserve">abstract </w:t>
+      </w:r>
+      <w:proofErr w:type="spellStart"/>
+      <w:r>
+        <w:rPr>
+          <w:rFonts w:ascii="Courier New" w:hAnsi="Courier New" w:cs="Courier New"/>
+          <w:sz w:val="16"/>
+          <w:szCs w:val="16"/>
+        </w:rPr>
+        <w:t>boolean</w:t>
+      </w:r>
+      <w:proofErr w:type="spellEnd"/>
+      <w:r>
+        <w:rPr>
+          <w:rFonts w:ascii="Courier New" w:hAnsi="Courier New" w:cs="Courier New"/>
+          <w:sz w:val="16"/>
+          <w:szCs w:val="16"/>
+        </w:rPr>
+        <w:t xml:space="preserve"> </w:t>
+      </w:r>
+      <w:proofErr w:type="spellStart"/>
       <w:proofErr w:type="gramStart"/>
       <w:r>
         <w:rPr>
           <w:rFonts w:ascii="Courier New" w:hAnsi="Courier New" w:cs="Courier New"/>
-          <w:sz w:val="18"/>
-          <w:szCs w:val="18"/>
-        </w:rPr>
-        <w:t>ServerAPI</w:t>
-      </w:r>
-      <w:proofErr w:type="spellEnd"/>
-      <w:r>
-        <w:rPr>
-          <w:rFonts w:ascii="Courier New" w:hAnsi="Courier New" w:cs="Courier New"/>
-          <w:sz w:val="18"/>
-          <w:szCs w:val="18"/>
-        </w:rPr>
-        <w:t>.*</w:t>
+          <w:sz w:val="16"/>
+          <w:szCs w:val="16"/>
+        </w:rPr>
+        <w:t>sendEmail</w:t>
+      </w:r>
+      <w:proofErr w:type="spellEnd"/>
+      <w:r>
+        <w:rPr>
+          <w:rFonts w:ascii="Courier New" w:hAnsi="Courier New" w:cs="Courier New"/>
+          <w:sz w:val="16"/>
+          <w:szCs w:val="16"/>
+        </w:rPr>
+        <w:t>(</w:t>
       </w:r>
       <w:proofErr w:type="gramEnd"/>
       <w:r>
         <w:rPr>
           <w:rFonts w:ascii="Courier New" w:hAnsi="Courier New" w:cs="Courier New"/>
-          <w:sz w:val="18"/>
-          <w:szCs w:val="18"/>
-        </w:rPr>
-        <w:t>;</w:t>
-      </w:r>
-      <w:r>
-        <w:rPr>
-          <w:rFonts w:ascii="Courier New" w:hAnsi="Courier New" w:cs="Courier New"/>
-          <w:sz w:val="18"/>
-          <w:szCs w:val="18"/>
-        </w:rPr>
-        <w:br/>
-      </w:r>
-      <w:r>
-        <w:rPr>
-          <w:rFonts w:ascii="Courier New" w:hAnsi="Courier New" w:cs="Courier New"/>
-          <w:sz w:val="18"/>
-          <w:szCs w:val="18"/>
-        </w:rPr>
-        <w:br/>
-        <w:t xml:space="preserve">public class </w:t>
-      </w:r>
-      <w:proofErr w:type="spellStart"/>
-      <w:r>
-        <w:rPr>
-          <w:rFonts w:ascii="Courier New" w:hAnsi="Courier New" w:cs="Courier New"/>
-          <w:sz w:val="18"/>
-          <w:szCs w:val="18"/>
-        </w:rPr>
-        <w:t>ServerAPI</w:t>
-      </w:r>
-      <w:proofErr w:type="spellEnd"/>
-      <w:r>
-        <w:rPr>
-          <w:rFonts w:ascii="Courier New" w:hAnsi="Courier New" w:cs="Courier New"/>
-          <w:sz w:val="18"/>
-          <w:szCs w:val="18"/>
-        </w:rPr>
-        <w:t xml:space="preserve"> implements </w:t>
-      </w:r>
-      <w:proofErr w:type="spellStart"/>
-      <w:r>
-        <w:rPr>
-          <w:rFonts w:ascii="Courier New" w:hAnsi="Courier New" w:cs="Courier New"/>
-          <w:sz w:val="18"/>
-          <w:szCs w:val="18"/>
-        </w:rPr>
-        <w:t>submitOrder</w:t>
-      </w:r>
-      <w:proofErr w:type="spellEnd"/>
-      <w:r>
-        <w:rPr>
-          <w:rFonts w:ascii="Courier New" w:hAnsi="Courier New" w:cs="Courier New"/>
-          <w:sz w:val="18"/>
-          <w:szCs w:val="18"/>
-        </w:rPr>
-        <w:t xml:space="preserve"> {</w:t>
-      </w:r>
-      <w:r>
-        <w:rPr>
-          <w:rFonts w:ascii="Courier New" w:hAnsi="Courier New" w:cs="Courier New"/>
-          <w:sz w:val="18"/>
-          <w:szCs w:val="18"/>
-        </w:rPr>
-        <w:br/>
-      </w:r>
-      <w:r>
-        <w:rPr>
-          <w:rFonts w:ascii="Courier New" w:hAnsi="Courier New" w:cs="Courier New"/>
-          <w:sz w:val="18"/>
-          <w:szCs w:val="18"/>
-        </w:rPr>
-        <w:br/>
-      </w:r>
-      <w:r>
-        <w:rPr>
-          <w:rFonts w:ascii="Courier New" w:hAnsi="Courier New" w:cs="Courier New"/>
-          <w:sz w:val="18"/>
-          <w:szCs w:val="18"/>
-        </w:rPr>
-        <w:tab/>
-        <w:t xml:space="preserve">public </w:t>
-      </w:r>
-      <w:proofErr w:type="spellStart"/>
-      <w:proofErr w:type="gramStart"/>
-      <w:r>
-        <w:rPr>
-          <w:rFonts w:ascii="Courier New" w:hAnsi="Courier New" w:cs="Courier New"/>
-          <w:sz w:val="18"/>
-          <w:szCs w:val="18"/>
-        </w:rPr>
-        <w:t>ServerAPI</w:t>
-      </w:r>
-      <w:proofErr w:type="spellEnd"/>
-      <w:r>
-        <w:rPr>
-          <w:rFonts w:ascii="Courier New" w:hAnsi="Courier New" w:cs="Courier New"/>
-          <w:sz w:val="18"/>
-          <w:szCs w:val="18"/>
-        </w:rPr>
-        <w:t>(</w:t>
-      </w:r>
-      <w:proofErr w:type="gramEnd"/>
-      <w:r>
-        <w:rPr>
-          <w:rFonts w:ascii="Courier New" w:hAnsi="Courier New" w:cs="Courier New"/>
-          <w:sz w:val="18"/>
-          <w:szCs w:val="18"/>
-        </w:rPr>
-        <w:t>) {</w:t>
-      </w:r>
-      <w:r>
-        <w:rPr>
-          <w:rFonts w:ascii="Courier New" w:hAnsi="Courier New" w:cs="Courier New"/>
-          <w:sz w:val="18"/>
-          <w:szCs w:val="18"/>
-        </w:rPr>
-        <w:br/>
-      </w:r>
-      <w:r>
-        <w:rPr>
-          <w:rFonts w:ascii="Courier New" w:hAnsi="Courier New" w:cs="Courier New"/>
-          <w:sz w:val="18"/>
-          <w:szCs w:val="18"/>
-        </w:rPr>
-        <w:tab/>
-      </w:r>
-      <w:r>
-        <w:rPr>
-          <w:rFonts w:ascii="Courier New" w:hAnsi="Courier New" w:cs="Courier New"/>
-          <w:sz w:val="18"/>
-          <w:szCs w:val="18"/>
-        </w:rPr>
-        <w:tab/>
-        <w:t xml:space="preserve">throw new </w:t>
-      </w:r>
-      <w:proofErr w:type="spellStart"/>
-      <w:proofErr w:type="gramStart"/>
-      <w:r>
-        <w:rPr>
-          <w:rFonts w:ascii="Courier New" w:hAnsi="Courier New" w:cs="Courier New"/>
-          <w:sz w:val="18"/>
-          <w:szCs w:val="18"/>
-        </w:rPr>
-        <w:t>UnsupportedOperationException</w:t>
-      </w:r>
-      <w:proofErr w:type="spellEnd"/>
-      <w:r>
-        <w:rPr>
-          <w:rFonts w:ascii="Courier New" w:hAnsi="Courier New" w:cs="Courier New"/>
-          <w:sz w:val="18"/>
-          <w:szCs w:val="18"/>
-        </w:rPr>
-        <w:t>(</w:t>
-      </w:r>
-      <w:proofErr w:type="gramEnd"/>
-      <w:r>
-        <w:rPr>
-          <w:rFonts w:ascii="Courier New" w:hAnsi="Courier New" w:cs="Courier New"/>
-          <w:sz w:val="18"/>
-          <w:szCs w:val="18"/>
-        </w:rPr>
-        <w:t>);</w:t>
-      </w:r>
-      <w:r>
-        <w:rPr>
-          <w:rFonts w:ascii="Courier New" w:hAnsi="Courier New" w:cs="Courier New"/>
-          <w:sz w:val="18"/>
-          <w:szCs w:val="18"/>
-        </w:rPr>
-        <w:br/>
-      </w:r>
-      <w:r>
-        <w:rPr>
-          <w:rFonts w:ascii="Courier New" w:hAnsi="Courier New" w:cs="Courier New"/>
-          <w:sz w:val="18"/>
-          <w:szCs w:val="18"/>
-        </w:rPr>
-        <w:tab/>
-        <w:t>}</w:t>
-      </w:r>
-      <w:r>
-        <w:rPr>
-          <w:rFonts w:ascii="Courier New" w:hAnsi="Courier New" w:cs="Courier New"/>
-          <w:sz w:val="18"/>
-          <w:szCs w:val="18"/>
-        </w:rPr>
-        <w:br/>
-      </w:r>
-      <w:r>
-        <w:rPr>
-          <w:rFonts w:ascii="Courier New" w:hAnsi="Courier New" w:cs="Courier New"/>
-        </w:rPr>
-        <w:br/>
-      </w:r>
-      <w:r>
-        <w:rPr>
-          <w:rFonts w:ascii="Courier New" w:hAnsi="Courier New" w:cs="Courier New"/>
-          <w:sz w:val="18"/>
-          <w:szCs w:val="18"/>
-        </w:rPr>
+          <w:sz w:val="16"/>
+          <w:szCs w:val="16"/>
+        </w:rPr>
+        <w:t>string recipient, string subject, String body);</w:t>
+      </w:r>
+      <w:r>
+        <w:rPr>
+          <w:rFonts w:ascii="Courier New" w:hAnsi="Courier New" w:cs="Courier New"/>
+          <w:sz w:val="16"/>
+          <w:szCs w:val="16"/>
+        </w:rPr>
+        <w:br/>
+      </w:r>
+      <w:r>
+        <w:rPr>
+          <w:rFonts w:ascii="Courier New" w:hAnsi="Courier New" w:cs="Courier New"/>
+          <w:sz w:val="16"/>
+          <w:szCs w:val="16"/>
+        </w:rPr>
+        <w:br/>
         <w:t>}</w:t>
       </w:r>
     </w:p>
     <w:p>
       <w:pPr>
         <w:rPr>
+          <w:rFonts w:ascii="Courier New" w:hAnsi="Courier New" w:cs="Courier New"/>
+          <w:sz w:val="16"/>
+          <w:szCs w:val="16"/>
+        </w:rPr>
+      </w:pPr>
+    </w:p>
+    <w:p>
+      <w:pPr>
+        <w:rPr>
           <w:b/>
           <w:bCs/>
         </w:rPr>
       </w:pPr>
+      <w:r>
+        <w:rPr>
+          <w:b/>
+          <w:bCs/>
+        </w:rPr>
+        <w:t>Description</w:t>
+      </w:r>
     </w:p>
     <w:p>
       <w:r>
@@ -2175,108 +1430,3423 @@
       </w:r>
       <w:proofErr w:type="spellStart"/>
       <w:r>
-        <w:t>ServerAPI</w:t>
-      </w:r>
-      <w:proofErr w:type="spellEnd"/>
-      <w:r>
-        <w:t xml:space="preserve"> class represents the implementation class corresponding to the </w:t>
-      </w:r>
-      <w:proofErr w:type="spellStart"/>
-      <w:r>
-        <w:t>I_ServerAPI</w:t>
-      </w:r>
-      <w:proofErr w:type="spellEnd"/>
-      <w:r>
-        <w:t xml:space="preserve"> interface within the IPOS-SA subsystem.</w:t>
+        <w:t>I_EmailService</w:t>
+      </w:r>
+      <w:proofErr w:type="spellEnd"/>
+      <w:r>
+        <w:t xml:space="preserve"> interface defines the abstraction for sending email notifications.</w:t>
       </w:r>
     </w:p>
     <w:p>
       <w:r>
-        <w:t xml:space="preserve">The implementation class realises the subsystem interface and includes a constructor. The methods are initially left unimplemented (throwing </w:t>
-      </w:r>
-      <w:proofErr w:type="spellStart"/>
-      <w:r>
-        <w:t>UnsupportedOperationException</w:t>
-      </w:r>
-      <w:proofErr w:type="spellEnd"/>
-      <w:r>
-        <w:t>) to allow:</w:t>
+        <w:t>The interface provides a single method:</w:t>
       </w:r>
     </w:p>
     <w:p>
       <w:pPr>
         <w:numPr>
           <w:ilvl w:val="0"/>
-          <w:numId w:val="6"/>
+          <w:numId w:val="18"/>
         </w:numPr>
       </w:pPr>
-      <w:r>
-        <w:t>Interface-level validation</w:t>
+      <w:proofErr w:type="spellStart"/>
+      <w:r>
+        <w:t>sendEmail</w:t>
+      </w:r>
+      <w:proofErr w:type="spellEnd"/>
+      <w:r>
+        <w:t xml:space="preserve">(...) which returns a </w:t>
+      </w:r>
+      <w:proofErr w:type="spellStart"/>
+      <w:r>
+        <w:t>boolean</w:t>
+      </w:r>
+      <w:proofErr w:type="spellEnd"/>
+      <w:r>
+        <w:t xml:space="preserve"> to indicate success or failure.</w:t>
       </w:r>
     </w:p>
     <w:p>
+      <w:r>
+        <w:t>This design allows the subsystem to trigger messaging operations without direct dependency on the underlying email provider mechanism. It also supports testing using stub or mock implementations while maintaining a consistent call pattern for notification delivery.</w:t>
+      </w:r>
+    </w:p>
+    <w:p/>
+    <w:p>
+      <w:pPr>
+        <w:rPr>
+          <w:b/>
+          <w:bCs/>
+        </w:rPr>
+      </w:pPr>
+      <w:r>
+        <w:rPr>
+          <w:b/>
+          <w:bCs/>
+        </w:rPr>
+        <w:t xml:space="preserve">7.5.5 Interface: </w:t>
+      </w:r>
+      <w:proofErr w:type="spellStart"/>
+      <w:r>
+        <w:rPr>
+          <w:b/>
+          <w:bCs/>
+        </w:rPr>
+        <w:t>I_PaymentService</w:t>
+      </w:r>
+      <w:proofErr w:type="spellEnd"/>
+    </w:p>
+    <w:p>
+      <w:pPr>
+        <w:rPr>
+          <w:b/>
+          <w:bCs/>
+        </w:rPr>
+      </w:pPr>
+    </w:p>
+    <w:p>
+      <w:pPr>
+        <w:rPr>
+          <w:rFonts w:ascii="Courier New" w:hAnsi="Courier New" w:cs="Courier New"/>
+          <w:sz w:val="16"/>
+          <w:szCs w:val="16"/>
+        </w:rPr>
+      </w:pPr>
+      <w:r>
+        <w:rPr>
+          <w:rFonts w:ascii="Courier New" w:hAnsi="Courier New" w:cs="Courier New"/>
+          <w:sz w:val="16"/>
+          <w:szCs w:val="16"/>
+        </w:rPr>
+        <w:t xml:space="preserve">package </w:t>
+      </w:r>
+      <w:proofErr w:type="spellStart"/>
+      <w:r>
+        <w:rPr>
+          <w:rFonts w:ascii="Courier New" w:hAnsi="Courier New" w:cs="Courier New"/>
+          <w:sz w:val="16"/>
+          <w:szCs w:val="16"/>
+        </w:rPr>
+        <w:t>IPOS_Detailed_Design</w:t>
+      </w:r>
+      <w:proofErr w:type="spellEnd"/>
+      <w:r>
+        <w:rPr>
+          <w:rFonts w:ascii="Courier New" w:hAnsi="Courier New" w:cs="Courier New"/>
+          <w:sz w:val="16"/>
+          <w:szCs w:val="16"/>
+        </w:rPr>
+        <w:t>;</w:t>
+      </w:r>
+      <w:r>
+        <w:rPr>
+          <w:rFonts w:ascii="Courier New" w:hAnsi="Courier New" w:cs="Courier New"/>
+          <w:sz w:val="16"/>
+          <w:szCs w:val="16"/>
+        </w:rPr>
+        <w:br/>
+      </w:r>
+      <w:r>
+        <w:rPr>
+          <w:rFonts w:ascii="Courier New" w:hAnsi="Courier New" w:cs="Courier New"/>
+          <w:sz w:val="16"/>
+          <w:szCs w:val="16"/>
+        </w:rPr>
+        <w:br/>
+        <w:t xml:space="preserve">public interface </w:t>
+      </w:r>
+      <w:proofErr w:type="spellStart"/>
+      <w:r>
+        <w:rPr>
+          <w:rFonts w:ascii="Courier New" w:hAnsi="Courier New" w:cs="Courier New"/>
+          <w:sz w:val="16"/>
+          <w:szCs w:val="16"/>
+        </w:rPr>
+        <w:t>I_PaymentService</w:t>
+      </w:r>
+      <w:proofErr w:type="spellEnd"/>
+      <w:r>
+        <w:rPr>
+          <w:rFonts w:ascii="Courier New" w:hAnsi="Courier New" w:cs="Courier New"/>
+          <w:sz w:val="16"/>
+          <w:szCs w:val="16"/>
+        </w:rPr>
+        <w:t xml:space="preserve"> {</w:t>
+      </w:r>
+      <w:r>
+        <w:rPr>
+          <w:rFonts w:ascii="Courier New" w:hAnsi="Courier New" w:cs="Courier New"/>
+          <w:sz w:val="16"/>
+          <w:szCs w:val="16"/>
+        </w:rPr>
+        <w:br/>
+      </w:r>
+      <w:r>
+        <w:rPr>
+          <w:rFonts w:ascii="Courier New" w:hAnsi="Courier New" w:cs="Courier New"/>
+          <w:sz w:val="16"/>
+          <w:szCs w:val="16"/>
+        </w:rPr>
+        <w:br/>
+      </w:r>
+      <w:r>
+        <w:rPr>
+          <w:rFonts w:ascii="Courier New" w:hAnsi="Courier New" w:cs="Courier New"/>
+          <w:sz w:val="16"/>
+          <w:szCs w:val="16"/>
+        </w:rPr>
+        <w:tab/>
+        <w:t>/**</w:t>
+      </w:r>
+      <w:r>
+        <w:rPr>
+          <w:rFonts w:ascii="Courier New" w:hAnsi="Courier New" w:cs="Courier New"/>
+          <w:sz w:val="16"/>
+          <w:szCs w:val="16"/>
+        </w:rPr>
+        <w:br/>
+      </w:r>
+      <w:r>
+        <w:rPr>
+          <w:rFonts w:ascii="Courier New" w:hAnsi="Courier New" w:cs="Courier New"/>
+          <w:sz w:val="16"/>
+          <w:szCs w:val="16"/>
+        </w:rPr>
+        <w:tab/>
+        <w:t xml:space="preserve"> * </w:t>
+      </w:r>
+      <w:r>
+        <w:rPr>
+          <w:rFonts w:ascii="Courier New" w:hAnsi="Courier New" w:cs="Courier New"/>
+          <w:sz w:val="16"/>
+          <w:szCs w:val="16"/>
+        </w:rPr>
+        <w:br/>
+      </w:r>
+      <w:r>
+        <w:rPr>
+          <w:rFonts w:ascii="Courier New" w:hAnsi="Courier New" w:cs="Courier New"/>
+          <w:sz w:val="16"/>
+          <w:szCs w:val="16"/>
+        </w:rPr>
+        <w:tab/>
+        <w:t xml:space="preserve"> * @param amount</w:t>
+      </w:r>
+      <w:r>
+        <w:rPr>
+          <w:rFonts w:ascii="Courier New" w:hAnsi="Courier New" w:cs="Courier New"/>
+          <w:sz w:val="16"/>
+          <w:szCs w:val="16"/>
+        </w:rPr>
+        <w:br/>
+      </w:r>
+      <w:r>
+        <w:rPr>
+          <w:rFonts w:ascii="Courier New" w:hAnsi="Courier New" w:cs="Courier New"/>
+          <w:sz w:val="16"/>
+          <w:szCs w:val="16"/>
+        </w:rPr>
+        <w:tab/>
+        <w:t xml:space="preserve"> * @param currency</w:t>
+      </w:r>
+      <w:r>
+        <w:rPr>
+          <w:rFonts w:ascii="Courier New" w:hAnsi="Courier New" w:cs="Courier New"/>
+          <w:sz w:val="16"/>
+          <w:szCs w:val="16"/>
+        </w:rPr>
+        <w:br/>
+      </w:r>
+      <w:r>
+        <w:rPr>
+          <w:rFonts w:ascii="Courier New" w:hAnsi="Courier New" w:cs="Courier New"/>
+          <w:sz w:val="16"/>
+          <w:szCs w:val="16"/>
+        </w:rPr>
+        <w:tab/>
+        <w:t xml:space="preserve"> * @param </w:t>
+      </w:r>
+      <w:proofErr w:type="spellStart"/>
+      <w:r>
+        <w:rPr>
+          <w:rFonts w:ascii="Courier New" w:hAnsi="Courier New" w:cs="Courier New"/>
+          <w:sz w:val="16"/>
+          <w:szCs w:val="16"/>
+        </w:rPr>
+        <w:t>cardNumber</w:t>
+      </w:r>
+      <w:proofErr w:type="spellEnd"/>
+      <w:r>
+        <w:rPr>
+          <w:rFonts w:ascii="Courier New" w:hAnsi="Courier New" w:cs="Courier New"/>
+          <w:sz w:val="16"/>
+          <w:szCs w:val="16"/>
+        </w:rPr>
+        <w:br/>
+      </w:r>
+      <w:r>
+        <w:rPr>
+          <w:rFonts w:ascii="Courier New" w:hAnsi="Courier New" w:cs="Courier New"/>
+          <w:sz w:val="16"/>
+          <w:szCs w:val="16"/>
+        </w:rPr>
+        <w:tab/>
+        <w:t xml:space="preserve"> * @param </w:t>
+      </w:r>
+      <w:proofErr w:type="spellStart"/>
+      <w:r>
+        <w:rPr>
+          <w:rFonts w:ascii="Courier New" w:hAnsi="Courier New" w:cs="Courier New"/>
+          <w:sz w:val="16"/>
+          <w:szCs w:val="16"/>
+        </w:rPr>
+        <w:t>expiryDate</w:t>
+      </w:r>
+      <w:proofErr w:type="spellEnd"/>
+      <w:r>
+        <w:rPr>
+          <w:rFonts w:ascii="Courier New" w:hAnsi="Courier New" w:cs="Courier New"/>
+          <w:sz w:val="16"/>
+          <w:szCs w:val="16"/>
+        </w:rPr>
+        <w:br/>
+      </w:r>
+      <w:r>
+        <w:rPr>
+          <w:rFonts w:ascii="Courier New" w:hAnsi="Courier New" w:cs="Courier New"/>
+          <w:sz w:val="16"/>
+          <w:szCs w:val="16"/>
+        </w:rPr>
+        <w:tab/>
+        <w:t xml:space="preserve"> */</w:t>
+      </w:r>
+      <w:r>
+        <w:rPr>
+          <w:rFonts w:ascii="Courier New" w:hAnsi="Courier New" w:cs="Courier New"/>
+          <w:sz w:val="16"/>
+          <w:szCs w:val="16"/>
+        </w:rPr>
+        <w:br/>
+      </w:r>
+      <w:r>
+        <w:rPr>
+          <w:rFonts w:ascii="Courier New" w:hAnsi="Courier New" w:cs="Courier New"/>
+          <w:sz w:val="16"/>
+          <w:szCs w:val="16"/>
+        </w:rPr>
+        <w:tab/>
+        <w:t xml:space="preserve">abstract String </w:t>
+      </w:r>
+      <w:proofErr w:type="spellStart"/>
+      <w:proofErr w:type="gramStart"/>
+      <w:r>
+        <w:rPr>
+          <w:rFonts w:ascii="Courier New" w:hAnsi="Courier New" w:cs="Courier New"/>
+          <w:sz w:val="16"/>
+          <w:szCs w:val="16"/>
+        </w:rPr>
+        <w:t>makePayment</w:t>
+      </w:r>
+      <w:proofErr w:type="spellEnd"/>
+      <w:r>
+        <w:rPr>
+          <w:rFonts w:ascii="Courier New" w:hAnsi="Courier New" w:cs="Courier New"/>
+          <w:sz w:val="16"/>
+          <w:szCs w:val="16"/>
+        </w:rPr>
+        <w:t>(</w:t>
+      </w:r>
+      <w:proofErr w:type="spellStart"/>
+      <w:proofErr w:type="gramEnd"/>
+      <w:r>
+        <w:rPr>
+          <w:rFonts w:ascii="Courier New" w:hAnsi="Courier New" w:cs="Courier New"/>
+          <w:sz w:val="16"/>
+          <w:szCs w:val="16"/>
+        </w:rPr>
+        <w:t>BigDecimal</w:t>
+      </w:r>
+      <w:proofErr w:type="spellEnd"/>
+      <w:r>
+        <w:rPr>
+          <w:rFonts w:ascii="Courier New" w:hAnsi="Courier New" w:cs="Courier New"/>
+          <w:sz w:val="16"/>
+          <w:szCs w:val="16"/>
+        </w:rPr>
+        <w:t xml:space="preserve"> amount, string currency, string </w:t>
+      </w:r>
+      <w:proofErr w:type="spellStart"/>
+      <w:r>
+        <w:rPr>
+          <w:rFonts w:ascii="Courier New" w:hAnsi="Courier New" w:cs="Courier New"/>
+          <w:sz w:val="16"/>
+          <w:szCs w:val="16"/>
+        </w:rPr>
+        <w:t>cardNumber</w:t>
+      </w:r>
+      <w:proofErr w:type="spellEnd"/>
+      <w:r>
+        <w:rPr>
+          <w:rFonts w:ascii="Courier New" w:hAnsi="Courier New" w:cs="Courier New"/>
+          <w:sz w:val="16"/>
+          <w:szCs w:val="16"/>
+        </w:rPr>
+        <w:t xml:space="preserve">, int </w:t>
+      </w:r>
+      <w:proofErr w:type="spellStart"/>
+      <w:r>
+        <w:rPr>
+          <w:rFonts w:ascii="Courier New" w:hAnsi="Courier New" w:cs="Courier New"/>
+          <w:sz w:val="16"/>
+          <w:szCs w:val="16"/>
+        </w:rPr>
+        <w:t>expiryDate</w:t>
+      </w:r>
+      <w:proofErr w:type="spellEnd"/>
+      <w:r>
+        <w:rPr>
+          <w:rFonts w:ascii="Courier New" w:hAnsi="Courier New" w:cs="Courier New"/>
+          <w:sz w:val="16"/>
+          <w:szCs w:val="16"/>
+        </w:rPr>
+        <w:t>);</w:t>
+      </w:r>
+      <w:r>
+        <w:rPr>
+          <w:rFonts w:ascii="Courier New" w:hAnsi="Courier New" w:cs="Courier New"/>
+          <w:sz w:val="16"/>
+          <w:szCs w:val="16"/>
+        </w:rPr>
+        <w:br/>
+      </w:r>
+      <w:r>
+        <w:rPr>
+          <w:rFonts w:ascii="Courier New" w:hAnsi="Courier New" w:cs="Courier New"/>
+          <w:sz w:val="16"/>
+          <w:szCs w:val="16"/>
+        </w:rPr>
+        <w:br/>
+        <w:t>}</w:t>
+      </w:r>
+    </w:p>
+    <w:p>
+      <w:pPr>
+        <w:rPr>
+          <w:b/>
+          <w:bCs/>
+        </w:rPr>
+      </w:pPr>
+      <w:r>
+        <w:rPr>
+          <w:b/>
+          <w:bCs/>
+        </w:rPr>
+        <w:t>Description</w:t>
+      </w:r>
+    </w:p>
+    <w:p>
+      <w:r>
+        <w:t xml:space="preserve">The </w:t>
+      </w:r>
+      <w:proofErr w:type="spellStart"/>
+      <w:r>
+        <w:t>I_PaymentService</w:t>
+      </w:r>
+      <w:proofErr w:type="spellEnd"/>
+      <w:r>
+        <w:t xml:space="preserve"> interface defines an abstraction for performing payment transactions.</w:t>
+      </w:r>
+    </w:p>
+    <w:p>
+      <w:r>
+        <w:t>The interface contains a single operation:</w:t>
+      </w:r>
+    </w:p>
+    <w:p>
       <w:pPr>
         <w:numPr>
           <w:ilvl w:val="0"/>
-          <w:numId w:val="6"/>
+          <w:numId w:val="19"/>
         </w:numPr>
       </w:pPr>
-      <w:r>
-        <w:t>Early testing design</w:t>
+      <w:proofErr w:type="spellStart"/>
+      <w:r>
+        <w:lastRenderedPageBreak/>
+        <w:t>makePayment</w:t>
+      </w:r>
+      <w:proofErr w:type="spellEnd"/>
+      <w:r>
+        <w:t>(...) returning a String, which may represent a payment reference, receipt identifier, or transaction status code.</w:t>
       </w:r>
     </w:p>
     <w:p>
+      <w:r>
+        <w:t>This interface separates payment processing concerns from the core subsystem logic and enables payment processing to be implemented using either a simulated transaction flow (prototype stage) or a real payment provider integration.</w:t>
+      </w:r>
+    </w:p>
+    <w:p/>
+    <w:p>
+      <w:pPr>
+        <w:rPr>
+          <w:b/>
+          <w:bCs/>
+        </w:rPr>
+      </w:pPr>
+      <w:r>
+        <w:rPr>
+          <w:b/>
+          <w:bCs/>
+        </w:rPr>
+        <w:t xml:space="preserve">7.5.6 Interface: </w:t>
+      </w:r>
+      <w:proofErr w:type="spellStart"/>
+      <w:r>
+        <w:rPr>
+          <w:b/>
+          <w:bCs/>
+        </w:rPr>
+        <w:t>I_SAtoCA</w:t>
+      </w:r>
+      <w:proofErr w:type="spellEnd"/>
+    </w:p>
+    <w:p>
+      <w:pPr>
+        <w:rPr>
+          <w:rFonts w:ascii="Courier New" w:hAnsi="Courier New" w:cs="Courier New"/>
+          <w:sz w:val="16"/>
+          <w:szCs w:val="16"/>
+        </w:rPr>
+      </w:pPr>
+      <w:r>
+        <w:rPr>
+          <w:rFonts w:ascii="Courier New" w:hAnsi="Courier New" w:cs="Courier New"/>
+          <w:sz w:val="16"/>
+          <w:szCs w:val="16"/>
+        </w:rPr>
+        <w:t xml:space="preserve">package </w:t>
+      </w:r>
+      <w:proofErr w:type="spellStart"/>
+      <w:r>
+        <w:rPr>
+          <w:rFonts w:ascii="Courier New" w:hAnsi="Courier New" w:cs="Courier New"/>
+          <w:sz w:val="16"/>
+          <w:szCs w:val="16"/>
+        </w:rPr>
+        <w:t>IPOS_Detailed_Design</w:t>
+      </w:r>
+      <w:proofErr w:type="spellEnd"/>
+      <w:r>
+        <w:rPr>
+          <w:rFonts w:ascii="Courier New" w:hAnsi="Courier New" w:cs="Courier New"/>
+          <w:sz w:val="16"/>
+          <w:szCs w:val="16"/>
+        </w:rPr>
+        <w:t>;</w:t>
+      </w:r>
+      <w:r>
+        <w:rPr>
+          <w:rFonts w:ascii="Courier New" w:hAnsi="Courier New" w:cs="Courier New"/>
+          <w:sz w:val="16"/>
+          <w:szCs w:val="16"/>
+        </w:rPr>
+        <w:br/>
+      </w:r>
+      <w:r>
+        <w:rPr>
+          <w:rFonts w:ascii="Courier New" w:hAnsi="Courier New" w:cs="Courier New"/>
+          <w:sz w:val="16"/>
+          <w:szCs w:val="16"/>
+        </w:rPr>
+        <w:br/>
+        <w:t xml:space="preserve">public interface </w:t>
+      </w:r>
+      <w:proofErr w:type="spellStart"/>
+      <w:r>
+        <w:rPr>
+          <w:rFonts w:ascii="Courier New" w:hAnsi="Courier New" w:cs="Courier New"/>
+          <w:sz w:val="16"/>
+          <w:szCs w:val="16"/>
+        </w:rPr>
+        <w:t>I_SAtoCA</w:t>
+      </w:r>
+      <w:proofErr w:type="spellEnd"/>
+      <w:r>
+        <w:rPr>
+          <w:rFonts w:ascii="Courier New" w:hAnsi="Courier New" w:cs="Courier New"/>
+          <w:sz w:val="16"/>
+          <w:szCs w:val="16"/>
+        </w:rPr>
+        <w:t xml:space="preserve"> {</w:t>
+      </w:r>
+      <w:r>
+        <w:rPr>
+          <w:rFonts w:ascii="Courier New" w:hAnsi="Courier New" w:cs="Courier New"/>
+          <w:sz w:val="16"/>
+          <w:szCs w:val="16"/>
+        </w:rPr>
+        <w:br/>
+      </w:r>
+      <w:r>
+        <w:rPr>
+          <w:rFonts w:ascii="Courier New" w:hAnsi="Courier New" w:cs="Courier New"/>
+          <w:sz w:val="16"/>
+          <w:szCs w:val="16"/>
+        </w:rPr>
+        <w:br/>
+      </w:r>
+      <w:r>
+        <w:rPr>
+          <w:rFonts w:ascii="Courier New" w:hAnsi="Courier New" w:cs="Courier New"/>
+          <w:sz w:val="16"/>
+          <w:szCs w:val="16"/>
+        </w:rPr>
+        <w:tab/>
+        <w:t>/**</w:t>
+      </w:r>
+      <w:r>
+        <w:rPr>
+          <w:rFonts w:ascii="Courier New" w:hAnsi="Courier New" w:cs="Courier New"/>
+          <w:sz w:val="16"/>
+          <w:szCs w:val="16"/>
+        </w:rPr>
+        <w:br/>
+      </w:r>
+      <w:r>
+        <w:rPr>
+          <w:rFonts w:ascii="Courier New" w:hAnsi="Courier New" w:cs="Courier New"/>
+          <w:sz w:val="16"/>
+          <w:szCs w:val="16"/>
+        </w:rPr>
+        <w:tab/>
+        <w:t xml:space="preserve"> * </w:t>
+      </w:r>
+      <w:r>
+        <w:rPr>
+          <w:rFonts w:ascii="Courier New" w:hAnsi="Courier New" w:cs="Courier New"/>
+          <w:sz w:val="16"/>
+          <w:szCs w:val="16"/>
+        </w:rPr>
+        <w:br/>
+      </w:r>
+      <w:r>
+        <w:rPr>
+          <w:rFonts w:ascii="Courier New" w:hAnsi="Courier New" w:cs="Courier New"/>
+          <w:sz w:val="16"/>
+          <w:szCs w:val="16"/>
+        </w:rPr>
+        <w:tab/>
+        <w:t xml:space="preserve"> * @param </w:t>
+      </w:r>
+      <w:proofErr w:type="spellStart"/>
+      <w:r>
+        <w:rPr>
+          <w:rFonts w:ascii="Courier New" w:hAnsi="Courier New" w:cs="Courier New"/>
+          <w:sz w:val="16"/>
+          <w:szCs w:val="16"/>
+        </w:rPr>
+        <w:t>fromDate</w:t>
+      </w:r>
+      <w:proofErr w:type="spellEnd"/>
+      <w:r>
+        <w:rPr>
+          <w:rFonts w:ascii="Courier New" w:hAnsi="Courier New" w:cs="Courier New"/>
+          <w:sz w:val="16"/>
+          <w:szCs w:val="16"/>
+        </w:rPr>
+        <w:br/>
+      </w:r>
+      <w:r>
+        <w:rPr>
+          <w:rFonts w:ascii="Courier New" w:hAnsi="Courier New" w:cs="Courier New"/>
+          <w:sz w:val="16"/>
+          <w:szCs w:val="16"/>
+        </w:rPr>
+        <w:tab/>
+        <w:t xml:space="preserve"> * @param </w:t>
+      </w:r>
+      <w:proofErr w:type="spellStart"/>
+      <w:r>
+        <w:rPr>
+          <w:rFonts w:ascii="Courier New" w:hAnsi="Courier New" w:cs="Courier New"/>
+          <w:sz w:val="16"/>
+          <w:szCs w:val="16"/>
+        </w:rPr>
+        <w:t>toDate</w:t>
+      </w:r>
+      <w:proofErr w:type="spellEnd"/>
+      <w:r>
+        <w:rPr>
+          <w:rFonts w:ascii="Courier New" w:hAnsi="Courier New" w:cs="Courier New"/>
+          <w:sz w:val="16"/>
+          <w:szCs w:val="16"/>
+        </w:rPr>
+        <w:br/>
+      </w:r>
+      <w:r>
+        <w:rPr>
+          <w:rFonts w:ascii="Courier New" w:hAnsi="Courier New" w:cs="Courier New"/>
+          <w:sz w:val="16"/>
+          <w:szCs w:val="16"/>
+        </w:rPr>
+        <w:tab/>
+        <w:t xml:space="preserve"> */</w:t>
+      </w:r>
+      <w:r>
+        <w:rPr>
+          <w:rFonts w:ascii="Courier New" w:hAnsi="Courier New" w:cs="Courier New"/>
+          <w:sz w:val="16"/>
+          <w:szCs w:val="16"/>
+        </w:rPr>
+        <w:br/>
+      </w:r>
+      <w:r>
+        <w:rPr>
+          <w:rFonts w:ascii="Courier New" w:hAnsi="Courier New" w:cs="Courier New"/>
+          <w:sz w:val="16"/>
+          <w:szCs w:val="16"/>
+        </w:rPr>
+        <w:tab/>
+        <w:t xml:space="preserve">List&lt;Order&gt; </w:t>
+      </w:r>
+      <w:proofErr w:type="spellStart"/>
+      <w:r>
+        <w:rPr>
+          <w:rFonts w:ascii="Courier New" w:hAnsi="Courier New" w:cs="Courier New"/>
+          <w:sz w:val="16"/>
+          <w:szCs w:val="16"/>
+        </w:rPr>
+        <w:t>getOrderHistory</w:t>
+      </w:r>
+      <w:proofErr w:type="spellEnd"/>
+      <w:r>
+        <w:rPr>
+          <w:rFonts w:ascii="Courier New" w:hAnsi="Courier New" w:cs="Courier New"/>
+          <w:sz w:val="16"/>
+          <w:szCs w:val="16"/>
+        </w:rPr>
+        <w:t>(</w:t>
+      </w:r>
+      <w:proofErr w:type="spellStart"/>
+      <w:r>
+        <w:rPr>
+          <w:rFonts w:ascii="Courier New" w:hAnsi="Courier New" w:cs="Courier New"/>
+          <w:sz w:val="16"/>
+          <w:szCs w:val="16"/>
+        </w:rPr>
+        <w:t>LocalDate</w:t>
+      </w:r>
+      <w:proofErr w:type="spellEnd"/>
+      <w:r>
+        <w:rPr>
+          <w:rFonts w:ascii="Courier New" w:hAnsi="Courier New" w:cs="Courier New"/>
+          <w:sz w:val="16"/>
+          <w:szCs w:val="16"/>
+        </w:rPr>
+        <w:t xml:space="preserve"> </w:t>
+      </w:r>
+      <w:proofErr w:type="spellStart"/>
+      <w:r>
+        <w:rPr>
+          <w:rFonts w:ascii="Courier New" w:hAnsi="Courier New" w:cs="Courier New"/>
+          <w:sz w:val="16"/>
+          <w:szCs w:val="16"/>
+        </w:rPr>
+        <w:t>fromDate</w:t>
+      </w:r>
+      <w:proofErr w:type="spellEnd"/>
+      <w:r>
+        <w:rPr>
+          <w:rFonts w:ascii="Courier New" w:hAnsi="Courier New" w:cs="Courier New"/>
+          <w:sz w:val="16"/>
+          <w:szCs w:val="16"/>
+        </w:rPr>
+        <w:t xml:space="preserve">, </w:t>
+      </w:r>
+      <w:proofErr w:type="spellStart"/>
+      <w:r>
+        <w:rPr>
+          <w:rFonts w:ascii="Courier New" w:hAnsi="Courier New" w:cs="Courier New"/>
+          <w:sz w:val="16"/>
+          <w:szCs w:val="16"/>
+        </w:rPr>
+        <w:t>LocalDate</w:t>
+      </w:r>
+      <w:proofErr w:type="spellEnd"/>
+      <w:r>
+        <w:rPr>
+          <w:rFonts w:ascii="Courier New" w:hAnsi="Courier New" w:cs="Courier New"/>
+          <w:sz w:val="16"/>
+          <w:szCs w:val="16"/>
+        </w:rPr>
+        <w:t xml:space="preserve"> </w:t>
+      </w:r>
+      <w:proofErr w:type="spellStart"/>
+      <w:r>
+        <w:rPr>
+          <w:rFonts w:ascii="Courier New" w:hAnsi="Courier New" w:cs="Courier New"/>
+          <w:sz w:val="16"/>
+          <w:szCs w:val="16"/>
+        </w:rPr>
+        <w:t>toDate</w:t>
+      </w:r>
+      <w:proofErr w:type="spellEnd"/>
+      <w:r>
+        <w:rPr>
+          <w:rFonts w:ascii="Courier New" w:hAnsi="Courier New" w:cs="Courier New"/>
+          <w:sz w:val="16"/>
+          <w:szCs w:val="16"/>
+        </w:rPr>
+        <w:t>);</w:t>
+      </w:r>
+      <w:r>
+        <w:rPr>
+          <w:rFonts w:ascii="Courier New" w:hAnsi="Courier New" w:cs="Courier New"/>
+          <w:sz w:val="16"/>
+          <w:szCs w:val="16"/>
+        </w:rPr>
+        <w:br/>
+      </w:r>
+      <w:r>
+        <w:rPr>
+          <w:rFonts w:ascii="Courier New" w:hAnsi="Courier New" w:cs="Courier New"/>
+          <w:sz w:val="16"/>
+          <w:szCs w:val="16"/>
+        </w:rPr>
+        <w:br/>
+      </w:r>
+      <w:r>
+        <w:rPr>
+          <w:rFonts w:ascii="Courier New" w:hAnsi="Courier New" w:cs="Courier New"/>
+          <w:sz w:val="16"/>
+          <w:szCs w:val="16"/>
+        </w:rPr>
+        <w:tab/>
+        <w:t xml:space="preserve">List&lt;Product&gt; </w:t>
+      </w:r>
+      <w:proofErr w:type="spellStart"/>
+      <w:r>
+        <w:rPr>
+          <w:rFonts w:ascii="Courier New" w:hAnsi="Courier New" w:cs="Courier New"/>
+          <w:sz w:val="16"/>
+          <w:szCs w:val="16"/>
+        </w:rPr>
+        <w:t>getCatalogue</w:t>
+      </w:r>
+      <w:proofErr w:type="spellEnd"/>
+      <w:r>
+        <w:rPr>
+          <w:rFonts w:ascii="Courier New" w:hAnsi="Courier New" w:cs="Courier New"/>
+          <w:sz w:val="16"/>
+          <w:szCs w:val="16"/>
+        </w:rPr>
+        <w:t>();</w:t>
+      </w:r>
+      <w:r>
+        <w:rPr>
+          <w:rFonts w:ascii="Courier New" w:hAnsi="Courier New" w:cs="Courier New"/>
+          <w:sz w:val="16"/>
+          <w:szCs w:val="16"/>
+        </w:rPr>
+        <w:br/>
+      </w:r>
+      <w:r>
+        <w:rPr>
+          <w:rFonts w:ascii="Courier New" w:hAnsi="Courier New" w:cs="Courier New"/>
+          <w:sz w:val="16"/>
+          <w:szCs w:val="16"/>
+        </w:rPr>
+        <w:br/>
+      </w:r>
+      <w:r>
+        <w:rPr>
+          <w:rFonts w:ascii="Courier New" w:hAnsi="Courier New" w:cs="Courier New"/>
+          <w:sz w:val="16"/>
+          <w:szCs w:val="16"/>
+        </w:rPr>
+        <w:tab/>
+        <w:t>/**</w:t>
+      </w:r>
+      <w:r>
+        <w:rPr>
+          <w:rFonts w:ascii="Courier New" w:hAnsi="Courier New" w:cs="Courier New"/>
+          <w:sz w:val="16"/>
+          <w:szCs w:val="16"/>
+        </w:rPr>
+        <w:br/>
+      </w:r>
+      <w:r>
+        <w:rPr>
+          <w:rFonts w:ascii="Courier New" w:hAnsi="Courier New" w:cs="Courier New"/>
+          <w:sz w:val="16"/>
+          <w:szCs w:val="16"/>
+        </w:rPr>
+        <w:tab/>
+        <w:t xml:space="preserve"> * </w:t>
+      </w:r>
+      <w:r>
+        <w:rPr>
+          <w:rFonts w:ascii="Courier New" w:hAnsi="Courier New" w:cs="Courier New"/>
+          <w:sz w:val="16"/>
+          <w:szCs w:val="16"/>
+        </w:rPr>
+        <w:br/>
+      </w:r>
+      <w:r>
+        <w:rPr>
+          <w:rFonts w:ascii="Courier New" w:hAnsi="Courier New" w:cs="Courier New"/>
+          <w:sz w:val="16"/>
+          <w:szCs w:val="16"/>
+        </w:rPr>
+        <w:tab/>
+        <w:t xml:space="preserve"> * @param </w:t>
+      </w:r>
+      <w:proofErr w:type="spellStart"/>
+      <w:r>
+        <w:rPr>
+          <w:rFonts w:ascii="Courier New" w:hAnsi="Courier New" w:cs="Courier New"/>
+          <w:sz w:val="16"/>
+          <w:szCs w:val="16"/>
+        </w:rPr>
+        <w:t>orderId</w:t>
+      </w:r>
+      <w:proofErr w:type="spellEnd"/>
+      <w:r>
+        <w:rPr>
+          <w:rFonts w:ascii="Courier New" w:hAnsi="Courier New" w:cs="Courier New"/>
+          <w:sz w:val="16"/>
+          <w:szCs w:val="16"/>
+        </w:rPr>
+        <w:br/>
+      </w:r>
+      <w:r>
+        <w:rPr>
+          <w:rFonts w:ascii="Courier New" w:hAnsi="Courier New" w:cs="Courier New"/>
+          <w:sz w:val="16"/>
+          <w:szCs w:val="16"/>
+        </w:rPr>
+        <w:tab/>
+        <w:t xml:space="preserve"> */</w:t>
+      </w:r>
+      <w:r>
+        <w:rPr>
+          <w:rFonts w:ascii="Courier New" w:hAnsi="Courier New" w:cs="Courier New"/>
+          <w:sz w:val="16"/>
+          <w:szCs w:val="16"/>
+        </w:rPr>
+        <w:br/>
+      </w:r>
+      <w:r>
+        <w:rPr>
+          <w:rFonts w:ascii="Courier New" w:hAnsi="Courier New" w:cs="Courier New"/>
+          <w:sz w:val="16"/>
+          <w:szCs w:val="16"/>
+        </w:rPr>
+        <w:tab/>
+      </w:r>
+      <w:proofErr w:type="spellStart"/>
+      <w:r>
+        <w:rPr>
+          <w:rFonts w:ascii="Courier New" w:hAnsi="Courier New" w:cs="Courier New"/>
+          <w:sz w:val="16"/>
+          <w:szCs w:val="16"/>
+        </w:rPr>
+        <w:t>OrderStatus</w:t>
+      </w:r>
+      <w:proofErr w:type="spellEnd"/>
+      <w:r>
+        <w:rPr>
+          <w:rFonts w:ascii="Courier New" w:hAnsi="Courier New" w:cs="Courier New"/>
+          <w:sz w:val="16"/>
+          <w:szCs w:val="16"/>
+        </w:rPr>
+        <w:t xml:space="preserve"> </w:t>
+      </w:r>
+      <w:proofErr w:type="spellStart"/>
+      <w:r>
+        <w:rPr>
+          <w:rFonts w:ascii="Courier New" w:hAnsi="Courier New" w:cs="Courier New"/>
+          <w:sz w:val="16"/>
+          <w:szCs w:val="16"/>
+        </w:rPr>
+        <w:t>getOrderStatus</w:t>
+      </w:r>
+      <w:proofErr w:type="spellEnd"/>
+      <w:r>
+        <w:rPr>
+          <w:rFonts w:ascii="Courier New" w:hAnsi="Courier New" w:cs="Courier New"/>
+          <w:sz w:val="16"/>
+          <w:szCs w:val="16"/>
+        </w:rPr>
+        <w:t xml:space="preserve">(string </w:t>
+      </w:r>
+      <w:proofErr w:type="spellStart"/>
+      <w:r>
+        <w:rPr>
+          <w:rFonts w:ascii="Courier New" w:hAnsi="Courier New" w:cs="Courier New"/>
+          <w:sz w:val="16"/>
+          <w:szCs w:val="16"/>
+        </w:rPr>
+        <w:t>orderId</w:t>
+      </w:r>
+      <w:proofErr w:type="spellEnd"/>
+      <w:r>
+        <w:rPr>
+          <w:rFonts w:ascii="Courier New" w:hAnsi="Courier New" w:cs="Courier New"/>
+          <w:sz w:val="16"/>
+          <w:szCs w:val="16"/>
+        </w:rPr>
+        <w:t>);</w:t>
+      </w:r>
+      <w:r>
+        <w:rPr>
+          <w:rFonts w:ascii="Courier New" w:hAnsi="Courier New" w:cs="Courier New"/>
+          <w:sz w:val="16"/>
+          <w:szCs w:val="16"/>
+        </w:rPr>
+        <w:br/>
+      </w:r>
+      <w:r>
+        <w:rPr>
+          <w:rFonts w:ascii="Courier New" w:hAnsi="Courier New" w:cs="Courier New"/>
+          <w:sz w:val="16"/>
+          <w:szCs w:val="16"/>
+        </w:rPr>
+        <w:br/>
+      </w:r>
+      <w:r>
+        <w:rPr>
+          <w:rFonts w:ascii="Courier New" w:hAnsi="Courier New" w:cs="Courier New"/>
+          <w:sz w:val="16"/>
+          <w:szCs w:val="16"/>
+        </w:rPr>
+        <w:tab/>
+      </w:r>
+      <w:proofErr w:type="spellStart"/>
+      <w:r>
+        <w:rPr>
+          <w:rFonts w:ascii="Courier New" w:hAnsi="Courier New" w:cs="Courier New"/>
+          <w:sz w:val="16"/>
+          <w:szCs w:val="16"/>
+        </w:rPr>
+        <w:t>BigDecimal</w:t>
+      </w:r>
+      <w:proofErr w:type="spellEnd"/>
+      <w:r>
+        <w:rPr>
+          <w:rFonts w:ascii="Courier New" w:hAnsi="Courier New" w:cs="Courier New"/>
+          <w:sz w:val="16"/>
+          <w:szCs w:val="16"/>
+        </w:rPr>
+        <w:t xml:space="preserve"> </w:t>
+      </w:r>
+      <w:proofErr w:type="spellStart"/>
+      <w:r>
+        <w:rPr>
+          <w:rFonts w:ascii="Courier New" w:hAnsi="Courier New" w:cs="Courier New"/>
+          <w:sz w:val="16"/>
+          <w:szCs w:val="16"/>
+        </w:rPr>
+        <w:t>getOutstandingBalance</w:t>
+      </w:r>
+      <w:proofErr w:type="spellEnd"/>
+      <w:r>
+        <w:rPr>
+          <w:rFonts w:ascii="Courier New" w:hAnsi="Courier New" w:cs="Courier New"/>
+          <w:sz w:val="16"/>
+          <w:szCs w:val="16"/>
+        </w:rPr>
+        <w:t>();</w:t>
+      </w:r>
+      <w:r>
+        <w:rPr>
+          <w:rFonts w:ascii="Courier New" w:hAnsi="Courier New" w:cs="Courier New"/>
+          <w:sz w:val="16"/>
+          <w:szCs w:val="16"/>
+        </w:rPr>
+        <w:br/>
+      </w:r>
+      <w:r>
+        <w:rPr>
+          <w:rFonts w:ascii="Courier New" w:hAnsi="Courier New" w:cs="Courier New"/>
+          <w:sz w:val="16"/>
+          <w:szCs w:val="16"/>
+        </w:rPr>
+        <w:br/>
+      </w:r>
+      <w:r>
+        <w:rPr>
+          <w:rFonts w:ascii="Courier New" w:hAnsi="Courier New" w:cs="Courier New"/>
+          <w:sz w:val="16"/>
+          <w:szCs w:val="16"/>
+        </w:rPr>
+        <w:tab/>
+        <w:t>/**</w:t>
+      </w:r>
+      <w:r>
+        <w:rPr>
+          <w:rFonts w:ascii="Courier New" w:hAnsi="Courier New" w:cs="Courier New"/>
+          <w:sz w:val="16"/>
+          <w:szCs w:val="16"/>
+        </w:rPr>
+        <w:br/>
+      </w:r>
+      <w:r>
+        <w:rPr>
+          <w:rFonts w:ascii="Courier New" w:hAnsi="Courier New" w:cs="Courier New"/>
+          <w:sz w:val="16"/>
+          <w:szCs w:val="16"/>
+        </w:rPr>
+        <w:tab/>
+        <w:t xml:space="preserve"> * </w:t>
+      </w:r>
+      <w:r>
+        <w:rPr>
+          <w:rFonts w:ascii="Courier New" w:hAnsi="Courier New" w:cs="Courier New"/>
+          <w:sz w:val="16"/>
+          <w:szCs w:val="16"/>
+        </w:rPr>
+        <w:br/>
+      </w:r>
+      <w:r>
+        <w:rPr>
+          <w:rFonts w:ascii="Courier New" w:hAnsi="Courier New" w:cs="Courier New"/>
+          <w:sz w:val="16"/>
+          <w:szCs w:val="16"/>
+        </w:rPr>
+        <w:tab/>
+        <w:t xml:space="preserve"> * @param </w:t>
+      </w:r>
+      <w:proofErr w:type="spellStart"/>
+      <w:r>
+        <w:rPr>
+          <w:rFonts w:ascii="Courier New" w:hAnsi="Courier New" w:cs="Courier New"/>
+          <w:sz w:val="16"/>
+          <w:szCs w:val="16"/>
+        </w:rPr>
+        <w:t>itemID</w:t>
+      </w:r>
+      <w:proofErr w:type="spellEnd"/>
+      <w:r>
+        <w:rPr>
+          <w:rFonts w:ascii="Courier New" w:hAnsi="Courier New" w:cs="Courier New"/>
+          <w:sz w:val="16"/>
+          <w:szCs w:val="16"/>
+        </w:rPr>
+        <w:br/>
+      </w:r>
+      <w:r>
+        <w:rPr>
+          <w:rFonts w:ascii="Courier New" w:hAnsi="Courier New" w:cs="Courier New"/>
+          <w:sz w:val="16"/>
+          <w:szCs w:val="16"/>
+        </w:rPr>
+        <w:tab/>
+        <w:t xml:space="preserve"> */</w:t>
+      </w:r>
+      <w:r>
+        <w:rPr>
+          <w:rFonts w:ascii="Courier New" w:hAnsi="Courier New" w:cs="Courier New"/>
+          <w:sz w:val="16"/>
+          <w:szCs w:val="16"/>
+        </w:rPr>
+        <w:br/>
+      </w:r>
+      <w:r>
+        <w:rPr>
+          <w:rFonts w:ascii="Courier New" w:hAnsi="Courier New" w:cs="Courier New"/>
+          <w:sz w:val="16"/>
+          <w:szCs w:val="16"/>
+        </w:rPr>
+        <w:tab/>
+        <w:t xml:space="preserve">int </w:t>
+      </w:r>
+      <w:proofErr w:type="spellStart"/>
+      <w:r>
+        <w:rPr>
+          <w:rFonts w:ascii="Courier New" w:hAnsi="Courier New" w:cs="Courier New"/>
+          <w:sz w:val="16"/>
+          <w:szCs w:val="16"/>
+        </w:rPr>
+        <w:t>checkStock</w:t>
+      </w:r>
+      <w:proofErr w:type="spellEnd"/>
+      <w:r>
+        <w:rPr>
+          <w:rFonts w:ascii="Courier New" w:hAnsi="Courier New" w:cs="Courier New"/>
+          <w:sz w:val="16"/>
+          <w:szCs w:val="16"/>
+        </w:rPr>
+        <w:t xml:space="preserve">(String </w:t>
+      </w:r>
+      <w:proofErr w:type="spellStart"/>
+      <w:r>
+        <w:rPr>
+          <w:rFonts w:ascii="Courier New" w:hAnsi="Courier New" w:cs="Courier New"/>
+          <w:sz w:val="16"/>
+          <w:szCs w:val="16"/>
+        </w:rPr>
+        <w:t>itemID</w:t>
+      </w:r>
+      <w:proofErr w:type="spellEnd"/>
+      <w:r>
+        <w:rPr>
+          <w:rFonts w:ascii="Courier New" w:hAnsi="Courier New" w:cs="Courier New"/>
+          <w:sz w:val="16"/>
+          <w:szCs w:val="16"/>
+        </w:rPr>
+        <w:t>);</w:t>
+      </w:r>
+      <w:r>
+        <w:rPr>
+          <w:rFonts w:ascii="Courier New" w:hAnsi="Courier New" w:cs="Courier New"/>
+          <w:sz w:val="16"/>
+          <w:szCs w:val="16"/>
+        </w:rPr>
+        <w:br/>
+      </w:r>
+      <w:r>
+        <w:rPr>
+          <w:rFonts w:ascii="Courier New" w:hAnsi="Courier New" w:cs="Courier New"/>
+          <w:sz w:val="16"/>
+          <w:szCs w:val="16"/>
+        </w:rPr>
+        <w:br/>
+      </w:r>
+      <w:r>
+        <w:rPr>
+          <w:rFonts w:ascii="Courier New" w:hAnsi="Courier New" w:cs="Courier New"/>
+          <w:sz w:val="16"/>
+          <w:szCs w:val="16"/>
+        </w:rPr>
+        <w:tab/>
+        <w:t>/**</w:t>
+      </w:r>
+      <w:r>
+        <w:rPr>
+          <w:rFonts w:ascii="Courier New" w:hAnsi="Courier New" w:cs="Courier New"/>
+          <w:sz w:val="16"/>
+          <w:szCs w:val="16"/>
+        </w:rPr>
+        <w:br/>
+      </w:r>
+      <w:r>
+        <w:rPr>
+          <w:rFonts w:ascii="Courier New" w:hAnsi="Courier New" w:cs="Courier New"/>
+          <w:sz w:val="16"/>
+          <w:szCs w:val="16"/>
+        </w:rPr>
+        <w:tab/>
+        <w:t xml:space="preserve"> * </w:t>
+      </w:r>
+      <w:r>
+        <w:rPr>
+          <w:rFonts w:ascii="Courier New" w:hAnsi="Courier New" w:cs="Courier New"/>
+          <w:sz w:val="16"/>
+          <w:szCs w:val="16"/>
+        </w:rPr>
+        <w:br/>
+      </w:r>
+      <w:r>
+        <w:rPr>
+          <w:rFonts w:ascii="Courier New" w:hAnsi="Courier New" w:cs="Courier New"/>
+          <w:sz w:val="16"/>
+          <w:szCs w:val="16"/>
+        </w:rPr>
+        <w:tab/>
+        <w:t xml:space="preserve"> * @param </w:t>
+      </w:r>
+      <w:proofErr w:type="spellStart"/>
+      <w:r>
+        <w:rPr>
+          <w:rFonts w:ascii="Courier New" w:hAnsi="Courier New" w:cs="Courier New"/>
+          <w:sz w:val="16"/>
+          <w:szCs w:val="16"/>
+        </w:rPr>
+        <w:t>merchantID</w:t>
+      </w:r>
+      <w:proofErr w:type="spellEnd"/>
+      <w:r>
+        <w:rPr>
+          <w:rFonts w:ascii="Courier New" w:hAnsi="Courier New" w:cs="Courier New"/>
+          <w:sz w:val="16"/>
+          <w:szCs w:val="16"/>
+        </w:rPr>
+        <w:br/>
+      </w:r>
+      <w:r>
+        <w:rPr>
+          <w:rFonts w:ascii="Courier New" w:hAnsi="Courier New" w:cs="Courier New"/>
+          <w:sz w:val="16"/>
+          <w:szCs w:val="16"/>
+        </w:rPr>
+        <w:tab/>
+        <w:t xml:space="preserve"> * @param items</w:t>
+      </w:r>
+      <w:r>
+        <w:rPr>
+          <w:rFonts w:ascii="Courier New" w:hAnsi="Courier New" w:cs="Courier New"/>
+          <w:sz w:val="16"/>
+          <w:szCs w:val="16"/>
+        </w:rPr>
+        <w:br/>
+      </w:r>
+      <w:r>
+        <w:rPr>
+          <w:rFonts w:ascii="Courier New" w:hAnsi="Courier New" w:cs="Courier New"/>
+          <w:sz w:val="16"/>
+          <w:szCs w:val="16"/>
+        </w:rPr>
+        <w:tab/>
+        <w:t xml:space="preserve"> */</w:t>
+      </w:r>
+      <w:r>
+        <w:rPr>
+          <w:rFonts w:ascii="Courier New" w:hAnsi="Courier New" w:cs="Courier New"/>
+          <w:sz w:val="16"/>
+          <w:szCs w:val="16"/>
+        </w:rPr>
+        <w:br/>
+      </w:r>
+      <w:r>
+        <w:rPr>
+          <w:rFonts w:ascii="Courier New" w:hAnsi="Courier New" w:cs="Courier New"/>
+          <w:sz w:val="16"/>
+          <w:szCs w:val="16"/>
+        </w:rPr>
+        <w:tab/>
+        <w:t xml:space="preserve">void </w:t>
+      </w:r>
+      <w:proofErr w:type="spellStart"/>
+      <w:r>
+        <w:rPr>
+          <w:rFonts w:ascii="Courier New" w:hAnsi="Courier New" w:cs="Courier New"/>
+          <w:sz w:val="16"/>
+          <w:szCs w:val="16"/>
+        </w:rPr>
+        <w:t>submitOrder</w:t>
+      </w:r>
+      <w:proofErr w:type="spellEnd"/>
+      <w:r>
+        <w:rPr>
+          <w:rFonts w:ascii="Courier New" w:hAnsi="Courier New" w:cs="Courier New"/>
+          <w:sz w:val="16"/>
+          <w:szCs w:val="16"/>
+        </w:rPr>
+        <w:t xml:space="preserve">(String </w:t>
+      </w:r>
+      <w:proofErr w:type="spellStart"/>
+      <w:r>
+        <w:rPr>
+          <w:rFonts w:ascii="Courier New" w:hAnsi="Courier New" w:cs="Courier New"/>
+          <w:sz w:val="16"/>
+          <w:szCs w:val="16"/>
+        </w:rPr>
+        <w:t>merchantID</w:t>
+      </w:r>
+      <w:proofErr w:type="spellEnd"/>
+      <w:r>
+        <w:rPr>
+          <w:rFonts w:ascii="Courier New" w:hAnsi="Courier New" w:cs="Courier New"/>
+          <w:sz w:val="16"/>
+          <w:szCs w:val="16"/>
+        </w:rPr>
+        <w:t>, Map&lt;String, Integer&gt; items);</w:t>
+      </w:r>
+      <w:r>
+        <w:rPr>
+          <w:rFonts w:ascii="Courier New" w:hAnsi="Courier New" w:cs="Courier New"/>
+          <w:sz w:val="16"/>
+          <w:szCs w:val="16"/>
+        </w:rPr>
+        <w:br/>
+      </w:r>
+      <w:r>
+        <w:rPr>
+          <w:rFonts w:ascii="Courier New" w:hAnsi="Courier New" w:cs="Courier New"/>
+          <w:sz w:val="16"/>
+          <w:szCs w:val="16"/>
+        </w:rPr>
+        <w:br/>
+      </w:r>
+      <w:r>
+        <w:rPr>
+          <w:rFonts w:ascii="Courier New" w:hAnsi="Courier New" w:cs="Courier New"/>
+          <w:sz w:val="16"/>
+          <w:szCs w:val="16"/>
+        </w:rPr>
+        <w:tab/>
+        <w:t>/**</w:t>
+      </w:r>
+      <w:r>
+        <w:rPr>
+          <w:rFonts w:ascii="Courier New" w:hAnsi="Courier New" w:cs="Courier New"/>
+          <w:sz w:val="16"/>
+          <w:szCs w:val="16"/>
+        </w:rPr>
+        <w:br/>
+      </w:r>
+      <w:r>
+        <w:rPr>
+          <w:rFonts w:ascii="Courier New" w:hAnsi="Courier New" w:cs="Courier New"/>
+          <w:sz w:val="16"/>
+          <w:szCs w:val="16"/>
+        </w:rPr>
+        <w:tab/>
+        <w:t xml:space="preserve"> * </w:t>
+      </w:r>
+      <w:r>
+        <w:rPr>
+          <w:rFonts w:ascii="Courier New" w:hAnsi="Courier New" w:cs="Courier New"/>
+          <w:sz w:val="16"/>
+          <w:szCs w:val="16"/>
+        </w:rPr>
+        <w:br/>
+      </w:r>
+      <w:r>
+        <w:rPr>
+          <w:rFonts w:ascii="Courier New" w:hAnsi="Courier New" w:cs="Courier New"/>
+          <w:sz w:val="16"/>
+          <w:szCs w:val="16"/>
+        </w:rPr>
+        <w:tab/>
+        <w:t xml:space="preserve"> * @param username</w:t>
+      </w:r>
+      <w:r>
+        <w:rPr>
+          <w:rFonts w:ascii="Courier New" w:hAnsi="Courier New" w:cs="Courier New"/>
+          <w:sz w:val="16"/>
+          <w:szCs w:val="16"/>
+        </w:rPr>
+        <w:br/>
+      </w:r>
+      <w:r>
+        <w:rPr>
+          <w:rFonts w:ascii="Courier New" w:hAnsi="Courier New" w:cs="Courier New"/>
+          <w:sz w:val="16"/>
+          <w:szCs w:val="16"/>
+        </w:rPr>
+        <w:tab/>
+        <w:t xml:space="preserve"> * @param password</w:t>
+      </w:r>
+      <w:r>
+        <w:rPr>
+          <w:rFonts w:ascii="Courier New" w:hAnsi="Courier New" w:cs="Courier New"/>
+          <w:sz w:val="16"/>
+          <w:szCs w:val="16"/>
+        </w:rPr>
+        <w:br/>
+      </w:r>
+      <w:r>
+        <w:rPr>
+          <w:rFonts w:ascii="Courier New" w:hAnsi="Courier New" w:cs="Courier New"/>
+          <w:sz w:val="16"/>
+          <w:szCs w:val="16"/>
+        </w:rPr>
+        <w:tab/>
+        <w:t xml:space="preserve"> */</w:t>
+      </w:r>
+      <w:r>
+        <w:rPr>
+          <w:rFonts w:ascii="Courier New" w:hAnsi="Courier New" w:cs="Courier New"/>
+          <w:sz w:val="16"/>
+          <w:szCs w:val="16"/>
+        </w:rPr>
+        <w:br/>
+      </w:r>
+      <w:r>
+        <w:rPr>
+          <w:rFonts w:ascii="Courier New" w:hAnsi="Courier New" w:cs="Courier New"/>
+          <w:sz w:val="16"/>
+          <w:szCs w:val="16"/>
+        </w:rPr>
+        <w:tab/>
+      </w:r>
+      <w:proofErr w:type="spellStart"/>
+      <w:r>
+        <w:rPr>
+          <w:rFonts w:ascii="Courier New" w:hAnsi="Courier New" w:cs="Courier New"/>
+          <w:sz w:val="16"/>
+          <w:szCs w:val="16"/>
+        </w:rPr>
+        <w:t>boolean</w:t>
+      </w:r>
+      <w:proofErr w:type="spellEnd"/>
+      <w:r>
+        <w:rPr>
+          <w:rFonts w:ascii="Courier New" w:hAnsi="Courier New" w:cs="Courier New"/>
+          <w:sz w:val="16"/>
+          <w:szCs w:val="16"/>
+        </w:rPr>
+        <w:t xml:space="preserve"> </w:t>
+      </w:r>
+      <w:proofErr w:type="spellStart"/>
+      <w:r>
+        <w:rPr>
+          <w:rFonts w:ascii="Courier New" w:hAnsi="Courier New" w:cs="Courier New"/>
+          <w:sz w:val="16"/>
+          <w:szCs w:val="16"/>
+        </w:rPr>
+        <w:t>authenticateMerchant</w:t>
+      </w:r>
+      <w:proofErr w:type="spellEnd"/>
+      <w:r>
+        <w:rPr>
+          <w:rFonts w:ascii="Courier New" w:hAnsi="Courier New" w:cs="Courier New"/>
+          <w:sz w:val="16"/>
+          <w:szCs w:val="16"/>
+        </w:rPr>
+        <w:t>(string username, string password);</w:t>
+      </w:r>
+      <w:r>
+        <w:rPr>
+          <w:rFonts w:ascii="Courier New" w:hAnsi="Courier New" w:cs="Courier New"/>
+          <w:sz w:val="16"/>
+          <w:szCs w:val="16"/>
+        </w:rPr>
+        <w:br/>
+      </w:r>
+      <w:r>
+        <w:rPr>
+          <w:rFonts w:ascii="Courier New" w:hAnsi="Courier New" w:cs="Courier New"/>
+          <w:sz w:val="16"/>
+          <w:szCs w:val="16"/>
+        </w:rPr>
+        <w:br/>
+      </w:r>
+      <w:r>
+        <w:rPr>
+          <w:rFonts w:ascii="Courier New" w:hAnsi="Courier New" w:cs="Courier New"/>
+          <w:sz w:val="16"/>
+          <w:szCs w:val="16"/>
+        </w:rPr>
+        <w:tab/>
+        <w:t>/**</w:t>
+      </w:r>
+      <w:r>
+        <w:rPr>
+          <w:rFonts w:ascii="Courier New" w:hAnsi="Courier New" w:cs="Courier New"/>
+          <w:sz w:val="16"/>
+          <w:szCs w:val="16"/>
+        </w:rPr>
+        <w:br/>
+      </w:r>
+      <w:r>
+        <w:rPr>
+          <w:rFonts w:ascii="Courier New" w:hAnsi="Courier New" w:cs="Courier New"/>
+          <w:sz w:val="16"/>
+          <w:szCs w:val="16"/>
+        </w:rPr>
+        <w:tab/>
+        <w:t xml:space="preserve"> * </w:t>
+      </w:r>
+      <w:r>
+        <w:rPr>
+          <w:rFonts w:ascii="Courier New" w:hAnsi="Courier New" w:cs="Courier New"/>
+          <w:sz w:val="16"/>
+          <w:szCs w:val="16"/>
+        </w:rPr>
+        <w:br/>
+      </w:r>
+      <w:r>
+        <w:rPr>
+          <w:rFonts w:ascii="Courier New" w:hAnsi="Courier New" w:cs="Courier New"/>
+          <w:sz w:val="16"/>
+          <w:szCs w:val="16"/>
+        </w:rPr>
+        <w:tab/>
+        <w:t xml:space="preserve"> * @param </w:t>
+      </w:r>
+      <w:proofErr w:type="spellStart"/>
+      <w:r>
+        <w:rPr>
+          <w:rFonts w:ascii="Courier New" w:hAnsi="Courier New" w:cs="Courier New"/>
+          <w:sz w:val="16"/>
+          <w:szCs w:val="16"/>
+        </w:rPr>
+        <w:t>merchantID</w:t>
+      </w:r>
+      <w:proofErr w:type="spellEnd"/>
+      <w:r>
+        <w:rPr>
+          <w:rFonts w:ascii="Courier New" w:hAnsi="Courier New" w:cs="Courier New"/>
+          <w:sz w:val="16"/>
+          <w:szCs w:val="16"/>
+        </w:rPr>
+        <w:br/>
+      </w:r>
+      <w:r>
+        <w:rPr>
+          <w:rFonts w:ascii="Courier New" w:hAnsi="Courier New" w:cs="Courier New"/>
+          <w:sz w:val="16"/>
+          <w:szCs w:val="16"/>
+        </w:rPr>
+        <w:tab/>
+        <w:t xml:space="preserve"> * @param items</w:t>
+      </w:r>
+      <w:r>
+        <w:rPr>
+          <w:rFonts w:ascii="Courier New" w:hAnsi="Courier New" w:cs="Courier New"/>
+          <w:sz w:val="16"/>
+          <w:szCs w:val="16"/>
+        </w:rPr>
+        <w:br/>
+      </w:r>
+      <w:r>
+        <w:rPr>
+          <w:rFonts w:ascii="Courier New" w:hAnsi="Courier New" w:cs="Courier New"/>
+          <w:sz w:val="16"/>
+          <w:szCs w:val="16"/>
+        </w:rPr>
+        <w:tab/>
+        <w:t xml:space="preserve"> */</w:t>
+      </w:r>
+      <w:r>
+        <w:rPr>
+          <w:rFonts w:ascii="Courier New" w:hAnsi="Courier New" w:cs="Courier New"/>
+          <w:sz w:val="16"/>
+          <w:szCs w:val="16"/>
+        </w:rPr>
+        <w:br/>
+      </w:r>
+      <w:r>
+        <w:rPr>
+          <w:rFonts w:ascii="Courier New" w:hAnsi="Courier New" w:cs="Courier New"/>
+          <w:sz w:val="16"/>
+          <w:szCs w:val="16"/>
+        </w:rPr>
+        <w:tab/>
+      </w:r>
+      <w:proofErr w:type="spellStart"/>
+      <w:r>
+        <w:rPr>
+          <w:rFonts w:ascii="Courier New" w:hAnsi="Courier New" w:cs="Courier New"/>
+          <w:sz w:val="16"/>
+          <w:szCs w:val="16"/>
+        </w:rPr>
+        <w:t>OrderConfirmation</w:t>
+      </w:r>
+      <w:proofErr w:type="spellEnd"/>
+      <w:r>
+        <w:rPr>
+          <w:rFonts w:ascii="Courier New" w:hAnsi="Courier New" w:cs="Courier New"/>
+          <w:sz w:val="16"/>
+          <w:szCs w:val="16"/>
+        </w:rPr>
+        <w:t xml:space="preserve"> </w:t>
+      </w:r>
+      <w:proofErr w:type="spellStart"/>
+      <w:r>
+        <w:rPr>
+          <w:rFonts w:ascii="Courier New" w:hAnsi="Courier New" w:cs="Courier New"/>
+          <w:sz w:val="16"/>
+          <w:szCs w:val="16"/>
+        </w:rPr>
+        <w:t>placeOrder</w:t>
+      </w:r>
+      <w:proofErr w:type="spellEnd"/>
+      <w:r>
+        <w:rPr>
+          <w:rFonts w:ascii="Courier New" w:hAnsi="Courier New" w:cs="Courier New"/>
+          <w:sz w:val="16"/>
+          <w:szCs w:val="16"/>
+        </w:rPr>
+        <w:t xml:space="preserve">(string </w:t>
+      </w:r>
+      <w:proofErr w:type="spellStart"/>
+      <w:r>
+        <w:rPr>
+          <w:rFonts w:ascii="Courier New" w:hAnsi="Courier New" w:cs="Courier New"/>
+          <w:sz w:val="16"/>
+          <w:szCs w:val="16"/>
+        </w:rPr>
+        <w:t>merchantID</w:t>
+      </w:r>
+      <w:proofErr w:type="spellEnd"/>
+      <w:r>
+        <w:rPr>
+          <w:rFonts w:ascii="Courier New" w:hAnsi="Courier New" w:cs="Courier New"/>
+          <w:sz w:val="16"/>
+          <w:szCs w:val="16"/>
+        </w:rPr>
+        <w:t>, List&lt;</w:t>
+      </w:r>
+      <w:proofErr w:type="spellStart"/>
+      <w:r>
+        <w:rPr>
+          <w:rFonts w:ascii="Courier New" w:hAnsi="Courier New" w:cs="Courier New"/>
+          <w:sz w:val="16"/>
+          <w:szCs w:val="16"/>
+        </w:rPr>
+        <w:t>OrderItem</w:t>
+      </w:r>
+      <w:proofErr w:type="spellEnd"/>
+      <w:r>
+        <w:rPr>
+          <w:rFonts w:ascii="Courier New" w:hAnsi="Courier New" w:cs="Courier New"/>
+          <w:sz w:val="16"/>
+          <w:szCs w:val="16"/>
+        </w:rPr>
+        <w:t>&gt; items);</w:t>
+      </w:r>
+      <w:r>
+        <w:rPr>
+          <w:rFonts w:ascii="Courier New" w:hAnsi="Courier New" w:cs="Courier New"/>
+          <w:sz w:val="16"/>
+          <w:szCs w:val="16"/>
+        </w:rPr>
+        <w:br/>
+      </w:r>
+      <w:r>
+        <w:rPr>
+          <w:rFonts w:ascii="Courier New" w:hAnsi="Courier New" w:cs="Courier New"/>
+          <w:sz w:val="16"/>
+          <w:szCs w:val="16"/>
+        </w:rPr>
+        <w:br/>
+        <w:t>}</w:t>
+      </w:r>
+    </w:p>
+    <w:p>
+      <w:pPr>
+        <w:rPr>
+          <w:b/>
+          <w:bCs/>
+        </w:rPr>
+      </w:pPr>
+      <w:r>
+        <w:rPr>
+          <w:b/>
+          <w:bCs/>
+        </w:rPr>
+        <w:t>Description</w:t>
+      </w:r>
+    </w:p>
+    <w:p>
+      <w:r>
+        <w:lastRenderedPageBreak/>
+        <w:t xml:space="preserve">The </w:t>
+      </w:r>
+      <w:proofErr w:type="spellStart"/>
+      <w:r>
+        <w:t>I_SAtoCA</w:t>
+      </w:r>
+      <w:proofErr w:type="spellEnd"/>
+      <w:r>
+        <w:t xml:space="preserve"> interface defines the service contract provided by IPOS-SA to IPOS-CA.</w:t>
+      </w:r>
+    </w:p>
+    <w:p>
+      <w:r>
+        <w:t>The interface encapsulates the server-side operations required by the merchant subsystem, including:</w:t>
+      </w:r>
+    </w:p>
+    <w:p>
       <w:pPr>
         <w:numPr>
           <w:ilvl w:val="0"/>
-          <w:numId w:val="6"/>
+          <w:numId w:val="20"/>
         </w:numPr>
       </w:pPr>
       <w:r>
-        <w:t>Incremental development</w:t>
+        <w:t>Retrieving catalogue data (</w:t>
+      </w:r>
+      <w:proofErr w:type="spellStart"/>
+      <w:r>
+        <w:t>getCatalogue</w:t>
+      </w:r>
+      <w:proofErr w:type="spellEnd"/>
+      <w:r>
+        <w:t>)</w:t>
       </w:r>
     </w:p>
     <w:p>
-      <w:r>
-        <w:t>This approach supports:</w:t>
+      <w:pPr>
+        <w:numPr>
+          <w:ilvl w:val="0"/>
+          <w:numId w:val="20"/>
+        </w:numPr>
+      </w:pPr>
+      <w:r>
+        <w:t>Placing and submitting orders (</w:t>
+      </w:r>
+      <w:proofErr w:type="spellStart"/>
+      <w:r>
+        <w:t>placeOrder</w:t>
+      </w:r>
+      <w:proofErr w:type="spellEnd"/>
+      <w:r>
+        <w:t xml:space="preserve">, </w:t>
+      </w:r>
+      <w:proofErr w:type="spellStart"/>
+      <w:r>
+        <w:t>submitOrder</w:t>
+      </w:r>
+      <w:proofErr w:type="spellEnd"/>
+      <w:r>
+        <w:t>)</w:t>
       </w:r>
     </w:p>
     <w:p>
       <w:pPr>
         <w:numPr>
           <w:ilvl w:val="0"/>
-          <w:numId w:val="7"/>
+          <w:numId w:val="20"/>
         </w:numPr>
       </w:pPr>
       <w:r>
-        <w:t>Test-driven development at the interface level</w:t>
+        <w:t>Checking stock availability (</w:t>
+      </w:r>
+      <w:proofErr w:type="spellStart"/>
+      <w:r>
+        <w:t>checkStock</w:t>
+      </w:r>
+      <w:proofErr w:type="spellEnd"/>
+      <w:r>
+        <w:t>)</w:t>
       </w:r>
     </w:p>
     <w:p>
       <w:pPr>
         <w:numPr>
           <w:ilvl w:val="0"/>
-          <w:numId w:val="7"/>
+          <w:numId w:val="20"/>
         </w:numPr>
       </w:pPr>
       <w:r>
-        <w:t>Clear separation between contract definition and business logic implementation</w:t>
+        <w:t>Authenticating merchant users (</w:t>
+      </w:r>
+      <w:proofErr w:type="spellStart"/>
+      <w:r>
+        <w:t>authenticateMerchant</w:t>
+      </w:r>
+      <w:proofErr w:type="spellEnd"/>
+      <w:r>
+        <w:t>)</w:t>
       </w:r>
     </w:p>
     <w:p>
       <w:pPr>
         <w:numPr>
           <w:ilvl w:val="0"/>
-          <w:numId w:val="7"/>
+          <w:numId w:val="20"/>
         </w:numPr>
       </w:pPr>
       <w:r>
-        <w:t>Progressive refinement during later development stages</w:t>
+        <w:t>Tracking orders and account balances (</w:t>
+      </w:r>
+      <w:proofErr w:type="spellStart"/>
+      <w:r>
+        <w:t>getOrderStatus</w:t>
+      </w:r>
+      <w:proofErr w:type="spellEnd"/>
+      <w:r>
+        <w:t xml:space="preserve">, </w:t>
+      </w:r>
+      <w:proofErr w:type="spellStart"/>
+      <w:r>
+        <w:t>getOrderHistory</w:t>
+      </w:r>
+      <w:proofErr w:type="spellEnd"/>
+      <w:r>
+        <w:t xml:space="preserve">, </w:t>
+      </w:r>
+      <w:proofErr w:type="spellStart"/>
+      <w:r>
+        <w:t>getOutstandingBalance</w:t>
+      </w:r>
+      <w:proofErr w:type="spellEnd"/>
+      <w:r>
+        <w:t>)</w:t>
       </w:r>
     </w:p>
     <w:p>
       <w:r>
-        <w:t>The class skeleton establishes the structural framework of the subsystem before full database logic, validation rules, and business processes are implemented.</w:t>
+        <w:t>This interface acts as a formal integration boundary, ensuring that cross-subsystem interaction occurs only through explicitly declared methods rather than direct access to subsystem data stores.</w:t>
+      </w:r>
+    </w:p>
+    <w:p/>
+    <w:p/>
+    <w:p>
+      <w:pPr>
+        <w:rPr>
+          <w:b/>
+          <w:bCs/>
+        </w:rPr>
+      </w:pPr>
+      <w:r>
+        <w:rPr>
+          <w:b/>
+          <w:bCs/>
+        </w:rPr>
+        <w:t xml:space="preserve">7.5.7 Implementation Class: </w:t>
+      </w:r>
+      <w:proofErr w:type="spellStart"/>
+      <w:r>
+        <w:rPr>
+          <w:b/>
+          <w:bCs/>
+        </w:rPr>
+        <w:t>SAtoCA</w:t>
+      </w:r>
+      <w:proofErr w:type="spellEnd"/>
+    </w:p>
+    <w:p>
+      <w:pPr>
+        <w:rPr>
+          <w:b/>
+          <w:bCs/>
+        </w:rPr>
+      </w:pPr>
+    </w:p>
+    <w:p>
+      <w:pPr>
+        <w:rPr>
+          <w:rFonts w:ascii="Courier New" w:hAnsi="Courier New" w:cs="Courier New"/>
+          <w:sz w:val="16"/>
+          <w:szCs w:val="16"/>
+        </w:rPr>
+      </w:pPr>
+      <w:r>
+        <w:rPr>
+          <w:rFonts w:ascii="Courier New" w:hAnsi="Courier New" w:cs="Courier New"/>
+          <w:sz w:val="16"/>
+          <w:szCs w:val="16"/>
+        </w:rPr>
+        <w:t xml:space="preserve">package </w:t>
+      </w:r>
+      <w:proofErr w:type="spellStart"/>
+      <w:r>
+        <w:rPr>
+          <w:rFonts w:ascii="Courier New" w:hAnsi="Courier New" w:cs="Courier New"/>
+          <w:sz w:val="16"/>
+          <w:szCs w:val="16"/>
+        </w:rPr>
+        <w:t>IPOS_Detailed_Design</w:t>
+      </w:r>
+      <w:proofErr w:type="spellEnd"/>
+      <w:r>
+        <w:rPr>
+          <w:rFonts w:ascii="Courier New" w:hAnsi="Courier New" w:cs="Courier New"/>
+          <w:sz w:val="16"/>
+          <w:szCs w:val="16"/>
+        </w:rPr>
+        <w:t>;</w:t>
+      </w:r>
+      <w:r>
+        <w:rPr>
+          <w:rFonts w:ascii="Courier New" w:hAnsi="Courier New" w:cs="Courier New"/>
+          <w:sz w:val="16"/>
+          <w:szCs w:val="16"/>
+        </w:rPr>
+        <w:br/>
+      </w:r>
+      <w:r>
+        <w:rPr>
+          <w:rFonts w:ascii="Courier New" w:hAnsi="Courier New" w:cs="Courier New"/>
+          <w:sz w:val="16"/>
+          <w:szCs w:val="16"/>
+        </w:rPr>
+        <w:br/>
+        <w:t xml:space="preserve">import </w:t>
+      </w:r>
+      <w:proofErr w:type="spellStart"/>
+      <w:r>
+        <w:rPr>
+          <w:rFonts w:ascii="Courier New" w:hAnsi="Courier New" w:cs="Courier New"/>
+          <w:sz w:val="16"/>
+          <w:szCs w:val="16"/>
+        </w:rPr>
+        <w:t>Design_Model.IPOS_Detailed_Design.I_ServerAPI</w:t>
+      </w:r>
+      <w:proofErr w:type="spellEnd"/>
+      <w:r>
+        <w:rPr>
+          <w:rFonts w:ascii="Courier New" w:hAnsi="Courier New" w:cs="Courier New"/>
+          <w:sz w:val="16"/>
+          <w:szCs w:val="16"/>
+        </w:rPr>
+        <w:t>.*;</w:t>
+      </w:r>
+      <w:r>
+        <w:rPr>
+          <w:rFonts w:ascii="Courier New" w:hAnsi="Courier New" w:cs="Courier New"/>
+          <w:sz w:val="16"/>
+          <w:szCs w:val="16"/>
+        </w:rPr>
+        <w:br/>
+      </w:r>
+      <w:r>
+        <w:rPr>
+          <w:rFonts w:ascii="Courier New" w:hAnsi="Courier New" w:cs="Courier New"/>
+          <w:sz w:val="16"/>
+          <w:szCs w:val="16"/>
+        </w:rPr>
+        <w:br/>
+        <w:t xml:space="preserve">public class </w:t>
+      </w:r>
+      <w:proofErr w:type="spellStart"/>
+      <w:r>
+        <w:rPr>
+          <w:rFonts w:ascii="Courier New" w:hAnsi="Courier New" w:cs="Courier New"/>
+          <w:sz w:val="16"/>
+          <w:szCs w:val="16"/>
+        </w:rPr>
+        <w:t>SAtoCA</w:t>
+      </w:r>
+      <w:proofErr w:type="spellEnd"/>
+      <w:r>
+        <w:rPr>
+          <w:rFonts w:ascii="Courier New" w:hAnsi="Courier New" w:cs="Courier New"/>
+          <w:sz w:val="16"/>
+          <w:szCs w:val="16"/>
+        </w:rPr>
+        <w:t xml:space="preserve"> implements </w:t>
+      </w:r>
+      <w:proofErr w:type="spellStart"/>
+      <w:r>
+        <w:rPr>
+          <w:rFonts w:ascii="Courier New" w:hAnsi="Courier New" w:cs="Courier New"/>
+          <w:sz w:val="16"/>
+          <w:szCs w:val="16"/>
+        </w:rPr>
+        <w:t>submitOrder</w:t>
+      </w:r>
+      <w:proofErr w:type="spellEnd"/>
+      <w:r>
+        <w:rPr>
+          <w:rFonts w:ascii="Courier New" w:hAnsi="Courier New" w:cs="Courier New"/>
+          <w:sz w:val="16"/>
+          <w:szCs w:val="16"/>
+        </w:rPr>
+        <w:t xml:space="preserve">, </w:t>
+      </w:r>
+      <w:proofErr w:type="spellStart"/>
+      <w:r>
+        <w:rPr>
+          <w:rFonts w:ascii="Courier New" w:hAnsi="Courier New" w:cs="Courier New"/>
+          <w:sz w:val="16"/>
+          <w:szCs w:val="16"/>
+        </w:rPr>
+        <w:t>I_SAtoCA</w:t>
+      </w:r>
+      <w:proofErr w:type="spellEnd"/>
+      <w:r>
+        <w:rPr>
+          <w:rFonts w:ascii="Courier New" w:hAnsi="Courier New" w:cs="Courier New"/>
+          <w:sz w:val="16"/>
+          <w:szCs w:val="16"/>
+        </w:rPr>
+        <w:t xml:space="preserve"> {</w:t>
+      </w:r>
+      <w:r>
+        <w:rPr>
+          <w:rFonts w:ascii="Courier New" w:hAnsi="Courier New" w:cs="Courier New"/>
+          <w:sz w:val="16"/>
+          <w:szCs w:val="16"/>
+        </w:rPr>
+        <w:br/>
+      </w:r>
+      <w:r>
+        <w:rPr>
+          <w:rFonts w:ascii="Courier New" w:hAnsi="Courier New" w:cs="Courier New"/>
+          <w:sz w:val="16"/>
+          <w:szCs w:val="16"/>
+        </w:rPr>
+        <w:br/>
+      </w:r>
+      <w:r>
+        <w:rPr>
+          <w:rFonts w:ascii="Courier New" w:hAnsi="Courier New" w:cs="Courier New"/>
+          <w:sz w:val="16"/>
+          <w:szCs w:val="16"/>
+        </w:rPr>
+        <w:tab/>
+        <w:t xml:space="preserve">public </w:t>
+      </w:r>
+      <w:proofErr w:type="spellStart"/>
+      <w:r>
+        <w:rPr>
+          <w:rFonts w:ascii="Courier New" w:hAnsi="Courier New" w:cs="Courier New"/>
+          <w:sz w:val="16"/>
+          <w:szCs w:val="16"/>
+        </w:rPr>
+        <w:t>SAtoCA</w:t>
+      </w:r>
+      <w:proofErr w:type="spellEnd"/>
+      <w:r>
+        <w:rPr>
+          <w:rFonts w:ascii="Courier New" w:hAnsi="Courier New" w:cs="Courier New"/>
+          <w:sz w:val="16"/>
+          <w:szCs w:val="16"/>
+        </w:rPr>
+        <w:t>() {</w:t>
+      </w:r>
+      <w:r>
+        <w:rPr>
+          <w:rFonts w:ascii="Courier New" w:hAnsi="Courier New" w:cs="Courier New"/>
+          <w:sz w:val="16"/>
+          <w:szCs w:val="16"/>
+        </w:rPr>
+        <w:br/>
+      </w:r>
+      <w:r>
+        <w:rPr>
+          <w:rFonts w:ascii="Courier New" w:hAnsi="Courier New" w:cs="Courier New"/>
+          <w:sz w:val="16"/>
+          <w:szCs w:val="16"/>
+        </w:rPr>
+        <w:tab/>
+      </w:r>
+      <w:r>
+        <w:rPr>
+          <w:rFonts w:ascii="Courier New" w:hAnsi="Courier New" w:cs="Courier New"/>
+          <w:sz w:val="16"/>
+          <w:szCs w:val="16"/>
+        </w:rPr>
+        <w:tab/>
+        <w:t xml:space="preserve">throw new </w:t>
+      </w:r>
+      <w:proofErr w:type="spellStart"/>
+      <w:r>
+        <w:rPr>
+          <w:rFonts w:ascii="Courier New" w:hAnsi="Courier New" w:cs="Courier New"/>
+          <w:sz w:val="16"/>
+          <w:szCs w:val="16"/>
+        </w:rPr>
+        <w:t>UnsupportedOperationException</w:t>
+      </w:r>
+      <w:proofErr w:type="spellEnd"/>
+      <w:r>
+        <w:rPr>
+          <w:rFonts w:ascii="Courier New" w:hAnsi="Courier New" w:cs="Courier New"/>
+          <w:sz w:val="16"/>
+          <w:szCs w:val="16"/>
+        </w:rPr>
+        <w:t>();</w:t>
+      </w:r>
+      <w:r>
+        <w:rPr>
+          <w:rFonts w:ascii="Courier New" w:hAnsi="Courier New" w:cs="Courier New"/>
+          <w:sz w:val="16"/>
+          <w:szCs w:val="16"/>
+        </w:rPr>
+        <w:br/>
+      </w:r>
+      <w:r>
+        <w:rPr>
+          <w:rFonts w:ascii="Courier New" w:hAnsi="Courier New" w:cs="Courier New"/>
+          <w:sz w:val="16"/>
+          <w:szCs w:val="16"/>
+        </w:rPr>
+        <w:tab/>
+        <w:t>}</w:t>
+      </w:r>
+      <w:r>
+        <w:rPr>
+          <w:rFonts w:ascii="Courier New" w:hAnsi="Courier New" w:cs="Courier New"/>
+          <w:sz w:val="16"/>
+          <w:szCs w:val="16"/>
+        </w:rPr>
+        <w:br/>
+      </w:r>
+      <w:r>
+        <w:rPr>
+          <w:rFonts w:ascii="Courier New" w:hAnsi="Courier New" w:cs="Courier New"/>
+          <w:sz w:val="16"/>
+          <w:szCs w:val="16"/>
+        </w:rPr>
+        <w:br/>
+      </w:r>
+      <w:r>
+        <w:rPr>
+          <w:rFonts w:ascii="Courier New" w:hAnsi="Courier New" w:cs="Courier New"/>
+          <w:sz w:val="16"/>
+          <w:szCs w:val="16"/>
+        </w:rPr>
+        <w:tab/>
+        <w:t>/**</w:t>
+      </w:r>
+      <w:r>
+        <w:rPr>
+          <w:rFonts w:ascii="Courier New" w:hAnsi="Courier New" w:cs="Courier New"/>
+          <w:sz w:val="16"/>
+          <w:szCs w:val="16"/>
+        </w:rPr>
+        <w:br/>
+      </w:r>
+      <w:r>
+        <w:rPr>
+          <w:rFonts w:ascii="Courier New" w:hAnsi="Courier New" w:cs="Courier New"/>
+          <w:sz w:val="16"/>
+          <w:szCs w:val="16"/>
+        </w:rPr>
+        <w:tab/>
+        <w:t xml:space="preserve"> * </w:t>
+      </w:r>
+      <w:r>
+        <w:rPr>
+          <w:rFonts w:ascii="Courier New" w:hAnsi="Courier New" w:cs="Courier New"/>
+          <w:sz w:val="16"/>
+          <w:szCs w:val="16"/>
+        </w:rPr>
+        <w:br/>
+      </w:r>
+      <w:r>
+        <w:rPr>
+          <w:rFonts w:ascii="Courier New" w:hAnsi="Courier New" w:cs="Courier New"/>
+          <w:sz w:val="16"/>
+          <w:szCs w:val="16"/>
+        </w:rPr>
+        <w:tab/>
+        <w:t xml:space="preserve"> * @param </w:t>
+      </w:r>
+      <w:proofErr w:type="spellStart"/>
+      <w:r>
+        <w:rPr>
+          <w:rFonts w:ascii="Courier New" w:hAnsi="Courier New" w:cs="Courier New"/>
+          <w:sz w:val="16"/>
+          <w:szCs w:val="16"/>
+        </w:rPr>
+        <w:t>merchantID</w:t>
+      </w:r>
+      <w:proofErr w:type="spellEnd"/>
+      <w:r>
+        <w:rPr>
+          <w:rFonts w:ascii="Courier New" w:hAnsi="Courier New" w:cs="Courier New"/>
+          <w:sz w:val="16"/>
+          <w:szCs w:val="16"/>
+        </w:rPr>
+        <w:br/>
+      </w:r>
+      <w:r>
+        <w:rPr>
+          <w:rFonts w:ascii="Courier New" w:hAnsi="Courier New" w:cs="Courier New"/>
+          <w:sz w:val="16"/>
+          <w:szCs w:val="16"/>
+        </w:rPr>
+        <w:tab/>
+        <w:t xml:space="preserve"> * @param items</w:t>
+      </w:r>
+      <w:r>
+        <w:rPr>
+          <w:rFonts w:ascii="Courier New" w:hAnsi="Courier New" w:cs="Courier New"/>
+          <w:sz w:val="16"/>
+          <w:szCs w:val="16"/>
+        </w:rPr>
+        <w:br/>
+      </w:r>
+      <w:r>
+        <w:rPr>
+          <w:rFonts w:ascii="Courier New" w:hAnsi="Courier New" w:cs="Courier New"/>
+          <w:sz w:val="16"/>
+          <w:szCs w:val="16"/>
+        </w:rPr>
+        <w:tab/>
+        <w:t xml:space="preserve"> */</w:t>
+      </w:r>
+      <w:r>
+        <w:rPr>
+          <w:rFonts w:ascii="Courier New" w:hAnsi="Courier New" w:cs="Courier New"/>
+          <w:sz w:val="16"/>
+          <w:szCs w:val="16"/>
+        </w:rPr>
+        <w:br/>
+      </w:r>
+      <w:r>
+        <w:rPr>
+          <w:rFonts w:ascii="Courier New" w:hAnsi="Courier New" w:cs="Courier New"/>
+          <w:sz w:val="16"/>
+          <w:szCs w:val="16"/>
+        </w:rPr>
+        <w:tab/>
+        <w:t xml:space="preserve">public </w:t>
+      </w:r>
+      <w:proofErr w:type="spellStart"/>
+      <w:r>
+        <w:rPr>
+          <w:rFonts w:ascii="Courier New" w:hAnsi="Courier New" w:cs="Courier New"/>
+          <w:sz w:val="16"/>
+          <w:szCs w:val="16"/>
+        </w:rPr>
+        <w:t>OrderConfirmation</w:t>
+      </w:r>
+      <w:proofErr w:type="spellEnd"/>
+      <w:r>
+        <w:rPr>
+          <w:rFonts w:ascii="Courier New" w:hAnsi="Courier New" w:cs="Courier New"/>
+          <w:sz w:val="16"/>
+          <w:szCs w:val="16"/>
+        </w:rPr>
+        <w:t xml:space="preserve"> </w:t>
+      </w:r>
+      <w:proofErr w:type="spellStart"/>
+      <w:r>
+        <w:rPr>
+          <w:rFonts w:ascii="Courier New" w:hAnsi="Courier New" w:cs="Courier New"/>
+          <w:sz w:val="16"/>
+          <w:szCs w:val="16"/>
+        </w:rPr>
+        <w:t>placeOrder</w:t>
+      </w:r>
+      <w:proofErr w:type="spellEnd"/>
+      <w:r>
+        <w:rPr>
+          <w:rFonts w:ascii="Courier New" w:hAnsi="Courier New" w:cs="Courier New"/>
+          <w:sz w:val="16"/>
+          <w:szCs w:val="16"/>
+        </w:rPr>
+        <w:t xml:space="preserve">(string </w:t>
+      </w:r>
+      <w:proofErr w:type="spellStart"/>
+      <w:r>
+        <w:rPr>
+          <w:rFonts w:ascii="Courier New" w:hAnsi="Courier New" w:cs="Courier New"/>
+          <w:sz w:val="16"/>
+          <w:szCs w:val="16"/>
+        </w:rPr>
+        <w:t>merchantID</w:t>
+      </w:r>
+      <w:proofErr w:type="spellEnd"/>
+      <w:r>
+        <w:rPr>
+          <w:rFonts w:ascii="Courier New" w:hAnsi="Courier New" w:cs="Courier New"/>
+          <w:sz w:val="16"/>
+          <w:szCs w:val="16"/>
+        </w:rPr>
+        <w:t>, List&lt;</w:t>
+      </w:r>
+      <w:proofErr w:type="spellStart"/>
+      <w:r>
+        <w:rPr>
+          <w:rFonts w:ascii="Courier New" w:hAnsi="Courier New" w:cs="Courier New"/>
+          <w:sz w:val="16"/>
+          <w:szCs w:val="16"/>
+        </w:rPr>
+        <w:t>OrderItem</w:t>
+      </w:r>
+      <w:proofErr w:type="spellEnd"/>
+      <w:r>
+        <w:rPr>
+          <w:rFonts w:ascii="Courier New" w:hAnsi="Courier New" w:cs="Courier New"/>
+          <w:sz w:val="16"/>
+          <w:szCs w:val="16"/>
+        </w:rPr>
+        <w:t>&gt; items) {</w:t>
+      </w:r>
+      <w:r>
+        <w:rPr>
+          <w:rFonts w:ascii="Courier New" w:hAnsi="Courier New" w:cs="Courier New"/>
+          <w:sz w:val="16"/>
+          <w:szCs w:val="16"/>
+        </w:rPr>
+        <w:br/>
+      </w:r>
+      <w:r>
+        <w:rPr>
+          <w:rFonts w:ascii="Courier New" w:hAnsi="Courier New" w:cs="Courier New"/>
+          <w:sz w:val="16"/>
+          <w:szCs w:val="16"/>
+        </w:rPr>
+        <w:tab/>
+      </w:r>
+      <w:r>
+        <w:rPr>
+          <w:rFonts w:ascii="Courier New" w:hAnsi="Courier New" w:cs="Courier New"/>
+          <w:sz w:val="16"/>
+          <w:szCs w:val="16"/>
+        </w:rPr>
+        <w:tab/>
+        <w:t xml:space="preserve">throw new </w:t>
+      </w:r>
+      <w:proofErr w:type="spellStart"/>
+      <w:r>
+        <w:rPr>
+          <w:rFonts w:ascii="Courier New" w:hAnsi="Courier New" w:cs="Courier New"/>
+          <w:sz w:val="16"/>
+          <w:szCs w:val="16"/>
+        </w:rPr>
+        <w:t>UnsupportedOperationException</w:t>
+      </w:r>
+      <w:proofErr w:type="spellEnd"/>
+      <w:r>
+        <w:rPr>
+          <w:rFonts w:ascii="Courier New" w:hAnsi="Courier New" w:cs="Courier New"/>
+          <w:sz w:val="16"/>
+          <w:szCs w:val="16"/>
+        </w:rPr>
+        <w:t>();</w:t>
+      </w:r>
+      <w:r>
+        <w:rPr>
+          <w:rFonts w:ascii="Courier New" w:hAnsi="Courier New" w:cs="Courier New"/>
+          <w:sz w:val="16"/>
+          <w:szCs w:val="16"/>
+        </w:rPr>
+        <w:br/>
+      </w:r>
+      <w:r>
+        <w:rPr>
+          <w:rFonts w:ascii="Courier New" w:hAnsi="Courier New" w:cs="Courier New"/>
+          <w:sz w:val="16"/>
+          <w:szCs w:val="16"/>
+        </w:rPr>
+        <w:tab/>
+        <w:t>}</w:t>
+      </w:r>
+      <w:r>
+        <w:rPr>
+          <w:rFonts w:ascii="Courier New" w:hAnsi="Courier New" w:cs="Courier New"/>
+          <w:sz w:val="16"/>
+          <w:szCs w:val="16"/>
+        </w:rPr>
+        <w:br/>
+      </w:r>
+      <w:r>
+        <w:rPr>
+          <w:rFonts w:ascii="Courier New" w:hAnsi="Courier New" w:cs="Courier New"/>
+          <w:sz w:val="16"/>
+          <w:szCs w:val="16"/>
+        </w:rPr>
+        <w:br/>
+      </w:r>
+      <w:r>
+        <w:rPr>
+          <w:rFonts w:ascii="Courier New" w:hAnsi="Courier New" w:cs="Courier New"/>
+          <w:sz w:val="16"/>
+          <w:szCs w:val="16"/>
+        </w:rPr>
+        <w:tab/>
+        <w:t>/**</w:t>
+      </w:r>
+      <w:r>
+        <w:rPr>
+          <w:rFonts w:ascii="Courier New" w:hAnsi="Courier New" w:cs="Courier New"/>
+          <w:sz w:val="16"/>
+          <w:szCs w:val="16"/>
+        </w:rPr>
+        <w:br/>
+      </w:r>
+      <w:r>
+        <w:rPr>
+          <w:rFonts w:ascii="Courier New" w:hAnsi="Courier New" w:cs="Courier New"/>
+          <w:sz w:val="16"/>
+          <w:szCs w:val="16"/>
+        </w:rPr>
+        <w:tab/>
+        <w:t xml:space="preserve"> * </w:t>
+      </w:r>
+      <w:r>
+        <w:rPr>
+          <w:rFonts w:ascii="Courier New" w:hAnsi="Courier New" w:cs="Courier New"/>
+          <w:sz w:val="16"/>
+          <w:szCs w:val="16"/>
+        </w:rPr>
+        <w:br/>
+      </w:r>
+      <w:r>
+        <w:rPr>
+          <w:rFonts w:ascii="Courier New" w:hAnsi="Courier New" w:cs="Courier New"/>
+          <w:sz w:val="16"/>
+          <w:szCs w:val="16"/>
+        </w:rPr>
+        <w:tab/>
+        <w:t xml:space="preserve"> * @param username</w:t>
+      </w:r>
+      <w:r>
+        <w:rPr>
+          <w:rFonts w:ascii="Courier New" w:hAnsi="Courier New" w:cs="Courier New"/>
+          <w:sz w:val="16"/>
+          <w:szCs w:val="16"/>
+        </w:rPr>
+        <w:br/>
+      </w:r>
+      <w:r>
+        <w:rPr>
+          <w:rFonts w:ascii="Courier New" w:hAnsi="Courier New" w:cs="Courier New"/>
+          <w:sz w:val="16"/>
+          <w:szCs w:val="16"/>
+        </w:rPr>
+        <w:tab/>
+        <w:t xml:space="preserve"> * @param password</w:t>
+      </w:r>
+      <w:r>
+        <w:rPr>
+          <w:rFonts w:ascii="Courier New" w:hAnsi="Courier New" w:cs="Courier New"/>
+          <w:sz w:val="16"/>
+          <w:szCs w:val="16"/>
+        </w:rPr>
+        <w:br/>
+      </w:r>
+      <w:r>
+        <w:rPr>
+          <w:rFonts w:ascii="Courier New" w:hAnsi="Courier New" w:cs="Courier New"/>
+          <w:sz w:val="16"/>
+          <w:szCs w:val="16"/>
+        </w:rPr>
+        <w:tab/>
+        <w:t xml:space="preserve"> */</w:t>
+      </w:r>
+      <w:r>
+        <w:rPr>
+          <w:rFonts w:ascii="Courier New" w:hAnsi="Courier New" w:cs="Courier New"/>
+          <w:sz w:val="16"/>
+          <w:szCs w:val="16"/>
+        </w:rPr>
+        <w:br/>
+      </w:r>
+      <w:r>
+        <w:rPr>
+          <w:rFonts w:ascii="Courier New" w:hAnsi="Courier New" w:cs="Courier New"/>
+          <w:sz w:val="16"/>
+          <w:szCs w:val="16"/>
+        </w:rPr>
+        <w:tab/>
+        <w:t xml:space="preserve">public </w:t>
+      </w:r>
+      <w:proofErr w:type="spellStart"/>
+      <w:r>
+        <w:rPr>
+          <w:rFonts w:ascii="Courier New" w:hAnsi="Courier New" w:cs="Courier New"/>
+          <w:sz w:val="16"/>
+          <w:szCs w:val="16"/>
+        </w:rPr>
+        <w:t>boolean</w:t>
+      </w:r>
+      <w:proofErr w:type="spellEnd"/>
+      <w:r>
+        <w:rPr>
+          <w:rFonts w:ascii="Courier New" w:hAnsi="Courier New" w:cs="Courier New"/>
+          <w:sz w:val="16"/>
+          <w:szCs w:val="16"/>
+        </w:rPr>
+        <w:t xml:space="preserve"> </w:t>
+      </w:r>
+      <w:proofErr w:type="spellStart"/>
+      <w:r>
+        <w:rPr>
+          <w:rFonts w:ascii="Courier New" w:hAnsi="Courier New" w:cs="Courier New"/>
+          <w:sz w:val="16"/>
+          <w:szCs w:val="16"/>
+        </w:rPr>
+        <w:t>authenticateMerchant</w:t>
+      </w:r>
+      <w:proofErr w:type="spellEnd"/>
+      <w:r>
+        <w:rPr>
+          <w:rFonts w:ascii="Courier New" w:hAnsi="Courier New" w:cs="Courier New"/>
+          <w:sz w:val="16"/>
+          <w:szCs w:val="16"/>
+        </w:rPr>
+        <w:t>(string username, string password) {</w:t>
+      </w:r>
+      <w:r>
+        <w:rPr>
+          <w:rFonts w:ascii="Courier New" w:hAnsi="Courier New" w:cs="Courier New"/>
+          <w:sz w:val="16"/>
+          <w:szCs w:val="16"/>
+        </w:rPr>
+        <w:br/>
+      </w:r>
+      <w:r>
+        <w:rPr>
+          <w:rFonts w:ascii="Courier New" w:hAnsi="Courier New" w:cs="Courier New"/>
+          <w:sz w:val="16"/>
+          <w:szCs w:val="16"/>
+        </w:rPr>
+        <w:tab/>
+      </w:r>
+      <w:r>
+        <w:rPr>
+          <w:rFonts w:ascii="Courier New" w:hAnsi="Courier New" w:cs="Courier New"/>
+          <w:sz w:val="16"/>
+          <w:szCs w:val="16"/>
+        </w:rPr>
+        <w:tab/>
+        <w:t xml:space="preserve">throw new </w:t>
+      </w:r>
+      <w:proofErr w:type="spellStart"/>
+      <w:r>
+        <w:rPr>
+          <w:rFonts w:ascii="Courier New" w:hAnsi="Courier New" w:cs="Courier New"/>
+          <w:sz w:val="16"/>
+          <w:szCs w:val="16"/>
+        </w:rPr>
+        <w:t>UnsupportedOperationException</w:t>
+      </w:r>
+      <w:proofErr w:type="spellEnd"/>
+      <w:r>
+        <w:rPr>
+          <w:rFonts w:ascii="Courier New" w:hAnsi="Courier New" w:cs="Courier New"/>
+          <w:sz w:val="16"/>
+          <w:szCs w:val="16"/>
+        </w:rPr>
+        <w:t>();</w:t>
+      </w:r>
+      <w:r>
+        <w:rPr>
+          <w:rFonts w:ascii="Courier New" w:hAnsi="Courier New" w:cs="Courier New"/>
+          <w:sz w:val="16"/>
+          <w:szCs w:val="16"/>
+        </w:rPr>
+        <w:br/>
+      </w:r>
+      <w:r>
+        <w:rPr>
+          <w:rFonts w:ascii="Courier New" w:hAnsi="Courier New" w:cs="Courier New"/>
+          <w:sz w:val="16"/>
+          <w:szCs w:val="16"/>
+        </w:rPr>
+        <w:tab/>
+        <w:t>}</w:t>
+      </w:r>
+      <w:r>
+        <w:rPr>
+          <w:rFonts w:ascii="Courier New" w:hAnsi="Courier New" w:cs="Courier New"/>
+          <w:sz w:val="16"/>
+          <w:szCs w:val="16"/>
+        </w:rPr>
+        <w:br/>
+      </w:r>
+      <w:r>
+        <w:rPr>
+          <w:rFonts w:ascii="Courier New" w:hAnsi="Courier New" w:cs="Courier New"/>
+          <w:sz w:val="16"/>
+          <w:szCs w:val="16"/>
+        </w:rPr>
+        <w:br/>
+      </w:r>
+      <w:r>
+        <w:rPr>
+          <w:rFonts w:ascii="Courier New" w:hAnsi="Courier New" w:cs="Courier New"/>
+          <w:sz w:val="16"/>
+          <w:szCs w:val="16"/>
+        </w:rPr>
+        <w:tab/>
+        <w:t xml:space="preserve">public </w:t>
+      </w:r>
+      <w:proofErr w:type="spellStart"/>
+      <w:r>
+        <w:rPr>
+          <w:rFonts w:ascii="Courier New" w:hAnsi="Courier New" w:cs="Courier New"/>
+          <w:sz w:val="16"/>
+          <w:szCs w:val="16"/>
+        </w:rPr>
+        <w:t>BigDecimal</w:t>
+      </w:r>
+      <w:proofErr w:type="spellEnd"/>
+      <w:r>
+        <w:rPr>
+          <w:rFonts w:ascii="Courier New" w:hAnsi="Courier New" w:cs="Courier New"/>
+          <w:sz w:val="16"/>
+          <w:szCs w:val="16"/>
+        </w:rPr>
+        <w:t xml:space="preserve"> </w:t>
+      </w:r>
+      <w:proofErr w:type="spellStart"/>
+      <w:r>
+        <w:rPr>
+          <w:rFonts w:ascii="Courier New" w:hAnsi="Courier New" w:cs="Courier New"/>
+          <w:sz w:val="16"/>
+          <w:szCs w:val="16"/>
+        </w:rPr>
+        <w:t>getOutstandingBalance</w:t>
+      </w:r>
+      <w:proofErr w:type="spellEnd"/>
+      <w:r>
+        <w:rPr>
+          <w:rFonts w:ascii="Courier New" w:hAnsi="Courier New" w:cs="Courier New"/>
+          <w:sz w:val="16"/>
+          <w:szCs w:val="16"/>
+        </w:rPr>
+        <w:t>() {</w:t>
+      </w:r>
+      <w:r>
+        <w:rPr>
+          <w:rFonts w:ascii="Courier New" w:hAnsi="Courier New" w:cs="Courier New"/>
+          <w:sz w:val="16"/>
+          <w:szCs w:val="16"/>
+        </w:rPr>
+        <w:br/>
+      </w:r>
+      <w:r>
+        <w:rPr>
+          <w:rFonts w:ascii="Courier New" w:hAnsi="Courier New" w:cs="Courier New"/>
+          <w:sz w:val="16"/>
+          <w:szCs w:val="16"/>
+        </w:rPr>
+        <w:tab/>
+      </w:r>
+      <w:r>
+        <w:rPr>
+          <w:rFonts w:ascii="Courier New" w:hAnsi="Courier New" w:cs="Courier New"/>
+          <w:sz w:val="16"/>
+          <w:szCs w:val="16"/>
+        </w:rPr>
+        <w:tab/>
+        <w:t xml:space="preserve">throw new </w:t>
+      </w:r>
+      <w:proofErr w:type="spellStart"/>
+      <w:r>
+        <w:rPr>
+          <w:rFonts w:ascii="Courier New" w:hAnsi="Courier New" w:cs="Courier New"/>
+          <w:sz w:val="16"/>
+          <w:szCs w:val="16"/>
+        </w:rPr>
+        <w:t>UnsupportedOperationException</w:t>
+      </w:r>
+      <w:proofErr w:type="spellEnd"/>
+      <w:r>
+        <w:rPr>
+          <w:rFonts w:ascii="Courier New" w:hAnsi="Courier New" w:cs="Courier New"/>
+          <w:sz w:val="16"/>
+          <w:szCs w:val="16"/>
+        </w:rPr>
+        <w:t>();</w:t>
+      </w:r>
+      <w:r>
+        <w:rPr>
+          <w:rFonts w:ascii="Courier New" w:hAnsi="Courier New" w:cs="Courier New"/>
+          <w:sz w:val="16"/>
+          <w:szCs w:val="16"/>
+        </w:rPr>
+        <w:br/>
+      </w:r>
+      <w:r>
+        <w:rPr>
+          <w:rFonts w:ascii="Courier New" w:hAnsi="Courier New" w:cs="Courier New"/>
+          <w:sz w:val="16"/>
+          <w:szCs w:val="16"/>
+        </w:rPr>
+        <w:tab/>
+        <w:t>}</w:t>
+      </w:r>
+      <w:r>
+        <w:rPr>
+          <w:rFonts w:ascii="Courier New" w:hAnsi="Courier New" w:cs="Courier New"/>
+          <w:sz w:val="16"/>
+          <w:szCs w:val="16"/>
+        </w:rPr>
+        <w:br/>
+      </w:r>
+      <w:r>
+        <w:rPr>
+          <w:rFonts w:ascii="Courier New" w:hAnsi="Courier New" w:cs="Courier New"/>
+          <w:sz w:val="16"/>
+          <w:szCs w:val="16"/>
+        </w:rPr>
+        <w:lastRenderedPageBreak/>
+        <w:br/>
+      </w:r>
+      <w:r>
+        <w:rPr>
+          <w:rFonts w:ascii="Courier New" w:hAnsi="Courier New" w:cs="Courier New"/>
+          <w:sz w:val="16"/>
+          <w:szCs w:val="16"/>
+        </w:rPr>
+        <w:tab/>
+        <w:t>/**</w:t>
+      </w:r>
+      <w:r>
+        <w:rPr>
+          <w:rFonts w:ascii="Courier New" w:hAnsi="Courier New" w:cs="Courier New"/>
+          <w:sz w:val="16"/>
+          <w:szCs w:val="16"/>
+        </w:rPr>
+        <w:br/>
+      </w:r>
+      <w:r>
+        <w:rPr>
+          <w:rFonts w:ascii="Courier New" w:hAnsi="Courier New" w:cs="Courier New"/>
+          <w:sz w:val="16"/>
+          <w:szCs w:val="16"/>
+        </w:rPr>
+        <w:tab/>
+        <w:t xml:space="preserve"> * </w:t>
+      </w:r>
+      <w:r>
+        <w:rPr>
+          <w:rFonts w:ascii="Courier New" w:hAnsi="Courier New" w:cs="Courier New"/>
+          <w:sz w:val="16"/>
+          <w:szCs w:val="16"/>
+        </w:rPr>
+        <w:br/>
+      </w:r>
+      <w:r>
+        <w:rPr>
+          <w:rFonts w:ascii="Courier New" w:hAnsi="Courier New" w:cs="Courier New"/>
+          <w:sz w:val="16"/>
+          <w:szCs w:val="16"/>
+        </w:rPr>
+        <w:tab/>
+        <w:t xml:space="preserve"> * @param </w:t>
+      </w:r>
+      <w:proofErr w:type="spellStart"/>
+      <w:r>
+        <w:rPr>
+          <w:rFonts w:ascii="Courier New" w:hAnsi="Courier New" w:cs="Courier New"/>
+          <w:sz w:val="16"/>
+          <w:szCs w:val="16"/>
+        </w:rPr>
+        <w:t>orderId</w:t>
+      </w:r>
+      <w:proofErr w:type="spellEnd"/>
+      <w:r>
+        <w:rPr>
+          <w:rFonts w:ascii="Courier New" w:hAnsi="Courier New" w:cs="Courier New"/>
+          <w:sz w:val="16"/>
+          <w:szCs w:val="16"/>
+        </w:rPr>
+        <w:br/>
+      </w:r>
+      <w:r>
+        <w:rPr>
+          <w:rFonts w:ascii="Courier New" w:hAnsi="Courier New" w:cs="Courier New"/>
+          <w:sz w:val="16"/>
+          <w:szCs w:val="16"/>
+        </w:rPr>
+        <w:tab/>
+        <w:t xml:space="preserve"> */</w:t>
+      </w:r>
+      <w:r>
+        <w:rPr>
+          <w:rFonts w:ascii="Courier New" w:hAnsi="Courier New" w:cs="Courier New"/>
+          <w:sz w:val="16"/>
+          <w:szCs w:val="16"/>
+        </w:rPr>
+        <w:br/>
+      </w:r>
+      <w:r>
+        <w:rPr>
+          <w:rFonts w:ascii="Courier New" w:hAnsi="Courier New" w:cs="Courier New"/>
+          <w:sz w:val="16"/>
+          <w:szCs w:val="16"/>
+        </w:rPr>
+        <w:tab/>
+        <w:t xml:space="preserve">public </w:t>
+      </w:r>
+      <w:proofErr w:type="spellStart"/>
+      <w:r>
+        <w:rPr>
+          <w:rFonts w:ascii="Courier New" w:hAnsi="Courier New" w:cs="Courier New"/>
+          <w:sz w:val="16"/>
+          <w:szCs w:val="16"/>
+        </w:rPr>
+        <w:t>OrderStatus</w:t>
+      </w:r>
+      <w:proofErr w:type="spellEnd"/>
+      <w:r>
+        <w:rPr>
+          <w:rFonts w:ascii="Courier New" w:hAnsi="Courier New" w:cs="Courier New"/>
+          <w:sz w:val="16"/>
+          <w:szCs w:val="16"/>
+        </w:rPr>
+        <w:t xml:space="preserve"> </w:t>
+      </w:r>
+      <w:proofErr w:type="spellStart"/>
+      <w:r>
+        <w:rPr>
+          <w:rFonts w:ascii="Courier New" w:hAnsi="Courier New" w:cs="Courier New"/>
+          <w:sz w:val="16"/>
+          <w:szCs w:val="16"/>
+        </w:rPr>
+        <w:t>getOrderStatus</w:t>
+      </w:r>
+      <w:proofErr w:type="spellEnd"/>
+      <w:r>
+        <w:rPr>
+          <w:rFonts w:ascii="Courier New" w:hAnsi="Courier New" w:cs="Courier New"/>
+          <w:sz w:val="16"/>
+          <w:szCs w:val="16"/>
+        </w:rPr>
+        <w:t xml:space="preserve">(String </w:t>
+      </w:r>
+      <w:proofErr w:type="spellStart"/>
+      <w:r>
+        <w:rPr>
+          <w:rFonts w:ascii="Courier New" w:hAnsi="Courier New" w:cs="Courier New"/>
+          <w:sz w:val="16"/>
+          <w:szCs w:val="16"/>
+        </w:rPr>
+        <w:t>orderId</w:t>
+      </w:r>
+      <w:proofErr w:type="spellEnd"/>
+      <w:r>
+        <w:rPr>
+          <w:rFonts w:ascii="Courier New" w:hAnsi="Courier New" w:cs="Courier New"/>
+          <w:sz w:val="16"/>
+          <w:szCs w:val="16"/>
+        </w:rPr>
+        <w:t>) {</w:t>
+      </w:r>
+      <w:r>
+        <w:rPr>
+          <w:rFonts w:ascii="Courier New" w:hAnsi="Courier New" w:cs="Courier New"/>
+          <w:sz w:val="16"/>
+          <w:szCs w:val="16"/>
+        </w:rPr>
+        <w:br/>
+      </w:r>
+      <w:r>
+        <w:rPr>
+          <w:rFonts w:ascii="Courier New" w:hAnsi="Courier New" w:cs="Courier New"/>
+          <w:sz w:val="16"/>
+          <w:szCs w:val="16"/>
+        </w:rPr>
+        <w:tab/>
+      </w:r>
+      <w:r>
+        <w:rPr>
+          <w:rFonts w:ascii="Courier New" w:hAnsi="Courier New" w:cs="Courier New"/>
+          <w:sz w:val="16"/>
+          <w:szCs w:val="16"/>
+        </w:rPr>
+        <w:tab/>
+        <w:t xml:space="preserve">throw new </w:t>
+      </w:r>
+      <w:proofErr w:type="spellStart"/>
+      <w:r>
+        <w:rPr>
+          <w:rFonts w:ascii="Courier New" w:hAnsi="Courier New" w:cs="Courier New"/>
+          <w:sz w:val="16"/>
+          <w:szCs w:val="16"/>
+        </w:rPr>
+        <w:t>UnsupportedOperationException</w:t>
+      </w:r>
+      <w:proofErr w:type="spellEnd"/>
+      <w:r>
+        <w:rPr>
+          <w:rFonts w:ascii="Courier New" w:hAnsi="Courier New" w:cs="Courier New"/>
+          <w:sz w:val="16"/>
+          <w:szCs w:val="16"/>
+        </w:rPr>
+        <w:t>();</w:t>
+      </w:r>
+      <w:r>
+        <w:rPr>
+          <w:rFonts w:ascii="Courier New" w:hAnsi="Courier New" w:cs="Courier New"/>
+          <w:sz w:val="16"/>
+          <w:szCs w:val="16"/>
+        </w:rPr>
+        <w:br/>
+      </w:r>
+      <w:r>
+        <w:rPr>
+          <w:rFonts w:ascii="Courier New" w:hAnsi="Courier New" w:cs="Courier New"/>
+          <w:sz w:val="16"/>
+          <w:szCs w:val="16"/>
+        </w:rPr>
+        <w:tab/>
+        <w:t>}</w:t>
+      </w:r>
+      <w:r>
+        <w:rPr>
+          <w:rFonts w:ascii="Courier New" w:hAnsi="Courier New" w:cs="Courier New"/>
+          <w:sz w:val="16"/>
+          <w:szCs w:val="16"/>
+        </w:rPr>
+        <w:br/>
+      </w:r>
+      <w:r>
+        <w:rPr>
+          <w:rFonts w:ascii="Courier New" w:hAnsi="Courier New" w:cs="Courier New"/>
+          <w:sz w:val="16"/>
+          <w:szCs w:val="16"/>
+        </w:rPr>
+        <w:br/>
+      </w:r>
+      <w:r>
+        <w:rPr>
+          <w:rFonts w:ascii="Courier New" w:hAnsi="Courier New" w:cs="Courier New"/>
+          <w:sz w:val="16"/>
+          <w:szCs w:val="16"/>
+        </w:rPr>
+        <w:tab/>
+        <w:t xml:space="preserve">public List&lt;Product&gt; </w:t>
+      </w:r>
+      <w:proofErr w:type="spellStart"/>
+      <w:r>
+        <w:rPr>
+          <w:rFonts w:ascii="Courier New" w:hAnsi="Courier New" w:cs="Courier New"/>
+          <w:sz w:val="16"/>
+          <w:szCs w:val="16"/>
+        </w:rPr>
+        <w:t>getCatalogue</w:t>
+      </w:r>
+      <w:proofErr w:type="spellEnd"/>
+      <w:r>
+        <w:rPr>
+          <w:rFonts w:ascii="Courier New" w:hAnsi="Courier New" w:cs="Courier New"/>
+          <w:sz w:val="16"/>
+          <w:szCs w:val="16"/>
+        </w:rPr>
+        <w:t>() {</w:t>
+      </w:r>
+      <w:r>
+        <w:rPr>
+          <w:rFonts w:ascii="Courier New" w:hAnsi="Courier New" w:cs="Courier New"/>
+          <w:sz w:val="16"/>
+          <w:szCs w:val="16"/>
+        </w:rPr>
+        <w:br/>
+      </w:r>
+      <w:r>
+        <w:rPr>
+          <w:rFonts w:ascii="Courier New" w:hAnsi="Courier New" w:cs="Courier New"/>
+          <w:sz w:val="16"/>
+          <w:szCs w:val="16"/>
+        </w:rPr>
+        <w:tab/>
+      </w:r>
+      <w:r>
+        <w:rPr>
+          <w:rFonts w:ascii="Courier New" w:hAnsi="Courier New" w:cs="Courier New"/>
+          <w:sz w:val="16"/>
+          <w:szCs w:val="16"/>
+        </w:rPr>
+        <w:tab/>
+        <w:t xml:space="preserve">throw new </w:t>
+      </w:r>
+      <w:proofErr w:type="spellStart"/>
+      <w:r>
+        <w:rPr>
+          <w:rFonts w:ascii="Courier New" w:hAnsi="Courier New" w:cs="Courier New"/>
+          <w:sz w:val="16"/>
+          <w:szCs w:val="16"/>
+        </w:rPr>
+        <w:t>UnsupportedOperationException</w:t>
+      </w:r>
+      <w:proofErr w:type="spellEnd"/>
+      <w:r>
+        <w:rPr>
+          <w:rFonts w:ascii="Courier New" w:hAnsi="Courier New" w:cs="Courier New"/>
+          <w:sz w:val="16"/>
+          <w:szCs w:val="16"/>
+        </w:rPr>
+        <w:t>();</w:t>
+      </w:r>
+      <w:r>
+        <w:rPr>
+          <w:rFonts w:ascii="Courier New" w:hAnsi="Courier New" w:cs="Courier New"/>
+          <w:sz w:val="16"/>
+          <w:szCs w:val="16"/>
+        </w:rPr>
+        <w:br/>
+      </w:r>
+      <w:r>
+        <w:rPr>
+          <w:rFonts w:ascii="Courier New" w:hAnsi="Courier New" w:cs="Courier New"/>
+          <w:sz w:val="16"/>
+          <w:szCs w:val="16"/>
+        </w:rPr>
+        <w:tab/>
+        <w:t>}</w:t>
+      </w:r>
+      <w:r>
+        <w:rPr>
+          <w:rFonts w:ascii="Courier New" w:hAnsi="Courier New" w:cs="Courier New"/>
+          <w:sz w:val="16"/>
+          <w:szCs w:val="16"/>
+        </w:rPr>
+        <w:br/>
+      </w:r>
+      <w:r>
+        <w:rPr>
+          <w:rFonts w:ascii="Courier New" w:hAnsi="Courier New" w:cs="Courier New"/>
+          <w:sz w:val="16"/>
+          <w:szCs w:val="16"/>
+        </w:rPr>
+        <w:br/>
+      </w:r>
+      <w:r>
+        <w:rPr>
+          <w:rFonts w:ascii="Courier New" w:hAnsi="Courier New" w:cs="Courier New"/>
+          <w:sz w:val="16"/>
+          <w:szCs w:val="16"/>
+        </w:rPr>
+        <w:tab/>
+        <w:t>/**</w:t>
+      </w:r>
+      <w:r>
+        <w:rPr>
+          <w:rFonts w:ascii="Courier New" w:hAnsi="Courier New" w:cs="Courier New"/>
+          <w:sz w:val="16"/>
+          <w:szCs w:val="16"/>
+        </w:rPr>
+        <w:br/>
+      </w:r>
+      <w:r>
+        <w:rPr>
+          <w:rFonts w:ascii="Courier New" w:hAnsi="Courier New" w:cs="Courier New"/>
+          <w:sz w:val="16"/>
+          <w:szCs w:val="16"/>
+        </w:rPr>
+        <w:tab/>
+        <w:t xml:space="preserve"> * </w:t>
+      </w:r>
+      <w:r>
+        <w:rPr>
+          <w:rFonts w:ascii="Courier New" w:hAnsi="Courier New" w:cs="Courier New"/>
+          <w:sz w:val="16"/>
+          <w:szCs w:val="16"/>
+        </w:rPr>
+        <w:br/>
+      </w:r>
+      <w:r>
+        <w:rPr>
+          <w:rFonts w:ascii="Courier New" w:hAnsi="Courier New" w:cs="Courier New"/>
+          <w:sz w:val="16"/>
+          <w:szCs w:val="16"/>
+        </w:rPr>
+        <w:tab/>
+        <w:t xml:space="preserve"> * @param </w:t>
+      </w:r>
+      <w:proofErr w:type="spellStart"/>
+      <w:r>
+        <w:rPr>
+          <w:rFonts w:ascii="Courier New" w:hAnsi="Courier New" w:cs="Courier New"/>
+          <w:sz w:val="16"/>
+          <w:szCs w:val="16"/>
+        </w:rPr>
+        <w:t>fromDate</w:t>
+      </w:r>
+      <w:proofErr w:type="spellEnd"/>
+      <w:r>
+        <w:rPr>
+          <w:rFonts w:ascii="Courier New" w:hAnsi="Courier New" w:cs="Courier New"/>
+          <w:sz w:val="16"/>
+          <w:szCs w:val="16"/>
+        </w:rPr>
+        <w:br/>
+      </w:r>
+      <w:r>
+        <w:rPr>
+          <w:rFonts w:ascii="Courier New" w:hAnsi="Courier New" w:cs="Courier New"/>
+          <w:sz w:val="16"/>
+          <w:szCs w:val="16"/>
+        </w:rPr>
+        <w:tab/>
+        <w:t xml:space="preserve"> * @param </w:t>
+      </w:r>
+      <w:proofErr w:type="spellStart"/>
+      <w:r>
+        <w:rPr>
+          <w:rFonts w:ascii="Courier New" w:hAnsi="Courier New" w:cs="Courier New"/>
+          <w:sz w:val="16"/>
+          <w:szCs w:val="16"/>
+        </w:rPr>
+        <w:t>toDate</w:t>
+      </w:r>
+      <w:proofErr w:type="spellEnd"/>
+      <w:r>
+        <w:rPr>
+          <w:rFonts w:ascii="Courier New" w:hAnsi="Courier New" w:cs="Courier New"/>
+          <w:sz w:val="16"/>
+          <w:szCs w:val="16"/>
+        </w:rPr>
+        <w:br/>
+      </w:r>
+      <w:r>
+        <w:rPr>
+          <w:rFonts w:ascii="Courier New" w:hAnsi="Courier New" w:cs="Courier New"/>
+          <w:sz w:val="16"/>
+          <w:szCs w:val="16"/>
+        </w:rPr>
+        <w:tab/>
+        <w:t xml:space="preserve"> */</w:t>
+      </w:r>
+      <w:r>
+        <w:rPr>
+          <w:rFonts w:ascii="Courier New" w:hAnsi="Courier New" w:cs="Courier New"/>
+          <w:sz w:val="16"/>
+          <w:szCs w:val="16"/>
+        </w:rPr>
+        <w:br/>
+      </w:r>
+      <w:r>
+        <w:rPr>
+          <w:rFonts w:ascii="Courier New" w:hAnsi="Courier New" w:cs="Courier New"/>
+          <w:sz w:val="16"/>
+          <w:szCs w:val="16"/>
+        </w:rPr>
+        <w:tab/>
+        <w:t xml:space="preserve">public List&lt;Order&gt; </w:t>
+      </w:r>
+      <w:proofErr w:type="spellStart"/>
+      <w:r>
+        <w:rPr>
+          <w:rFonts w:ascii="Courier New" w:hAnsi="Courier New" w:cs="Courier New"/>
+          <w:sz w:val="16"/>
+          <w:szCs w:val="16"/>
+        </w:rPr>
+        <w:t>getOrderHistory</w:t>
+      </w:r>
+      <w:proofErr w:type="spellEnd"/>
+      <w:r>
+        <w:rPr>
+          <w:rFonts w:ascii="Courier New" w:hAnsi="Courier New" w:cs="Courier New"/>
+          <w:sz w:val="16"/>
+          <w:szCs w:val="16"/>
+        </w:rPr>
+        <w:t>(</w:t>
+      </w:r>
+      <w:proofErr w:type="spellStart"/>
+      <w:r>
+        <w:rPr>
+          <w:rFonts w:ascii="Courier New" w:hAnsi="Courier New" w:cs="Courier New"/>
+          <w:sz w:val="16"/>
+          <w:szCs w:val="16"/>
+        </w:rPr>
+        <w:t>LocalDate</w:t>
+      </w:r>
+      <w:proofErr w:type="spellEnd"/>
+      <w:r>
+        <w:rPr>
+          <w:rFonts w:ascii="Courier New" w:hAnsi="Courier New" w:cs="Courier New"/>
+          <w:sz w:val="16"/>
+          <w:szCs w:val="16"/>
+        </w:rPr>
+        <w:t xml:space="preserve"> </w:t>
+      </w:r>
+      <w:proofErr w:type="spellStart"/>
+      <w:r>
+        <w:rPr>
+          <w:rFonts w:ascii="Courier New" w:hAnsi="Courier New" w:cs="Courier New"/>
+          <w:sz w:val="16"/>
+          <w:szCs w:val="16"/>
+        </w:rPr>
+        <w:t>fromDate</w:t>
+      </w:r>
+      <w:proofErr w:type="spellEnd"/>
+      <w:r>
+        <w:rPr>
+          <w:rFonts w:ascii="Courier New" w:hAnsi="Courier New" w:cs="Courier New"/>
+          <w:sz w:val="16"/>
+          <w:szCs w:val="16"/>
+        </w:rPr>
+        <w:t xml:space="preserve">, </w:t>
+      </w:r>
+      <w:proofErr w:type="spellStart"/>
+      <w:r>
+        <w:rPr>
+          <w:rFonts w:ascii="Courier New" w:hAnsi="Courier New" w:cs="Courier New"/>
+          <w:sz w:val="16"/>
+          <w:szCs w:val="16"/>
+        </w:rPr>
+        <w:t>LocalDate</w:t>
+      </w:r>
+      <w:proofErr w:type="spellEnd"/>
+      <w:r>
+        <w:rPr>
+          <w:rFonts w:ascii="Courier New" w:hAnsi="Courier New" w:cs="Courier New"/>
+          <w:sz w:val="16"/>
+          <w:szCs w:val="16"/>
+        </w:rPr>
+        <w:t xml:space="preserve"> </w:t>
+      </w:r>
+      <w:proofErr w:type="spellStart"/>
+      <w:r>
+        <w:rPr>
+          <w:rFonts w:ascii="Courier New" w:hAnsi="Courier New" w:cs="Courier New"/>
+          <w:sz w:val="16"/>
+          <w:szCs w:val="16"/>
+        </w:rPr>
+        <w:t>toDate</w:t>
+      </w:r>
+      <w:proofErr w:type="spellEnd"/>
+      <w:r>
+        <w:rPr>
+          <w:rFonts w:ascii="Courier New" w:hAnsi="Courier New" w:cs="Courier New"/>
+          <w:sz w:val="16"/>
+          <w:szCs w:val="16"/>
+        </w:rPr>
+        <w:t>) {</w:t>
+      </w:r>
+      <w:r>
+        <w:rPr>
+          <w:rFonts w:ascii="Courier New" w:hAnsi="Courier New" w:cs="Courier New"/>
+          <w:sz w:val="16"/>
+          <w:szCs w:val="16"/>
+        </w:rPr>
+        <w:br/>
+      </w:r>
+      <w:r>
+        <w:rPr>
+          <w:rFonts w:ascii="Courier New" w:hAnsi="Courier New" w:cs="Courier New"/>
+          <w:sz w:val="16"/>
+          <w:szCs w:val="16"/>
+        </w:rPr>
+        <w:tab/>
+      </w:r>
+      <w:r>
+        <w:rPr>
+          <w:rFonts w:ascii="Courier New" w:hAnsi="Courier New" w:cs="Courier New"/>
+          <w:sz w:val="16"/>
+          <w:szCs w:val="16"/>
+        </w:rPr>
+        <w:tab/>
+        <w:t xml:space="preserve">throw new </w:t>
+      </w:r>
+      <w:proofErr w:type="spellStart"/>
+      <w:r>
+        <w:rPr>
+          <w:rFonts w:ascii="Courier New" w:hAnsi="Courier New" w:cs="Courier New"/>
+          <w:sz w:val="16"/>
+          <w:szCs w:val="16"/>
+        </w:rPr>
+        <w:t>UnsupportedOperationException</w:t>
+      </w:r>
+      <w:proofErr w:type="spellEnd"/>
+      <w:r>
+        <w:rPr>
+          <w:rFonts w:ascii="Courier New" w:hAnsi="Courier New" w:cs="Courier New"/>
+          <w:sz w:val="16"/>
+          <w:szCs w:val="16"/>
+        </w:rPr>
+        <w:t>();</w:t>
+      </w:r>
+      <w:r>
+        <w:rPr>
+          <w:rFonts w:ascii="Courier New" w:hAnsi="Courier New" w:cs="Courier New"/>
+          <w:sz w:val="16"/>
+          <w:szCs w:val="16"/>
+        </w:rPr>
+        <w:br/>
+      </w:r>
+      <w:r>
+        <w:rPr>
+          <w:rFonts w:ascii="Courier New" w:hAnsi="Courier New" w:cs="Courier New"/>
+          <w:sz w:val="16"/>
+          <w:szCs w:val="16"/>
+        </w:rPr>
+        <w:tab/>
+        <w:t>}</w:t>
+      </w:r>
+      <w:r>
+        <w:rPr>
+          <w:rFonts w:ascii="Courier New" w:hAnsi="Courier New" w:cs="Courier New"/>
+          <w:sz w:val="16"/>
+          <w:szCs w:val="16"/>
+        </w:rPr>
+        <w:br/>
+      </w:r>
+      <w:r>
+        <w:rPr>
+          <w:rFonts w:ascii="Courier New" w:hAnsi="Courier New" w:cs="Courier New"/>
+          <w:sz w:val="16"/>
+          <w:szCs w:val="16"/>
+        </w:rPr>
+        <w:br/>
+        <w:t>}</w:t>
+      </w:r>
+    </w:p>
+    <w:p>
+      <w:pPr>
+        <w:rPr>
+          <w:b/>
+          <w:bCs/>
+        </w:rPr>
+      </w:pPr>
+      <w:r>
+        <w:rPr>
+          <w:b/>
+          <w:bCs/>
+        </w:rPr>
+        <w:t>Description</w:t>
+      </w:r>
+    </w:p>
+    <w:p>
+      <w:r>
+        <w:t xml:space="preserve">The </w:t>
+      </w:r>
+      <w:proofErr w:type="spellStart"/>
+      <w:r>
+        <w:t>SAtoCA</w:t>
+      </w:r>
+      <w:proofErr w:type="spellEnd"/>
+      <w:r>
+        <w:t xml:space="preserve"> class represents the implementation class for the </w:t>
+      </w:r>
+      <w:proofErr w:type="spellStart"/>
+      <w:r>
+        <w:t>I_SAtoCA</w:t>
+      </w:r>
+      <w:proofErr w:type="spellEnd"/>
+      <w:r>
+        <w:t xml:space="preserve"> interface.</w:t>
+      </w:r>
+    </w:p>
+    <w:p>
+      <w:r>
+        <w:t>The class includes:</w:t>
+      </w:r>
+    </w:p>
+    <w:p>
+      <w:pPr>
+        <w:numPr>
+          <w:ilvl w:val="0"/>
+          <w:numId w:val="21"/>
+        </w:numPr>
+      </w:pPr>
+      <w:r>
+        <w:t>A constructor (</w:t>
+      </w:r>
+      <w:proofErr w:type="spellStart"/>
+      <w:proofErr w:type="gramStart"/>
+      <w:r>
+        <w:t>SAtoCA</w:t>
+      </w:r>
+      <w:proofErr w:type="spellEnd"/>
+      <w:r>
+        <w:t>(</w:t>
+      </w:r>
+      <w:proofErr w:type="gramEnd"/>
+      <w:r>
+        <w:t>))</w:t>
+      </w:r>
+    </w:p>
+    <w:p>
+      <w:pPr>
+        <w:numPr>
+          <w:ilvl w:val="0"/>
+          <w:numId w:val="21"/>
+        </w:numPr>
+      </w:pPr>
+      <w:r>
+        <w:t xml:space="preserve">Stubbed method bodies that throw </w:t>
+      </w:r>
+      <w:proofErr w:type="spellStart"/>
+      <w:r>
+        <w:t>UnsupportedOperationException</w:t>
+      </w:r>
+      <w:proofErr w:type="spellEnd"/>
+    </w:p>
+    <w:p>
+      <w:r>
+        <w:t>The stubbed structure provides a validated interface layer and a stable implementation shell which can be incrementally extended during later stages of development. This supports early validation of integration structure and allows interface-level test cases to be designed prior to completing full business logic and database functionality.</w:t>
+      </w:r>
+    </w:p>
+    <w:p/>
+    <w:p>
+      <w:pPr>
+        <w:rPr>
+          <w:b/>
+          <w:bCs/>
+        </w:rPr>
+      </w:pPr>
+      <w:r>
+        <w:rPr>
+          <w:b/>
+          <w:bCs/>
+        </w:rPr>
+        <w:t>7.5.8 Summary</w:t>
+      </w:r>
+    </w:p>
+    <w:p>
+      <w:r>
+        <w:t>The interfaces presented in this section define the integration boundaries and service contracts of the subsystem. The generated Java source code ensures that the implementation structure matches the design model and establishes a foundation for incremental development and interface-based testing</w:t>
+      </w:r>
+      <w:r>
+        <w:t>.</w:t>
       </w:r>
     </w:p>
     <w:p/>
@@ -2293,6 +4863,602 @@
 <file path=word/numbering.xml><?xml version="1.0" encoding="utf-8"?>
 <w:numbering xmlns:wpc="http://schemas.microsoft.com/office/word/2010/wordprocessingCanvas" xmlns:cx="http://schemas.microsoft.com/office/drawing/2014/chartex" xmlns:cx1="http://schemas.microsoft.com/office/drawing/2015/9/8/chartex" xmlns:cx2="http://schemas.microsoft.com/office/drawing/2015/10/21/chartex" xmlns:cx3="http://schemas.microsoft.com/office/drawing/2016/5/9/chartex" xmlns:cx4="http://schemas.microsoft.com/office/drawing/2016/5/10/chartex" xmlns:cx5="http://schemas.microsoft.com/office/drawing/2016/5/11/chartex" xmlns:cx6="http://schemas.microsoft.com/office/drawing/2016/5/12/chartex" xmlns:cx7="http://schemas.microsoft.com/office/drawing/2016/5/13/chartex" xmlns:cx8="http://schemas.microsoft.com/office/drawing/2016/5/14/chartex" xmlns:mc="http://schemas.openxmlformats.org/markup-compatibility/2006" xmlns:aink="http://schemas.microsoft.com/office/drawing/2016/ink" xmlns:am3d="http://schemas.microsoft.com/office/drawing/2017/model3d" xmlns:o="urn:schemas-microsoft-com:office:office" xmlns:oel="http://schemas.microsoft.com/office/2019/extlst" xmlns:r="http://schemas.openxmlformats.org/officeDocument/2006/relationships" xmlns:m="http://schemas.openxmlformats.org/officeDocument/2006/math" xmlns:v="urn:schemas-microsoft-com:vml" xmlns:wp14="http://schemas.microsoft.com/office/word/2010/wordprocessingDrawing" xmlns:wp="http://schemas.openxmlformats.org/drawingml/2006/wordprocessingDrawing" xmlns:w10="urn:schemas-microsoft-com:office:word" xmlns:w="http://schemas.openxmlformats.org/wordprocessingml/2006/main" xmlns:w14="http://schemas.microsoft.com/office/word/2010/wordml" xmlns:w15="http://schemas.microsoft.com/office/word/2012/wordml" xmlns:w16cex="http://schemas.microsoft.com/office/word/2018/wordml/cex" xmlns:w16cid="http://schemas.microsoft.com/office/word/2016/wordml/cid" xmlns:w16="http://schemas.microsoft.com/office/word/2018/wordml" xmlns:w16du="http://schemas.microsoft.com/office/word/2023/wordml/word16du" xmlns:w16sdtdh="http://schemas.microsoft.com/office/word/2020/wordml/sdtdatahash" xmlns:w16sdtfl="http://schemas.microsoft.com/office/word/2024/wordml/sdtformatlock" xmlns:w16se="http://schemas.microsoft.com/office/word/2015/wordml/symex" xmlns:wpg="http://schemas.microsoft.com/office/word/2010/wordprocessingGroup" xmlns:wpi="http://schemas.microsoft.com/office/word/2010/wordprocessingInk" xmlns:wne="http://schemas.microsoft.com/office/word/2006/wordml" xmlns:wps="http://schemas.microsoft.com/office/word/2010/wordprocessingShape" mc:Ignorable="w14 w15 w16se w16cid w16 w16cex w16sdtdh w16sdtfl w16du wp14">
   <w:abstractNum w:abstractNumId="0" w15:restartNumberingAfterBreak="0">
+    <w:nsid w:val="02232B3F"/>
+    <w:multiLevelType w:val="multilevel"/>
+    <w:tmpl w:val="B0A8C544"/>
+    <w:lvl w:ilvl="0">
+      <w:start w:val="1"/>
+      <w:numFmt w:val="bullet"/>
+      <w:lvlText w:val=""/>
+      <w:lvlJc w:val="left"/>
+      <w:pPr>
+        <w:tabs>
+          <w:tab w:val="num" w:pos="720"/>
+        </w:tabs>
+        <w:ind w:left="720" w:hanging="360"/>
+      </w:pPr>
+      <w:rPr>
+        <w:rFonts w:ascii="Symbol" w:hAnsi="Symbol" w:hint="default"/>
+        <w:sz w:val="20"/>
+      </w:rPr>
+    </w:lvl>
+    <w:lvl w:ilvl="1" w:tentative="1">
+      <w:start w:val="1"/>
+      <w:numFmt w:val="bullet"/>
+      <w:lvlText w:val="o"/>
+      <w:lvlJc w:val="left"/>
+      <w:pPr>
+        <w:tabs>
+          <w:tab w:val="num" w:pos="1440"/>
+        </w:tabs>
+        <w:ind w:left="1440" w:hanging="360"/>
+      </w:pPr>
+      <w:rPr>
+        <w:rFonts w:ascii="Courier New" w:hAnsi="Courier New" w:hint="default"/>
+        <w:sz w:val="20"/>
+      </w:rPr>
+    </w:lvl>
+    <w:lvl w:ilvl="2" w:tentative="1">
+      <w:start w:val="1"/>
+      <w:numFmt w:val="bullet"/>
+      <w:lvlText w:val=""/>
+      <w:lvlJc w:val="left"/>
+      <w:pPr>
+        <w:tabs>
+          <w:tab w:val="num" w:pos="2160"/>
+        </w:tabs>
+        <w:ind w:left="2160" w:hanging="360"/>
+      </w:pPr>
+      <w:rPr>
+        <w:rFonts w:ascii="Wingdings" w:hAnsi="Wingdings" w:hint="default"/>
+        <w:sz w:val="20"/>
+      </w:rPr>
+    </w:lvl>
+    <w:lvl w:ilvl="3" w:tentative="1">
+      <w:start w:val="1"/>
+      <w:numFmt w:val="bullet"/>
+      <w:lvlText w:val=""/>
+      <w:lvlJc w:val="left"/>
+      <w:pPr>
+        <w:tabs>
+          <w:tab w:val="num" w:pos="2880"/>
+        </w:tabs>
+        <w:ind w:left="2880" w:hanging="360"/>
+      </w:pPr>
+      <w:rPr>
+        <w:rFonts w:ascii="Wingdings" w:hAnsi="Wingdings" w:hint="default"/>
+        <w:sz w:val="20"/>
+      </w:rPr>
+    </w:lvl>
+    <w:lvl w:ilvl="4" w:tentative="1">
+      <w:start w:val="1"/>
+      <w:numFmt w:val="bullet"/>
+      <w:lvlText w:val=""/>
+      <w:lvlJc w:val="left"/>
+      <w:pPr>
+        <w:tabs>
+          <w:tab w:val="num" w:pos="3600"/>
+        </w:tabs>
+        <w:ind w:left="3600" w:hanging="360"/>
+      </w:pPr>
+      <w:rPr>
+        <w:rFonts w:ascii="Wingdings" w:hAnsi="Wingdings" w:hint="default"/>
+        <w:sz w:val="20"/>
+      </w:rPr>
+    </w:lvl>
+    <w:lvl w:ilvl="5" w:tentative="1">
+      <w:start w:val="1"/>
+      <w:numFmt w:val="bullet"/>
+      <w:lvlText w:val=""/>
+      <w:lvlJc w:val="left"/>
+      <w:pPr>
+        <w:tabs>
+          <w:tab w:val="num" w:pos="4320"/>
+        </w:tabs>
+        <w:ind w:left="4320" w:hanging="360"/>
+      </w:pPr>
+      <w:rPr>
+        <w:rFonts w:ascii="Wingdings" w:hAnsi="Wingdings" w:hint="default"/>
+        <w:sz w:val="20"/>
+      </w:rPr>
+    </w:lvl>
+    <w:lvl w:ilvl="6" w:tentative="1">
+      <w:start w:val="1"/>
+      <w:numFmt w:val="bullet"/>
+      <w:lvlText w:val=""/>
+      <w:lvlJc w:val="left"/>
+      <w:pPr>
+        <w:tabs>
+          <w:tab w:val="num" w:pos="5040"/>
+        </w:tabs>
+        <w:ind w:left="5040" w:hanging="360"/>
+      </w:pPr>
+      <w:rPr>
+        <w:rFonts w:ascii="Wingdings" w:hAnsi="Wingdings" w:hint="default"/>
+        <w:sz w:val="20"/>
+      </w:rPr>
+    </w:lvl>
+    <w:lvl w:ilvl="7" w:tentative="1">
+      <w:start w:val="1"/>
+      <w:numFmt w:val="bullet"/>
+      <w:lvlText w:val=""/>
+      <w:lvlJc w:val="left"/>
+      <w:pPr>
+        <w:tabs>
+          <w:tab w:val="num" w:pos="5760"/>
+        </w:tabs>
+        <w:ind w:left="5760" w:hanging="360"/>
+      </w:pPr>
+      <w:rPr>
+        <w:rFonts w:ascii="Wingdings" w:hAnsi="Wingdings" w:hint="default"/>
+        <w:sz w:val="20"/>
+      </w:rPr>
+    </w:lvl>
+    <w:lvl w:ilvl="8" w:tentative="1">
+      <w:start w:val="1"/>
+      <w:numFmt w:val="bullet"/>
+      <w:lvlText w:val=""/>
+      <w:lvlJc w:val="left"/>
+      <w:pPr>
+        <w:tabs>
+          <w:tab w:val="num" w:pos="6480"/>
+        </w:tabs>
+        <w:ind w:left="6480" w:hanging="360"/>
+      </w:pPr>
+      <w:rPr>
+        <w:rFonts w:ascii="Wingdings" w:hAnsi="Wingdings" w:hint="default"/>
+        <w:sz w:val="20"/>
+      </w:rPr>
+    </w:lvl>
+  </w:abstractNum>
+  <w:abstractNum w:abstractNumId="1" w15:restartNumberingAfterBreak="0">
+    <w:nsid w:val="048A61C2"/>
+    <w:multiLevelType w:val="multilevel"/>
+    <w:tmpl w:val="3196B062"/>
+    <w:lvl w:ilvl="0">
+      <w:start w:val="1"/>
+      <w:numFmt w:val="bullet"/>
+      <w:lvlText w:val=""/>
+      <w:lvlJc w:val="left"/>
+      <w:pPr>
+        <w:tabs>
+          <w:tab w:val="num" w:pos="720"/>
+        </w:tabs>
+        <w:ind w:left="720" w:hanging="360"/>
+      </w:pPr>
+      <w:rPr>
+        <w:rFonts w:ascii="Symbol" w:hAnsi="Symbol" w:hint="default"/>
+        <w:sz w:val="20"/>
+      </w:rPr>
+    </w:lvl>
+    <w:lvl w:ilvl="1" w:tentative="1">
+      <w:start w:val="1"/>
+      <w:numFmt w:val="bullet"/>
+      <w:lvlText w:val="o"/>
+      <w:lvlJc w:val="left"/>
+      <w:pPr>
+        <w:tabs>
+          <w:tab w:val="num" w:pos="1440"/>
+        </w:tabs>
+        <w:ind w:left="1440" w:hanging="360"/>
+      </w:pPr>
+      <w:rPr>
+        <w:rFonts w:ascii="Courier New" w:hAnsi="Courier New" w:hint="default"/>
+        <w:sz w:val="20"/>
+      </w:rPr>
+    </w:lvl>
+    <w:lvl w:ilvl="2" w:tentative="1">
+      <w:start w:val="1"/>
+      <w:numFmt w:val="bullet"/>
+      <w:lvlText w:val=""/>
+      <w:lvlJc w:val="left"/>
+      <w:pPr>
+        <w:tabs>
+          <w:tab w:val="num" w:pos="2160"/>
+        </w:tabs>
+        <w:ind w:left="2160" w:hanging="360"/>
+      </w:pPr>
+      <w:rPr>
+        <w:rFonts w:ascii="Wingdings" w:hAnsi="Wingdings" w:hint="default"/>
+        <w:sz w:val="20"/>
+      </w:rPr>
+    </w:lvl>
+    <w:lvl w:ilvl="3" w:tentative="1">
+      <w:start w:val="1"/>
+      <w:numFmt w:val="bullet"/>
+      <w:lvlText w:val=""/>
+      <w:lvlJc w:val="left"/>
+      <w:pPr>
+        <w:tabs>
+          <w:tab w:val="num" w:pos="2880"/>
+        </w:tabs>
+        <w:ind w:left="2880" w:hanging="360"/>
+      </w:pPr>
+      <w:rPr>
+        <w:rFonts w:ascii="Wingdings" w:hAnsi="Wingdings" w:hint="default"/>
+        <w:sz w:val="20"/>
+      </w:rPr>
+    </w:lvl>
+    <w:lvl w:ilvl="4" w:tentative="1">
+      <w:start w:val="1"/>
+      <w:numFmt w:val="bullet"/>
+      <w:lvlText w:val=""/>
+      <w:lvlJc w:val="left"/>
+      <w:pPr>
+        <w:tabs>
+          <w:tab w:val="num" w:pos="3600"/>
+        </w:tabs>
+        <w:ind w:left="3600" w:hanging="360"/>
+      </w:pPr>
+      <w:rPr>
+        <w:rFonts w:ascii="Wingdings" w:hAnsi="Wingdings" w:hint="default"/>
+        <w:sz w:val="20"/>
+      </w:rPr>
+    </w:lvl>
+    <w:lvl w:ilvl="5" w:tentative="1">
+      <w:start w:val="1"/>
+      <w:numFmt w:val="bullet"/>
+      <w:lvlText w:val=""/>
+      <w:lvlJc w:val="left"/>
+      <w:pPr>
+        <w:tabs>
+          <w:tab w:val="num" w:pos="4320"/>
+        </w:tabs>
+        <w:ind w:left="4320" w:hanging="360"/>
+      </w:pPr>
+      <w:rPr>
+        <w:rFonts w:ascii="Wingdings" w:hAnsi="Wingdings" w:hint="default"/>
+        <w:sz w:val="20"/>
+      </w:rPr>
+    </w:lvl>
+    <w:lvl w:ilvl="6" w:tentative="1">
+      <w:start w:val="1"/>
+      <w:numFmt w:val="bullet"/>
+      <w:lvlText w:val=""/>
+      <w:lvlJc w:val="left"/>
+      <w:pPr>
+        <w:tabs>
+          <w:tab w:val="num" w:pos="5040"/>
+        </w:tabs>
+        <w:ind w:left="5040" w:hanging="360"/>
+      </w:pPr>
+      <w:rPr>
+        <w:rFonts w:ascii="Wingdings" w:hAnsi="Wingdings" w:hint="default"/>
+        <w:sz w:val="20"/>
+      </w:rPr>
+    </w:lvl>
+    <w:lvl w:ilvl="7" w:tentative="1">
+      <w:start w:val="1"/>
+      <w:numFmt w:val="bullet"/>
+      <w:lvlText w:val=""/>
+      <w:lvlJc w:val="left"/>
+      <w:pPr>
+        <w:tabs>
+          <w:tab w:val="num" w:pos="5760"/>
+        </w:tabs>
+        <w:ind w:left="5760" w:hanging="360"/>
+      </w:pPr>
+      <w:rPr>
+        <w:rFonts w:ascii="Wingdings" w:hAnsi="Wingdings" w:hint="default"/>
+        <w:sz w:val="20"/>
+      </w:rPr>
+    </w:lvl>
+    <w:lvl w:ilvl="8" w:tentative="1">
+      <w:start w:val="1"/>
+      <w:numFmt w:val="bullet"/>
+      <w:lvlText w:val=""/>
+      <w:lvlJc w:val="left"/>
+      <w:pPr>
+        <w:tabs>
+          <w:tab w:val="num" w:pos="6480"/>
+        </w:tabs>
+        <w:ind w:left="6480" w:hanging="360"/>
+      </w:pPr>
+      <w:rPr>
+        <w:rFonts w:ascii="Wingdings" w:hAnsi="Wingdings" w:hint="default"/>
+        <w:sz w:val="20"/>
+      </w:rPr>
+    </w:lvl>
+  </w:abstractNum>
+  <w:abstractNum w:abstractNumId="2" w15:restartNumberingAfterBreak="0">
+    <w:nsid w:val="0F351720"/>
+    <w:multiLevelType w:val="multilevel"/>
+    <w:tmpl w:val="92401D06"/>
+    <w:lvl w:ilvl="0">
+      <w:start w:val="1"/>
+      <w:numFmt w:val="bullet"/>
+      <w:lvlText w:val=""/>
+      <w:lvlJc w:val="left"/>
+      <w:pPr>
+        <w:tabs>
+          <w:tab w:val="num" w:pos="720"/>
+        </w:tabs>
+        <w:ind w:left="720" w:hanging="360"/>
+      </w:pPr>
+      <w:rPr>
+        <w:rFonts w:ascii="Symbol" w:hAnsi="Symbol" w:hint="default"/>
+        <w:sz w:val="20"/>
+      </w:rPr>
+    </w:lvl>
+    <w:lvl w:ilvl="1" w:tentative="1">
+      <w:start w:val="1"/>
+      <w:numFmt w:val="bullet"/>
+      <w:lvlText w:val="o"/>
+      <w:lvlJc w:val="left"/>
+      <w:pPr>
+        <w:tabs>
+          <w:tab w:val="num" w:pos="1440"/>
+        </w:tabs>
+        <w:ind w:left="1440" w:hanging="360"/>
+      </w:pPr>
+      <w:rPr>
+        <w:rFonts w:ascii="Courier New" w:hAnsi="Courier New" w:hint="default"/>
+        <w:sz w:val="20"/>
+      </w:rPr>
+    </w:lvl>
+    <w:lvl w:ilvl="2" w:tentative="1">
+      <w:start w:val="1"/>
+      <w:numFmt w:val="bullet"/>
+      <w:lvlText w:val=""/>
+      <w:lvlJc w:val="left"/>
+      <w:pPr>
+        <w:tabs>
+          <w:tab w:val="num" w:pos="2160"/>
+        </w:tabs>
+        <w:ind w:left="2160" w:hanging="360"/>
+      </w:pPr>
+      <w:rPr>
+        <w:rFonts w:ascii="Wingdings" w:hAnsi="Wingdings" w:hint="default"/>
+        <w:sz w:val="20"/>
+      </w:rPr>
+    </w:lvl>
+    <w:lvl w:ilvl="3" w:tentative="1">
+      <w:start w:val="1"/>
+      <w:numFmt w:val="bullet"/>
+      <w:lvlText w:val=""/>
+      <w:lvlJc w:val="left"/>
+      <w:pPr>
+        <w:tabs>
+          <w:tab w:val="num" w:pos="2880"/>
+        </w:tabs>
+        <w:ind w:left="2880" w:hanging="360"/>
+      </w:pPr>
+      <w:rPr>
+        <w:rFonts w:ascii="Wingdings" w:hAnsi="Wingdings" w:hint="default"/>
+        <w:sz w:val="20"/>
+      </w:rPr>
+    </w:lvl>
+    <w:lvl w:ilvl="4" w:tentative="1">
+      <w:start w:val="1"/>
+      <w:numFmt w:val="bullet"/>
+      <w:lvlText w:val=""/>
+      <w:lvlJc w:val="left"/>
+      <w:pPr>
+        <w:tabs>
+          <w:tab w:val="num" w:pos="3600"/>
+        </w:tabs>
+        <w:ind w:left="3600" w:hanging="360"/>
+      </w:pPr>
+      <w:rPr>
+        <w:rFonts w:ascii="Wingdings" w:hAnsi="Wingdings" w:hint="default"/>
+        <w:sz w:val="20"/>
+      </w:rPr>
+    </w:lvl>
+    <w:lvl w:ilvl="5" w:tentative="1">
+      <w:start w:val="1"/>
+      <w:numFmt w:val="bullet"/>
+      <w:lvlText w:val=""/>
+      <w:lvlJc w:val="left"/>
+      <w:pPr>
+        <w:tabs>
+          <w:tab w:val="num" w:pos="4320"/>
+        </w:tabs>
+        <w:ind w:left="4320" w:hanging="360"/>
+      </w:pPr>
+      <w:rPr>
+        <w:rFonts w:ascii="Wingdings" w:hAnsi="Wingdings" w:hint="default"/>
+        <w:sz w:val="20"/>
+      </w:rPr>
+    </w:lvl>
+    <w:lvl w:ilvl="6" w:tentative="1">
+      <w:start w:val="1"/>
+      <w:numFmt w:val="bullet"/>
+      <w:lvlText w:val=""/>
+      <w:lvlJc w:val="left"/>
+      <w:pPr>
+        <w:tabs>
+          <w:tab w:val="num" w:pos="5040"/>
+        </w:tabs>
+        <w:ind w:left="5040" w:hanging="360"/>
+      </w:pPr>
+      <w:rPr>
+        <w:rFonts w:ascii="Wingdings" w:hAnsi="Wingdings" w:hint="default"/>
+        <w:sz w:val="20"/>
+      </w:rPr>
+    </w:lvl>
+    <w:lvl w:ilvl="7" w:tentative="1">
+      <w:start w:val="1"/>
+      <w:numFmt w:val="bullet"/>
+      <w:lvlText w:val=""/>
+      <w:lvlJc w:val="left"/>
+      <w:pPr>
+        <w:tabs>
+          <w:tab w:val="num" w:pos="5760"/>
+        </w:tabs>
+        <w:ind w:left="5760" w:hanging="360"/>
+      </w:pPr>
+      <w:rPr>
+        <w:rFonts w:ascii="Wingdings" w:hAnsi="Wingdings" w:hint="default"/>
+        <w:sz w:val="20"/>
+      </w:rPr>
+    </w:lvl>
+    <w:lvl w:ilvl="8" w:tentative="1">
+      <w:start w:val="1"/>
+      <w:numFmt w:val="bullet"/>
+      <w:lvlText w:val=""/>
+      <w:lvlJc w:val="left"/>
+      <w:pPr>
+        <w:tabs>
+          <w:tab w:val="num" w:pos="6480"/>
+        </w:tabs>
+        <w:ind w:left="6480" w:hanging="360"/>
+      </w:pPr>
+      <w:rPr>
+        <w:rFonts w:ascii="Wingdings" w:hAnsi="Wingdings" w:hint="default"/>
+        <w:sz w:val="20"/>
+      </w:rPr>
+    </w:lvl>
+  </w:abstractNum>
+  <w:abstractNum w:abstractNumId="3" w15:restartNumberingAfterBreak="0">
+    <w:nsid w:val="12EE57EB"/>
+    <w:multiLevelType w:val="multilevel"/>
+    <w:tmpl w:val="12C0B6D0"/>
+    <w:lvl w:ilvl="0">
+      <w:start w:val="1"/>
+      <w:numFmt w:val="bullet"/>
+      <w:lvlText w:val=""/>
+      <w:lvlJc w:val="left"/>
+      <w:pPr>
+        <w:tabs>
+          <w:tab w:val="num" w:pos="720"/>
+        </w:tabs>
+        <w:ind w:left="720" w:hanging="360"/>
+      </w:pPr>
+      <w:rPr>
+        <w:rFonts w:ascii="Symbol" w:hAnsi="Symbol" w:hint="default"/>
+        <w:sz w:val="20"/>
+      </w:rPr>
+    </w:lvl>
+    <w:lvl w:ilvl="1" w:tentative="1">
+      <w:start w:val="1"/>
+      <w:numFmt w:val="bullet"/>
+      <w:lvlText w:val="o"/>
+      <w:lvlJc w:val="left"/>
+      <w:pPr>
+        <w:tabs>
+          <w:tab w:val="num" w:pos="1440"/>
+        </w:tabs>
+        <w:ind w:left="1440" w:hanging="360"/>
+      </w:pPr>
+      <w:rPr>
+        <w:rFonts w:ascii="Courier New" w:hAnsi="Courier New" w:hint="default"/>
+        <w:sz w:val="20"/>
+      </w:rPr>
+    </w:lvl>
+    <w:lvl w:ilvl="2" w:tentative="1">
+      <w:start w:val="1"/>
+      <w:numFmt w:val="bullet"/>
+      <w:lvlText w:val=""/>
+      <w:lvlJc w:val="left"/>
+      <w:pPr>
+        <w:tabs>
+          <w:tab w:val="num" w:pos="2160"/>
+        </w:tabs>
+        <w:ind w:left="2160" w:hanging="360"/>
+      </w:pPr>
+      <w:rPr>
+        <w:rFonts w:ascii="Wingdings" w:hAnsi="Wingdings" w:hint="default"/>
+        <w:sz w:val="20"/>
+      </w:rPr>
+    </w:lvl>
+    <w:lvl w:ilvl="3" w:tentative="1">
+      <w:start w:val="1"/>
+      <w:numFmt w:val="bullet"/>
+      <w:lvlText w:val=""/>
+      <w:lvlJc w:val="left"/>
+      <w:pPr>
+        <w:tabs>
+          <w:tab w:val="num" w:pos="2880"/>
+        </w:tabs>
+        <w:ind w:left="2880" w:hanging="360"/>
+      </w:pPr>
+      <w:rPr>
+        <w:rFonts w:ascii="Wingdings" w:hAnsi="Wingdings" w:hint="default"/>
+        <w:sz w:val="20"/>
+      </w:rPr>
+    </w:lvl>
+    <w:lvl w:ilvl="4" w:tentative="1">
+      <w:start w:val="1"/>
+      <w:numFmt w:val="bullet"/>
+      <w:lvlText w:val=""/>
+      <w:lvlJc w:val="left"/>
+      <w:pPr>
+        <w:tabs>
+          <w:tab w:val="num" w:pos="3600"/>
+        </w:tabs>
+        <w:ind w:left="3600" w:hanging="360"/>
+      </w:pPr>
+      <w:rPr>
+        <w:rFonts w:ascii="Wingdings" w:hAnsi="Wingdings" w:hint="default"/>
+        <w:sz w:val="20"/>
+      </w:rPr>
+    </w:lvl>
+    <w:lvl w:ilvl="5" w:tentative="1">
+      <w:start w:val="1"/>
+      <w:numFmt w:val="bullet"/>
+      <w:lvlText w:val=""/>
+      <w:lvlJc w:val="left"/>
+      <w:pPr>
+        <w:tabs>
+          <w:tab w:val="num" w:pos="4320"/>
+        </w:tabs>
+        <w:ind w:left="4320" w:hanging="360"/>
+      </w:pPr>
+      <w:rPr>
+        <w:rFonts w:ascii="Wingdings" w:hAnsi="Wingdings" w:hint="default"/>
+        <w:sz w:val="20"/>
+      </w:rPr>
+    </w:lvl>
+    <w:lvl w:ilvl="6" w:tentative="1">
+      <w:start w:val="1"/>
+      <w:numFmt w:val="bullet"/>
+      <w:lvlText w:val=""/>
+      <w:lvlJc w:val="left"/>
+      <w:pPr>
+        <w:tabs>
+          <w:tab w:val="num" w:pos="5040"/>
+        </w:tabs>
+        <w:ind w:left="5040" w:hanging="360"/>
+      </w:pPr>
+      <w:rPr>
+        <w:rFonts w:ascii="Wingdings" w:hAnsi="Wingdings" w:hint="default"/>
+        <w:sz w:val="20"/>
+      </w:rPr>
+    </w:lvl>
+    <w:lvl w:ilvl="7" w:tentative="1">
+      <w:start w:val="1"/>
+      <w:numFmt w:val="bullet"/>
+      <w:lvlText w:val=""/>
+      <w:lvlJc w:val="left"/>
+      <w:pPr>
+        <w:tabs>
+          <w:tab w:val="num" w:pos="5760"/>
+        </w:tabs>
+        <w:ind w:left="5760" w:hanging="360"/>
+      </w:pPr>
+      <w:rPr>
+        <w:rFonts w:ascii="Wingdings" w:hAnsi="Wingdings" w:hint="default"/>
+        <w:sz w:val="20"/>
+      </w:rPr>
+    </w:lvl>
+    <w:lvl w:ilvl="8" w:tentative="1">
+      <w:start w:val="1"/>
+      <w:numFmt w:val="bullet"/>
+      <w:lvlText w:val=""/>
+      <w:lvlJc w:val="left"/>
+      <w:pPr>
+        <w:tabs>
+          <w:tab w:val="num" w:pos="6480"/>
+        </w:tabs>
+        <w:ind w:left="6480" w:hanging="360"/>
+      </w:pPr>
+      <w:rPr>
+        <w:rFonts w:ascii="Wingdings" w:hAnsi="Wingdings" w:hint="default"/>
+        <w:sz w:val="20"/>
+      </w:rPr>
+    </w:lvl>
+  </w:abstractNum>
+  <w:abstractNum w:abstractNumId="4" w15:restartNumberingAfterBreak="0">
     <w:nsid w:val="146F1E1C"/>
     <w:multiLevelType w:val="multilevel"/>
     <w:tmpl w:val="A22A92D0"/>
@@ -2441,7 +5607,752 @@
       </w:rPr>
     </w:lvl>
   </w:abstractNum>
-  <w:abstractNum w:abstractNumId="1" w15:restartNumberingAfterBreak="0">
+  <w:abstractNum w:abstractNumId="5" w15:restartNumberingAfterBreak="0">
+    <w:nsid w:val="20B734FC"/>
+    <w:multiLevelType w:val="multilevel"/>
+    <w:tmpl w:val="E2AC97A0"/>
+    <w:lvl w:ilvl="0">
+      <w:start w:val="1"/>
+      <w:numFmt w:val="bullet"/>
+      <w:lvlText w:val=""/>
+      <w:lvlJc w:val="left"/>
+      <w:pPr>
+        <w:tabs>
+          <w:tab w:val="num" w:pos="720"/>
+        </w:tabs>
+        <w:ind w:left="720" w:hanging="360"/>
+      </w:pPr>
+      <w:rPr>
+        <w:rFonts w:ascii="Symbol" w:hAnsi="Symbol" w:hint="default"/>
+        <w:sz w:val="20"/>
+      </w:rPr>
+    </w:lvl>
+    <w:lvl w:ilvl="1" w:tentative="1">
+      <w:start w:val="1"/>
+      <w:numFmt w:val="bullet"/>
+      <w:lvlText w:val="o"/>
+      <w:lvlJc w:val="left"/>
+      <w:pPr>
+        <w:tabs>
+          <w:tab w:val="num" w:pos="1440"/>
+        </w:tabs>
+        <w:ind w:left="1440" w:hanging="360"/>
+      </w:pPr>
+      <w:rPr>
+        <w:rFonts w:ascii="Courier New" w:hAnsi="Courier New" w:hint="default"/>
+        <w:sz w:val="20"/>
+      </w:rPr>
+    </w:lvl>
+    <w:lvl w:ilvl="2" w:tentative="1">
+      <w:start w:val="1"/>
+      <w:numFmt w:val="bullet"/>
+      <w:lvlText w:val=""/>
+      <w:lvlJc w:val="left"/>
+      <w:pPr>
+        <w:tabs>
+          <w:tab w:val="num" w:pos="2160"/>
+        </w:tabs>
+        <w:ind w:left="2160" w:hanging="360"/>
+      </w:pPr>
+      <w:rPr>
+        <w:rFonts w:ascii="Wingdings" w:hAnsi="Wingdings" w:hint="default"/>
+        <w:sz w:val="20"/>
+      </w:rPr>
+    </w:lvl>
+    <w:lvl w:ilvl="3" w:tentative="1">
+      <w:start w:val="1"/>
+      <w:numFmt w:val="bullet"/>
+      <w:lvlText w:val=""/>
+      <w:lvlJc w:val="left"/>
+      <w:pPr>
+        <w:tabs>
+          <w:tab w:val="num" w:pos="2880"/>
+        </w:tabs>
+        <w:ind w:left="2880" w:hanging="360"/>
+      </w:pPr>
+      <w:rPr>
+        <w:rFonts w:ascii="Wingdings" w:hAnsi="Wingdings" w:hint="default"/>
+        <w:sz w:val="20"/>
+      </w:rPr>
+    </w:lvl>
+    <w:lvl w:ilvl="4" w:tentative="1">
+      <w:start w:val="1"/>
+      <w:numFmt w:val="bullet"/>
+      <w:lvlText w:val=""/>
+      <w:lvlJc w:val="left"/>
+      <w:pPr>
+        <w:tabs>
+          <w:tab w:val="num" w:pos="3600"/>
+        </w:tabs>
+        <w:ind w:left="3600" w:hanging="360"/>
+      </w:pPr>
+      <w:rPr>
+        <w:rFonts w:ascii="Wingdings" w:hAnsi="Wingdings" w:hint="default"/>
+        <w:sz w:val="20"/>
+      </w:rPr>
+    </w:lvl>
+    <w:lvl w:ilvl="5" w:tentative="1">
+      <w:start w:val="1"/>
+      <w:numFmt w:val="bullet"/>
+      <w:lvlText w:val=""/>
+      <w:lvlJc w:val="left"/>
+      <w:pPr>
+        <w:tabs>
+          <w:tab w:val="num" w:pos="4320"/>
+        </w:tabs>
+        <w:ind w:left="4320" w:hanging="360"/>
+      </w:pPr>
+      <w:rPr>
+        <w:rFonts w:ascii="Wingdings" w:hAnsi="Wingdings" w:hint="default"/>
+        <w:sz w:val="20"/>
+      </w:rPr>
+    </w:lvl>
+    <w:lvl w:ilvl="6" w:tentative="1">
+      <w:start w:val="1"/>
+      <w:numFmt w:val="bullet"/>
+      <w:lvlText w:val=""/>
+      <w:lvlJc w:val="left"/>
+      <w:pPr>
+        <w:tabs>
+          <w:tab w:val="num" w:pos="5040"/>
+        </w:tabs>
+        <w:ind w:left="5040" w:hanging="360"/>
+      </w:pPr>
+      <w:rPr>
+        <w:rFonts w:ascii="Wingdings" w:hAnsi="Wingdings" w:hint="default"/>
+        <w:sz w:val="20"/>
+      </w:rPr>
+    </w:lvl>
+    <w:lvl w:ilvl="7" w:tentative="1">
+      <w:start w:val="1"/>
+      <w:numFmt w:val="bullet"/>
+      <w:lvlText w:val=""/>
+      <w:lvlJc w:val="left"/>
+      <w:pPr>
+        <w:tabs>
+          <w:tab w:val="num" w:pos="5760"/>
+        </w:tabs>
+        <w:ind w:left="5760" w:hanging="360"/>
+      </w:pPr>
+      <w:rPr>
+        <w:rFonts w:ascii="Wingdings" w:hAnsi="Wingdings" w:hint="default"/>
+        <w:sz w:val="20"/>
+      </w:rPr>
+    </w:lvl>
+    <w:lvl w:ilvl="8" w:tentative="1">
+      <w:start w:val="1"/>
+      <w:numFmt w:val="bullet"/>
+      <w:lvlText w:val=""/>
+      <w:lvlJc w:val="left"/>
+      <w:pPr>
+        <w:tabs>
+          <w:tab w:val="num" w:pos="6480"/>
+        </w:tabs>
+        <w:ind w:left="6480" w:hanging="360"/>
+      </w:pPr>
+      <w:rPr>
+        <w:rFonts w:ascii="Wingdings" w:hAnsi="Wingdings" w:hint="default"/>
+        <w:sz w:val="20"/>
+      </w:rPr>
+    </w:lvl>
+  </w:abstractNum>
+  <w:abstractNum w:abstractNumId="6" w15:restartNumberingAfterBreak="0">
+    <w:nsid w:val="22EC7E02"/>
+    <w:multiLevelType w:val="multilevel"/>
+    <w:tmpl w:val="E84C6C74"/>
+    <w:lvl w:ilvl="0">
+      <w:start w:val="1"/>
+      <w:numFmt w:val="bullet"/>
+      <w:lvlText w:val=""/>
+      <w:lvlJc w:val="left"/>
+      <w:pPr>
+        <w:tabs>
+          <w:tab w:val="num" w:pos="720"/>
+        </w:tabs>
+        <w:ind w:left="720" w:hanging="360"/>
+      </w:pPr>
+      <w:rPr>
+        <w:rFonts w:ascii="Symbol" w:hAnsi="Symbol" w:hint="default"/>
+        <w:sz w:val="20"/>
+      </w:rPr>
+    </w:lvl>
+    <w:lvl w:ilvl="1" w:tentative="1">
+      <w:start w:val="1"/>
+      <w:numFmt w:val="bullet"/>
+      <w:lvlText w:val="o"/>
+      <w:lvlJc w:val="left"/>
+      <w:pPr>
+        <w:tabs>
+          <w:tab w:val="num" w:pos="1440"/>
+        </w:tabs>
+        <w:ind w:left="1440" w:hanging="360"/>
+      </w:pPr>
+      <w:rPr>
+        <w:rFonts w:ascii="Courier New" w:hAnsi="Courier New" w:hint="default"/>
+        <w:sz w:val="20"/>
+      </w:rPr>
+    </w:lvl>
+    <w:lvl w:ilvl="2" w:tentative="1">
+      <w:start w:val="1"/>
+      <w:numFmt w:val="bullet"/>
+      <w:lvlText w:val=""/>
+      <w:lvlJc w:val="left"/>
+      <w:pPr>
+        <w:tabs>
+          <w:tab w:val="num" w:pos="2160"/>
+        </w:tabs>
+        <w:ind w:left="2160" w:hanging="360"/>
+      </w:pPr>
+      <w:rPr>
+        <w:rFonts w:ascii="Wingdings" w:hAnsi="Wingdings" w:hint="default"/>
+        <w:sz w:val="20"/>
+      </w:rPr>
+    </w:lvl>
+    <w:lvl w:ilvl="3" w:tentative="1">
+      <w:start w:val="1"/>
+      <w:numFmt w:val="bullet"/>
+      <w:lvlText w:val=""/>
+      <w:lvlJc w:val="left"/>
+      <w:pPr>
+        <w:tabs>
+          <w:tab w:val="num" w:pos="2880"/>
+        </w:tabs>
+        <w:ind w:left="2880" w:hanging="360"/>
+      </w:pPr>
+      <w:rPr>
+        <w:rFonts w:ascii="Wingdings" w:hAnsi="Wingdings" w:hint="default"/>
+        <w:sz w:val="20"/>
+      </w:rPr>
+    </w:lvl>
+    <w:lvl w:ilvl="4" w:tentative="1">
+      <w:start w:val="1"/>
+      <w:numFmt w:val="bullet"/>
+      <w:lvlText w:val=""/>
+      <w:lvlJc w:val="left"/>
+      <w:pPr>
+        <w:tabs>
+          <w:tab w:val="num" w:pos="3600"/>
+        </w:tabs>
+        <w:ind w:left="3600" w:hanging="360"/>
+      </w:pPr>
+      <w:rPr>
+        <w:rFonts w:ascii="Wingdings" w:hAnsi="Wingdings" w:hint="default"/>
+        <w:sz w:val="20"/>
+      </w:rPr>
+    </w:lvl>
+    <w:lvl w:ilvl="5" w:tentative="1">
+      <w:start w:val="1"/>
+      <w:numFmt w:val="bullet"/>
+      <w:lvlText w:val=""/>
+      <w:lvlJc w:val="left"/>
+      <w:pPr>
+        <w:tabs>
+          <w:tab w:val="num" w:pos="4320"/>
+        </w:tabs>
+        <w:ind w:left="4320" w:hanging="360"/>
+      </w:pPr>
+      <w:rPr>
+        <w:rFonts w:ascii="Wingdings" w:hAnsi="Wingdings" w:hint="default"/>
+        <w:sz w:val="20"/>
+      </w:rPr>
+    </w:lvl>
+    <w:lvl w:ilvl="6" w:tentative="1">
+      <w:start w:val="1"/>
+      <w:numFmt w:val="bullet"/>
+      <w:lvlText w:val=""/>
+      <w:lvlJc w:val="left"/>
+      <w:pPr>
+        <w:tabs>
+          <w:tab w:val="num" w:pos="5040"/>
+        </w:tabs>
+        <w:ind w:left="5040" w:hanging="360"/>
+      </w:pPr>
+      <w:rPr>
+        <w:rFonts w:ascii="Wingdings" w:hAnsi="Wingdings" w:hint="default"/>
+        <w:sz w:val="20"/>
+      </w:rPr>
+    </w:lvl>
+    <w:lvl w:ilvl="7" w:tentative="1">
+      <w:start w:val="1"/>
+      <w:numFmt w:val="bullet"/>
+      <w:lvlText w:val=""/>
+      <w:lvlJc w:val="left"/>
+      <w:pPr>
+        <w:tabs>
+          <w:tab w:val="num" w:pos="5760"/>
+        </w:tabs>
+        <w:ind w:left="5760" w:hanging="360"/>
+      </w:pPr>
+      <w:rPr>
+        <w:rFonts w:ascii="Wingdings" w:hAnsi="Wingdings" w:hint="default"/>
+        <w:sz w:val="20"/>
+      </w:rPr>
+    </w:lvl>
+    <w:lvl w:ilvl="8" w:tentative="1">
+      <w:start w:val="1"/>
+      <w:numFmt w:val="bullet"/>
+      <w:lvlText w:val=""/>
+      <w:lvlJc w:val="left"/>
+      <w:pPr>
+        <w:tabs>
+          <w:tab w:val="num" w:pos="6480"/>
+        </w:tabs>
+        <w:ind w:left="6480" w:hanging="360"/>
+      </w:pPr>
+      <w:rPr>
+        <w:rFonts w:ascii="Wingdings" w:hAnsi="Wingdings" w:hint="default"/>
+        <w:sz w:val="20"/>
+      </w:rPr>
+    </w:lvl>
+  </w:abstractNum>
+  <w:abstractNum w:abstractNumId="7" w15:restartNumberingAfterBreak="0">
+    <w:nsid w:val="270524E0"/>
+    <w:multiLevelType w:val="multilevel"/>
+    <w:tmpl w:val="A4049CC8"/>
+    <w:lvl w:ilvl="0">
+      <w:start w:val="1"/>
+      <w:numFmt w:val="bullet"/>
+      <w:lvlText w:val=""/>
+      <w:lvlJc w:val="left"/>
+      <w:pPr>
+        <w:tabs>
+          <w:tab w:val="num" w:pos="720"/>
+        </w:tabs>
+        <w:ind w:left="720" w:hanging="360"/>
+      </w:pPr>
+      <w:rPr>
+        <w:rFonts w:ascii="Symbol" w:hAnsi="Symbol" w:hint="default"/>
+        <w:sz w:val="20"/>
+      </w:rPr>
+    </w:lvl>
+    <w:lvl w:ilvl="1" w:tentative="1">
+      <w:start w:val="1"/>
+      <w:numFmt w:val="bullet"/>
+      <w:lvlText w:val="o"/>
+      <w:lvlJc w:val="left"/>
+      <w:pPr>
+        <w:tabs>
+          <w:tab w:val="num" w:pos="1440"/>
+        </w:tabs>
+        <w:ind w:left="1440" w:hanging="360"/>
+      </w:pPr>
+      <w:rPr>
+        <w:rFonts w:ascii="Courier New" w:hAnsi="Courier New" w:hint="default"/>
+        <w:sz w:val="20"/>
+      </w:rPr>
+    </w:lvl>
+    <w:lvl w:ilvl="2" w:tentative="1">
+      <w:start w:val="1"/>
+      <w:numFmt w:val="bullet"/>
+      <w:lvlText w:val=""/>
+      <w:lvlJc w:val="left"/>
+      <w:pPr>
+        <w:tabs>
+          <w:tab w:val="num" w:pos="2160"/>
+        </w:tabs>
+        <w:ind w:left="2160" w:hanging="360"/>
+      </w:pPr>
+      <w:rPr>
+        <w:rFonts w:ascii="Wingdings" w:hAnsi="Wingdings" w:hint="default"/>
+        <w:sz w:val="20"/>
+      </w:rPr>
+    </w:lvl>
+    <w:lvl w:ilvl="3" w:tentative="1">
+      <w:start w:val="1"/>
+      <w:numFmt w:val="bullet"/>
+      <w:lvlText w:val=""/>
+      <w:lvlJc w:val="left"/>
+      <w:pPr>
+        <w:tabs>
+          <w:tab w:val="num" w:pos="2880"/>
+        </w:tabs>
+        <w:ind w:left="2880" w:hanging="360"/>
+      </w:pPr>
+      <w:rPr>
+        <w:rFonts w:ascii="Wingdings" w:hAnsi="Wingdings" w:hint="default"/>
+        <w:sz w:val="20"/>
+      </w:rPr>
+    </w:lvl>
+    <w:lvl w:ilvl="4" w:tentative="1">
+      <w:start w:val="1"/>
+      <w:numFmt w:val="bullet"/>
+      <w:lvlText w:val=""/>
+      <w:lvlJc w:val="left"/>
+      <w:pPr>
+        <w:tabs>
+          <w:tab w:val="num" w:pos="3600"/>
+        </w:tabs>
+        <w:ind w:left="3600" w:hanging="360"/>
+      </w:pPr>
+      <w:rPr>
+        <w:rFonts w:ascii="Wingdings" w:hAnsi="Wingdings" w:hint="default"/>
+        <w:sz w:val="20"/>
+      </w:rPr>
+    </w:lvl>
+    <w:lvl w:ilvl="5" w:tentative="1">
+      <w:start w:val="1"/>
+      <w:numFmt w:val="bullet"/>
+      <w:lvlText w:val=""/>
+      <w:lvlJc w:val="left"/>
+      <w:pPr>
+        <w:tabs>
+          <w:tab w:val="num" w:pos="4320"/>
+        </w:tabs>
+        <w:ind w:left="4320" w:hanging="360"/>
+      </w:pPr>
+      <w:rPr>
+        <w:rFonts w:ascii="Wingdings" w:hAnsi="Wingdings" w:hint="default"/>
+        <w:sz w:val="20"/>
+      </w:rPr>
+    </w:lvl>
+    <w:lvl w:ilvl="6" w:tentative="1">
+      <w:start w:val="1"/>
+      <w:numFmt w:val="bullet"/>
+      <w:lvlText w:val=""/>
+      <w:lvlJc w:val="left"/>
+      <w:pPr>
+        <w:tabs>
+          <w:tab w:val="num" w:pos="5040"/>
+        </w:tabs>
+        <w:ind w:left="5040" w:hanging="360"/>
+      </w:pPr>
+      <w:rPr>
+        <w:rFonts w:ascii="Wingdings" w:hAnsi="Wingdings" w:hint="default"/>
+        <w:sz w:val="20"/>
+      </w:rPr>
+    </w:lvl>
+    <w:lvl w:ilvl="7" w:tentative="1">
+      <w:start w:val="1"/>
+      <w:numFmt w:val="bullet"/>
+      <w:lvlText w:val=""/>
+      <w:lvlJc w:val="left"/>
+      <w:pPr>
+        <w:tabs>
+          <w:tab w:val="num" w:pos="5760"/>
+        </w:tabs>
+        <w:ind w:left="5760" w:hanging="360"/>
+      </w:pPr>
+      <w:rPr>
+        <w:rFonts w:ascii="Wingdings" w:hAnsi="Wingdings" w:hint="default"/>
+        <w:sz w:val="20"/>
+      </w:rPr>
+    </w:lvl>
+    <w:lvl w:ilvl="8" w:tentative="1">
+      <w:start w:val="1"/>
+      <w:numFmt w:val="bullet"/>
+      <w:lvlText w:val=""/>
+      <w:lvlJc w:val="left"/>
+      <w:pPr>
+        <w:tabs>
+          <w:tab w:val="num" w:pos="6480"/>
+        </w:tabs>
+        <w:ind w:left="6480" w:hanging="360"/>
+      </w:pPr>
+      <w:rPr>
+        <w:rFonts w:ascii="Wingdings" w:hAnsi="Wingdings" w:hint="default"/>
+        <w:sz w:val="20"/>
+      </w:rPr>
+    </w:lvl>
+  </w:abstractNum>
+  <w:abstractNum w:abstractNumId="8" w15:restartNumberingAfterBreak="0">
+    <w:nsid w:val="28032A72"/>
+    <w:multiLevelType w:val="multilevel"/>
+    <w:tmpl w:val="0A467610"/>
+    <w:lvl w:ilvl="0">
+      <w:start w:val="1"/>
+      <w:numFmt w:val="bullet"/>
+      <w:lvlText w:val=""/>
+      <w:lvlJc w:val="left"/>
+      <w:pPr>
+        <w:tabs>
+          <w:tab w:val="num" w:pos="720"/>
+        </w:tabs>
+        <w:ind w:left="720" w:hanging="360"/>
+      </w:pPr>
+      <w:rPr>
+        <w:rFonts w:ascii="Symbol" w:hAnsi="Symbol" w:hint="default"/>
+        <w:sz w:val="20"/>
+      </w:rPr>
+    </w:lvl>
+    <w:lvl w:ilvl="1" w:tentative="1">
+      <w:start w:val="1"/>
+      <w:numFmt w:val="bullet"/>
+      <w:lvlText w:val="o"/>
+      <w:lvlJc w:val="left"/>
+      <w:pPr>
+        <w:tabs>
+          <w:tab w:val="num" w:pos="1440"/>
+        </w:tabs>
+        <w:ind w:left="1440" w:hanging="360"/>
+      </w:pPr>
+      <w:rPr>
+        <w:rFonts w:ascii="Courier New" w:hAnsi="Courier New" w:hint="default"/>
+        <w:sz w:val="20"/>
+      </w:rPr>
+    </w:lvl>
+    <w:lvl w:ilvl="2" w:tentative="1">
+      <w:start w:val="1"/>
+      <w:numFmt w:val="bullet"/>
+      <w:lvlText w:val=""/>
+      <w:lvlJc w:val="left"/>
+      <w:pPr>
+        <w:tabs>
+          <w:tab w:val="num" w:pos="2160"/>
+        </w:tabs>
+        <w:ind w:left="2160" w:hanging="360"/>
+      </w:pPr>
+      <w:rPr>
+        <w:rFonts w:ascii="Wingdings" w:hAnsi="Wingdings" w:hint="default"/>
+        <w:sz w:val="20"/>
+      </w:rPr>
+    </w:lvl>
+    <w:lvl w:ilvl="3" w:tentative="1">
+      <w:start w:val="1"/>
+      <w:numFmt w:val="bullet"/>
+      <w:lvlText w:val=""/>
+      <w:lvlJc w:val="left"/>
+      <w:pPr>
+        <w:tabs>
+          <w:tab w:val="num" w:pos="2880"/>
+        </w:tabs>
+        <w:ind w:left="2880" w:hanging="360"/>
+      </w:pPr>
+      <w:rPr>
+        <w:rFonts w:ascii="Wingdings" w:hAnsi="Wingdings" w:hint="default"/>
+        <w:sz w:val="20"/>
+      </w:rPr>
+    </w:lvl>
+    <w:lvl w:ilvl="4" w:tentative="1">
+      <w:start w:val="1"/>
+      <w:numFmt w:val="bullet"/>
+      <w:lvlText w:val=""/>
+      <w:lvlJc w:val="left"/>
+      <w:pPr>
+        <w:tabs>
+          <w:tab w:val="num" w:pos="3600"/>
+        </w:tabs>
+        <w:ind w:left="3600" w:hanging="360"/>
+      </w:pPr>
+      <w:rPr>
+        <w:rFonts w:ascii="Wingdings" w:hAnsi="Wingdings" w:hint="default"/>
+        <w:sz w:val="20"/>
+      </w:rPr>
+    </w:lvl>
+    <w:lvl w:ilvl="5" w:tentative="1">
+      <w:start w:val="1"/>
+      <w:numFmt w:val="bullet"/>
+      <w:lvlText w:val=""/>
+      <w:lvlJc w:val="left"/>
+      <w:pPr>
+        <w:tabs>
+          <w:tab w:val="num" w:pos="4320"/>
+        </w:tabs>
+        <w:ind w:left="4320" w:hanging="360"/>
+      </w:pPr>
+      <w:rPr>
+        <w:rFonts w:ascii="Wingdings" w:hAnsi="Wingdings" w:hint="default"/>
+        <w:sz w:val="20"/>
+      </w:rPr>
+    </w:lvl>
+    <w:lvl w:ilvl="6" w:tentative="1">
+      <w:start w:val="1"/>
+      <w:numFmt w:val="bullet"/>
+      <w:lvlText w:val=""/>
+      <w:lvlJc w:val="left"/>
+      <w:pPr>
+        <w:tabs>
+          <w:tab w:val="num" w:pos="5040"/>
+        </w:tabs>
+        <w:ind w:left="5040" w:hanging="360"/>
+      </w:pPr>
+      <w:rPr>
+        <w:rFonts w:ascii="Wingdings" w:hAnsi="Wingdings" w:hint="default"/>
+        <w:sz w:val="20"/>
+      </w:rPr>
+    </w:lvl>
+    <w:lvl w:ilvl="7" w:tentative="1">
+      <w:start w:val="1"/>
+      <w:numFmt w:val="bullet"/>
+      <w:lvlText w:val=""/>
+      <w:lvlJc w:val="left"/>
+      <w:pPr>
+        <w:tabs>
+          <w:tab w:val="num" w:pos="5760"/>
+        </w:tabs>
+        <w:ind w:left="5760" w:hanging="360"/>
+      </w:pPr>
+      <w:rPr>
+        <w:rFonts w:ascii="Wingdings" w:hAnsi="Wingdings" w:hint="default"/>
+        <w:sz w:val="20"/>
+      </w:rPr>
+    </w:lvl>
+    <w:lvl w:ilvl="8" w:tentative="1">
+      <w:start w:val="1"/>
+      <w:numFmt w:val="bullet"/>
+      <w:lvlText w:val=""/>
+      <w:lvlJc w:val="left"/>
+      <w:pPr>
+        <w:tabs>
+          <w:tab w:val="num" w:pos="6480"/>
+        </w:tabs>
+        <w:ind w:left="6480" w:hanging="360"/>
+      </w:pPr>
+      <w:rPr>
+        <w:rFonts w:ascii="Wingdings" w:hAnsi="Wingdings" w:hint="default"/>
+        <w:sz w:val="20"/>
+      </w:rPr>
+    </w:lvl>
+  </w:abstractNum>
+  <w:abstractNum w:abstractNumId="9" w15:restartNumberingAfterBreak="0">
+    <w:nsid w:val="2B9D66A1"/>
+    <w:multiLevelType w:val="multilevel"/>
+    <w:tmpl w:val="04A8F530"/>
+    <w:lvl w:ilvl="0">
+      <w:start w:val="1"/>
+      <w:numFmt w:val="bullet"/>
+      <w:lvlText w:val=""/>
+      <w:lvlJc w:val="left"/>
+      <w:pPr>
+        <w:tabs>
+          <w:tab w:val="num" w:pos="720"/>
+        </w:tabs>
+        <w:ind w:left="720" w:hanging="360"/>
+      </w:pPr>
+      <w:rPr>
+        <w:rFonts w:ascii="Symbol" w:hAnsi="Symbol" w:hint="default"/>
+        <w:sz w:val="20"/>
+      </w:rPr>
+    </w:lvl>
+    <w:lvl w:ilvl="1" w:tentative="1">
+      <w:start w:val="1"/>
+      <w:numFmt w:val="bullet"/>
+      <w:lvlText w:val="o"/>
+      <w:lvlJc w:val="left"/>
+      <w:pPr>
+        <w:tabs>
+          <w:tab w:val="num" w:pos="1440"/>
+        </w:tabs>
+        <w:ind w:left="1440" w:hanging="360"/>
+      </w:pPr>
+      <w:rPr>
+        <w:rFonts w:ascii="Courier New" w:hAnsi="Courier New" w:hint="default"/>
+        <w:sz w:val="20"/>
+      </w:rPr>
+    </w:lvl>
+    <w:lvl w:ilvl="2" w:tentative="1">
+      <w:start w:val="1"/>
+      <w:numFmt w:val="bullet"/>
+      <w:lvlText w:val=""/>
+      <w:lvlJc w:val="left"/>
+      <w:pPr>
+        <w:tabs>
+          <w:tab w:val="num" w:pos="2160"/>
+        </w:tabs>
+        <w:ind w:left="2160" w:hanging="360"/>
+      </w:pPr>
+      <w:rPr>
+        <w:rFonts w:ascii="Wingdings" w:hAnsi="Wingdings" w:hint="default"/>
+        <w:sz w:val="20"/>
+      </w:rPr>
+    </w:lvl>
+    <w:lvl w:ilvl="3" w:tentative="1">
+      <w:start w:val="1"/>
+      <w:numFmt w:val="bullet"/>
+      <w:lvlText w:val=""/>
+      <w:lvlJc w:val="left"/>
+      <w:pPr>
+        <w:tabs>
+          <w:tab w:val="num" w:pos="2880"/>
+        </w:tabs>
+        <w:ind w:left="2880" w:hanging="360"/>
+      </w:pPr>
+      <w:rPr>
+        <w:rFonts w:ascii="Wingdings" w:hAnsi="Wingdings" w:hint="default"/>
+        <w:sz w:val="20"/>
+      </w:rPr>
+    </w:lvl>
+    <w:lvl w:ilvl="4" w:tentative="1">
+      <w:start w:val="1"/>
+      <w:numFmt w:val="bullet"/>
+      <w:lvlText w:val=""/>
+      <w:lvlJc w:val="left"/>
+      <w:pPr>
+        <w:tabs>
+          <w:tab w:val="num" w:pos="3600"/>
+        </w:tabs>
+        <w:ind w:left="3600" w:hanging="360"/>
+      </w:pPr>
+      <w:rPr>
+        <w:rFonts w:ascii="Wingdings" w:hAnsi="Wingdings" w:hint="default"/>
+        <w:sz w:val="20"/>
+      </w:rPr>
+    </w:lvl>
+    <w:lvl w:ilvl="5" w:tentative="1">
+      <w:start w:val="1"/>
+      <w:numFmt w:val="bullet"/>
+      <w:lvlText w:val=""/>
+      <w:lvlJc w:val="left"/>
+      <w:pPr>
+        <w:tabs>
+          <w:tab w:val="num" w:pos="4320"/>
+        </w:tabs>
+        <w:ind w:left="4320" w:hanging="360"/>
+      </w:pPr>
+      <w:rPr>
+        <w:rFonts w:ascii="Wingdings" w:hAnsi="Wingdings" w:hint="default"/>
+        <w:sz w:val="20"/>
+      </w:rPr>
+    </w:lvl>
+    <w:lvl w:ilvl="6" w:tentative="1">
+      <w:start w:val="1"/>
+      <w:numFmt w:val="bullet"/>
+      <w:lvlText w:val=""/>
+      <w:lvlJc w:val="left"/>
+      <w:pPr>
+        <w:tabs>
+          <w:tab w:val="num" w:pos="5040"/>
+        </w:tabs>
+        <w:ind w:left="5040" w:hanging="360"/>
+      </w:pPr>
+      <w:rPr>
+        <w:rFonts w:ascii="Wingdings" w:hAnsi="Wingdings" w:hint="default"/>
+        <w:sz w:val="20"/>
+      </w:rPr>
+    </w:lvl>
+    <w:lvl w:ilvl="7" w:tentative="1">
+      <w:start w:val="1"/>
+      <w:numFmt w:val="bullet"/>
+      <w:lvlText w:val=""/>
+      <w:lvlJc w:val="left"/>
+      <w:pPr>
+        <w:tabs>
+          <w:tab w:val="num" w:pos="5760"/>
+        </w:tabs>
+        <w:ind w:left="5760" w:hanging="360"/>
+      </w:pPr>
+      <w:rPr>
+        <w:rFonts w:ascii="Wingdings" w:hAnsi="Wingdings" w:hint="default"/>
+        <w:sz w:val="20"/>
+      </w:rPr>
+    </w:lvl>
+    <w:lvl w:ilvl="8" w:tentative="1">
+      <w:start w:val="1"/>
+      <w:numFmt w:val="bullet"/>
+      <w:lvlText w:val=""/>
+      <w:lvlJc w:val="left"/>
+      <w:pPr>
+        <w:tabs>
+          <w:tab w:val="num" w:pos="6480"/>
+        </w:tabs>
+        <w:ind w:left="6480" w:hanging="360"/>
+      </w:pPr>
+      <w:rPr>
+        <w:rFonts w:ascii="Wingdings" w:hAnsi="Wingdings" w:hint="default"/>
+        <w:sz w:val="20"/>
+      </w:rPr>
+    </w:lvl>
+  </w:abstractNum>
+  <w:abstractNum w:abstractNumId="10" w15:restartNumberingAfterBreak="0">
     <w:nsid w:val="3732311A"/>
     <w:multiLevelType w:val="multilevel"/>
     <w:tmpl w:val="FA72A23E"/>
@@ -2590,7 +6501,305 @@
       </w:rPr>
     </w:lvl>
   </w:abstractNum>
-  <w:abstractNum w:abstractNumId="2" w15:restartNumberingAfterBreak="0">
+  <w:abstractNum w:abstractNumId="11" w15:restartNumberingAfterBreak="0">
+    <w:nsid w:val="40B52829"/>
+    <w:multiLevelType w:val="multilevel"/>
+    <w:tmpl w:val="D6260F72"/>
+    <w:lvl w:ilvl="0">
+      <w:start w:val="1"/>
+      <w:numFmt w:val="bullet"/>
+      <w:lvlText w:val=""/>
+      <w:lvlJc w:val="left"/>
+      <w:pPr>
+        <w:tabs>
+          <w:tab w:val="num" w:pos="720"/>
+        </w:tabs>
+        <w:ind w:left="720" w:hanging="360"/>
+      </w:pPr>
+      <w:rPr>
+        <w:rFonts w:ascii="Symbol" w:hAnsi="Symbol" w:hint="default"/>
+        <w:sz w:val="20"/>
+      </w:rPr>
+    </w:lvl>
+    <w:lvl w:ilvl="1" w:tentative="1">
+      <w:start w:val="1"/>
+      <w:numFmt w:val="bullet"/>
+      <w:lvlText w:val="o"/>
+      <w:lvlJc w:val="left"/>
+      <w:pPr>
+        <w:tabs>
+          <w:tab w:val="num" w:pos="1440"/>
+        </w:tabs>
+        <w:ind w:left="1440" w:hanging="360"/>
+      </w:pPr>
+      <w:rPr>
+        <w:rFonts w:ascii="Courier New" w:hAnsi="Courier New" w:hint="default"/>
+        <w:sz w:val="20"/>
+      </w:rPr>
+    </w:lvl>
+    <w:lvl w:ilvl="2" w:tentative="1">
+      <w:start w:val="1"/>
+      <w:numFmt w:val="bullet"/>
+      <w:lvlText w:val=""/>
+      <w:lvlJc w:val="left"/>
+      <w:pPr>
+        <w:tabs>
+          <w:tab w:val="num" w:pos="2160"/>
+        </w:tabs>
+        <w:ind w:left="2160" w:hanging="360"/>
+      </w:pPr>
+      <w:rPr>
+        <w:rFonts w:ascii="Wingdings" w:hAnsi="Wingdings" w:hint="default"/>
+        <w:sz w:val="20"/>
+      </w:rPr>
+    </w:lvl>
+    <w:lvl w:ilvl="3" w:tentative="1">
+      <w:start w:val="1"/>
+      <w:numFmt w:val="bullet"/>
+      <w:lvlText w:val=""/>
+      <w:lvlJc w:val="left"/>
+      <w:pPr>
+        <w:tabs>
+          <w:tab w:val="num" w:pos="2880"/>
+        </w:tabs>
+        <w:ind w:left="2880" w:hanging="360"/>
+      </w:pPr>
+      <w:rPr>
+        <w:rFonts w:ascii="Wingdings" w:hAnsi="Wingdings" w:hint="default"/>
+        <w:sz w:val="20"/>
+      </w:rPr>
+    </w:lvl>
+    <w:lvl w:ilvl="4" w:tentative="1">
+      <w:start w:val="1"/>
+      <w:numFmt w:val="bullet"/>
+      <w:lvlText w:val=""/>
+      <w:lvlJc w:val="left"/>
+      <w:pPr>
+        <w:tabs>
+          <w:tab w:val="num" w:pos="3600"/>
+        </w:tabs>
+        <w:ind w:left="3600" w:hanging="360"/>
+      </w:pPr>
+      <w:rPr>
+        <w:rFonts w:ascii="Wingdings" w:hAnsi="Wingdings" w:hint="default"/>
+        <w:sz w:val="20"/>
+      </w:rPr>
+    </w:lvl>
+    <w:lvl w:ilvl="5" w:tentative="1">
+      <w:start w:val="1"/>
+      <w:numFmt w:val="bullet"/>
+      <w:lvlText w:val=""/>
+      <w:lvlJc w:val="left"/>
+      <w:pPr>
+        <w:tabs>
+          <w:tab w:val="num" w:pos="4320"/>
+        </w:tabs>
+        <w:ind w:left="4320" w:hanging="360"/>
+      </w:pPr>
+      <w:rPr>
+        <w:rFonts w:ascii="Wingdings" w:hAnsi="Wingdings" w:hint="default"/>
+        <w:sz w:val="20"/>
+      </w:rPr>
+    </w:lvl>
+    <w:lvl w:ilvl="6" w:tentative="1">
+      <w:start w:val="1"/>
+      <w:numFmt w:val="bullet"/>
+      <w:lvlText w:val=""/>
+      <w:lvlJc w:val="left"/>
+      <w:pPr>
+        <w:tabs>
+          <w:tab w:val="num" w:pos="5040"/>
+        </w:tabs>
+        <w:ind w:left="5040" w:hanging="360"/>
+      </w:pPr>
+      <w:rPr>
+        <w:rFonts w:ascii="Wingdings" w:hAnsi="Wingdings" w:hint="default"/>
+        <w:sz w:val="20"/>
+      </w:rPr>
+    </w:lvl>
+    <w:lvl w:ilvl="7" w:tentative="1">
+      <w:start w:val="1"/>
+      <w:numFmt w:val="bullet"/>
+      <w:lvlText w:val=""/>
+      <w:lvlJc w:val="left"/>
+      <w:pPr>
+        <w:tabs>
+          <w:tab w:val="num" w:pos="5760"/>
+        </w:tabs>
+        <w:ind w:left="5760" w:hanging="360"/>
+      </w:pPr>
+      <w:rPr>
+        <w:rFonts w:ascii="Wingdings" w:hAnsi="Wingdings" w:hint="default"/>
+        <w:sz w:val="20"/>
+      </w:rPr>
+    </w:lvl>
+    <w:lvl w:ilvl="8" w:tentative="1">
+      <w:start w:val="1"/>
+      <w:numFmt w:val="bullet"/>
+      <w:lvlText w:val=""/>
+      <w:lvlJc w:val="left"/>
+      <w:pPr>
+        <w:tabs>
+          <w:tab w:val="num" w:pos="6480"/>
+        </w:tabs>
+        <w:ind w:left="6480" w:hanging="360"/>
+      </w:pPr>
+      <w:rPr>
+        <w:rFonts w:ascii="Wingdings" w:hAnsi="Wingdings" w:hint="default"/>
+        <w:sz w:val="20"/>
+      </w:rPr>
+    </w:lvl>
+  </w:abstractNum>
+  <w:abstractNum w:abstractNumId="12" w15:restartNumberingAfterBreak="0">
+    <w:nsid w:val="48E9655D"/>
+    <w:multiLevelType w:val="multilevel"/>
+    <w:tmpl w:val="E19EFFA0"/>
+    <w:lvl w:ilvl="0">
+      <w:start w:val="1"/>
+      <w:numFmt w:val="bullet"/>
+      <w:lvlText w:val=""/>
+      <w:lvlJc w:val="left"/>
+      <w:pPr>
+        <w:tabs>
+          <w:tab w:val="num" w:pos="720"/>
+        </w:tabs>
+        <w:ind w:left="720" w:hanging="360"/>
+      </w:pPr>
+      <w:rPr>
+        <w:rFonts w:ascii="Symbol" w:hAnsi="Symbol" w:hint="default"/>
+        <w:sz w:val="20"/>
+      </w:rPr>
+    </w:lvl>
+    <w:lvl w:ilvl="1" w:tentative="1">
+      <w:start w:val="1"/>
+      <w:numFmt w:val="bullet"/>
+      <w:lvlText w:val="o"/>
+      <w:lvlJc w:val="left"/>
+      <w:pPr>
+        <w:tabs>
+          <w:tab w:val="num" w:pos="1440"/>
+        </w:tabs>
+        <w:ind w:left="1440" w:hanging="360"/>
+      </w:pPr>
+      <w:rPr>
+        <w:rFonts w:ascii="Courier New" w:hAnsi="Courier New" w:hint="default"/>
+        <w:sz w:val="20"/>
+      </w:rPr>
+    </w:lvl>
+    <w:lvl w:ilvl="2" w:tentative="1">
+      <w:start w:val="1"/>
+      <w:numFmt w:val="bullet"/>
+      <w:lvlText w:val=""/>
+      <w:lvlJc w:val="left"/>
+      <w:pPr>
+        <w:tabs>
+          <w:tab w:val="num" w:pos="2160"/>
+        </w:tabs>
+        <w:ind w:left="2160" w:hanging="360"/>
+      </w:pPr>
+      <w:rPr>
+        <w:rFonts w:ascii="Wingdings" w:hAnsi="Wingdings" w:hint="default"/>
+        <w:sz w:val="20"/>
+      </w:rPr>
+    </w:lvl>
+    <w:lvl w:ilvl="3" w:tentative="1">
+      <w:start w:val="1"/>
+      <w:numFmt w:val="bullet"/>
+      <w:lvlText w:val=""/>
+      <w:lvlJc w:val="left"/>
+      <w:pPr>
+        <w:tabs>
+          <w:tab w:val="num" w:pos="2880"/>
+        </w:tabs>
+        <w:ind w:left="2880" w:hanging="360"/>
+      </w:pPr>
+      <w:rPr>
+        <w:rFonts w:ascii="Wingdings" w:hAnsi="Wingdings" w:hint="default"/>
+        <w:sz w:val="20"/>
+      </w:rPr>
+    </w:lvl>
+    <w:lvl w:ilvl="4" w:tentative="1">
+      <w:start w:val="1"/>
+      <w:numFmt w:val="bullet"/>
+      <w:lvlText w:val=""/>
+      <w:lvlJc w:val="left"/>
+      <w:pPr>
+        <w:tabs>
+          <w:tab w:val="num" w:pos="3600"/>
+        </w:tabs>
+        <w:ind w:left="3600" w:hanging="360"/>
+      </w:pPr>
+      <w:rPr>
+        <w:rFonts w:ascii="Wingdings" w:hAnsi="Wingdings" w:hint="default"/>
+        <w:sz w:val="20"/>
+      </w:rPr>
+    </w:lvl>
+    <w:lvl w:ilvl="5" w:tentative="1">
+      <w:start w:val="1"/>
+      <w:numFmt w:val="bullet"/>
+      <w:lvlText w:val=""/>
+      <w:lvlJc w:val="left"/>
+      <w:pPr>
+        <w:tabs>
+          <w:tab w:val="num" w:pos="4320"/>
+        </w:tabs>
+        <w:ind w:left="4320" w:hanging="360"/>
+      </w:pPr>
+      <w:rPr>
+        <w:rFonts w:ascii="Wingdings" w:hAnsi="Wingdings" w:hint="default"/>
+        <w:sz w:val="20"/>
+      </w:rPr>
+    </w:lvl>
+    <w:lvl w:ilvl="6" w:tentative="1">
+      <w:start w:val="1"/>
+      <w:numFmt w:val="bullet"/>
+      <w:lvlText w:val=""/>
+      <w:lvlJc w:val="left"/>
+      <w:pPr>
+        <w:tabs>
+          <w:tab w:val="num" w:pos="5040"/>
+        </w:tabs>
+        <w:ind w:left="5040" w:hanging="360"/>
+      </w:pPr>
+      <w:rPr>
+        <w:rFonts w:ascii="Wingdings" w:hAnsi="Wingdings" w:hint="default"/>
+        <w:sz w:val="20"/>
+      </w:rPr>
+    </w:lvl>
+    <w:lvl w:ilvl="7" w:tentative="1">
+      <w:start w:val="1"/>
+      <w:numFmt w:val="bullet"/>
+      <w:lvlText w:val=""/>
+      <w:lvlJc w:val="left"/>
+      <w:pPr>
+        <w:tabs>
+          <w:tab w:val="num" w:pos="5760"/>
+        </w:tabs>
+        <w:ind w:left="5760" w:hanging="360"/>
+      </w:pPr>
+      <w:rPr>
+        <w:rFonts w:ascii="Wingdings" w:hAnsi="Wingdings" w:hint="default"/>
+        <w:sz w:val="20"/>
+      </w:rPr>
+    </w:lvl>
+    <w:lvl w:ilvl="8" w:tentative="1">
+      <w:start w:val="1"/>
+      <w:numFmt w:val="bullet"/>
+      <w:lvlText w:val=""/>
+      <w:lvlJc w:val="left"/>
+      <w:pPr>
+        <w:tabs>
+          <w:tab w:val="num" w:pos="6480"/>
+        </w:tabs>
+        <w:ind w:left="6480" w:hanging="360"/>
+      </w:pPr>
+      <w:rPr>
+        <w:rFonts w:ascii="Wingdings" w:hAnsi="Wingdings" w:hint="default"/>
+        <w:sz w:val="20"/>
+      </w:rPr>
+    </w:lvl>
+  </w:abstractNum>
+  <w:abstractNum w:abstractNumId="13" w15:restartNumberingAfterBreak="0">
     <w:nsid w:val="49661AE3"/>
     <w:multiLevelType w:val="multilevel"/>
     <w:tmpl w:val="3A88FFCC"/>
@@ -2739,7 +6948,156 @@
       </w:rPr>
     </w:lvl>
   </w:abstractNum>
-  <w:abstractNum w:abstractNumId="3" w15:restartNumberingAfterBreak="0">
+  <w:abstractNum w:abstractNumId="14" w15:restartNumberingAfterBreak="0">
+    <w:nsid w:val="530474DA"/>
+    <w:multiLevelType w:val="multilevel"/>
+    <w:tmpl w:val="65B695BC"/>
+    <w:lvl w:ilvl="0">
+      <w:start w:val="1"/>
+      <w:numFmt w:val="bullet"/>
+      <w:lvlText w:val=""/>
+      <w:lvlJc w:val="left"/>
+      <w:pPr>
+        <w:tabs>
+          <w:tab w:val="num" w:pos="720"/>
+        </w:tabs>
+        <w:ind w:left="720" w:hanging="360"/>
+      </w:pPr>
+      <w:rPr>
+        <w:rFonts w:ascii="Symbol" w:hAnsi="Symbol" w:hint="default"/>
+        <w:sz w:val="20"/>
+      </w:rPr>
+    </w:lvl>
+    <w:lvl w:ilvl="1" w:tentative="1">
+      <w:start w:val="1"/>
+      <w:numFmt w:val="bullet"/>
+      <w:lvlText w:val="o"/>
+      <w:lvlJc w:val="left"/>
+      <w:pPr>
+        <w:tabs>
+          <w:tab w:val="num" w:pos="1440"/>
+        </w:tabs>
+        <w:ind w:left="1440" w:hanging="360"/>
+      </w:pPr>
+      <w:rPr>
+        <w:rFonts w:ascii="Courier New" w:hAnsi="Courier New" w:hint="default"/>
+        <w:sz w:val="20"/>
+      </w:rPr>
+    </w:lvl>
+    <w:lvl w:ilvl="2" w:tentative="1">
+      <w:start w:val="1"/>
+      <w:numFmt w:val="bullet"/>
+      <w:lvlText w:val=""/>
+      <w:lvlJc w:val="left"/>
+      <w:pPr>
+        <w:tabs>
+          <w:tab w:val="num" w:pos="2160"/>
+        </w:tabs>
+        <w:ind w:left="2160" w:hanging="360"/>
+      </w:pPr>
+      <w:rPr>
+        <w:rFonts w:ascii="Wingdings" w:hAnsi="Wingdings" w:hint="default"/>
+        <w:sz w:val="20"/>
+      </w:rPr>
+    </w:lvl>
+    <w:lvl w:ilvl="3" w:tentative="1">
+      <w:start w:val="1"/>
+      <w:numFmt w:val="bullet"/>
+      <w:lvlText w:val=""/>
+      <w:lvlJc w:val="left"/>
+      <w:pPr>
+        <w:tabs>
+          <w:tab w:val="num" w:pos="2880"/>
+        </w:tabs>
+        <w:ind w:left="2880" w:hanging="360"/>
+      </w:pPr>
+      <w:rPr>
+        <w:rFonts w:ascii="Wingdings" w:hAnsi="Wingdings" w:hint="default"/>
+        <w:sz w:val="20"/>
+      </w:rPr>
+    </w:lvl>
+    <w:lvl w:ilvl="4" w:tentative="1">
+      <w:start w:val="1"/>
+      <w:numFmt w:val="bullet"/>
+      <w:lvlText w:val=""/>
+      <w:lvlJc w:val="left"/>
+      <w:pPr>
+        <w:tabs>
+          <w:tab w:val="num" w:pos="3600"/>
+        </w:tabs>
+        <w:ind w:left="3600" w:hanging="360"/>
+      </w:pPr>
+      <w:rPr>
+        <w:rFonts w:ascii="Wingdings" w:hAnsi="Wingdings" w:hint="default"/>
+        <w:sz w:val="20"/>
+      </w:rPr>
+    </w:lvl>
+    <w:lvl w:ilvl="5" w:tentative="1">
+      <w:start w:val="1"/>
+      <w:numFmt w:val="bullet"/>
+      <w:lvlText w:val=""/>
+      <w:lvlJc w:val="left"/>
+      <w:pPr>
+        <w:tabs>
+          <w:tab w:val="num" w:pos="4320"/>
+        </w:tabs>
+        <w:ind w:left="4320" w:hanging="360"/>
+      </w:pPr>
+      <w:rPr>
+        <w:rFonts w:ascii="Wingdings" w:hAnsi="Wingdings" w:hint="default"/>
+        <w:sz w:val="20"/>
+      </w:rPr>
+    </w:lvl>
+    <w:lvl w:ilvl="6" w:tentative="1">
+      <w:start w:val="1"/>
+      <w:numFmt w:val="bullet"/>
+      <w:lvlText w:val=""/>
+      <w:lvlJc w:val="left"/>
+      <w:pPr>
+        <w:tabs>
+          <w:tab w:val="num" w:pos="5040"/>
+        </w:tabs>
+        <w:ind w:left="5040" w:hanging="360"/>
+      </w:pPr>
+      <w:rPr>
+        <w:rFonts w:ascii="Wingdings" w:hAnsi="Wingdings" w:hint="default"/>
+        <w:sz w:val="20"/>
+      </w:rPr>
+    </w:lvl>
+    <w:lvl w:ilvl="7" w:tentative="1">
+      <w:start w:val="1"/>
+      <w:numFmt w:val="bullet"/>
+      <w:lvlText w:val=""/>
+      <w:lvlJc w:val="left"/>
+      <w:pPr>
+        <w:tabs>
+          <w:tab w:val="num" w:pos="5760"/>
+        </w:tabs>
+        <w:ind w:left="5760" w:hanging="360"/>
+      </w:pPr>
+      <w:rPr>
+        <w:rFonts w:ascii="Wingdings" w:hAnsi="Wingdings" w:hint="default"/>
+        <w:sz w:val="20"/>
+      </w:rPr>
+    </w:lvl>
+    <w:lvl w:ilvl="8" w:tentative="1">
+      <w:start w:val="1"/>
+      <w:numFmt w:val="bullet"/>
+      <w:lvlText w:val=""/>
+      <w:lvlJc w:val="left"/>
+      <w:pPr>
+        <w:tabs>
+          <w:tab w:val="num" w:pos="6480"/>
+        </w:tabs>
+        <w:ind w:left="6480" w:hanging="360"/>
+      </w:pPr>
+      <w:rPr>
+        <w:rFonts w:ascii="Wingdings" w:hAnsi="Wingdings" w:hint="default"/>
+        <w:sz w:val="20"/>
+      </w:rPr>
+    </w:lvl>
+  </w:abstractNum>
+  <w:abstractNum w:abstractNumId="15" w15:restartNumberingAfterBreak="0">
     <w:nsid w:val="607E7FDE"/>
     <w:multiLevelType w:val="multilevel"/>
     <w:tmpl w:val="571C5940"/>
@@ -2888,7 +7246,7 @@
       </w:rPr>
     </w:lvl>
   </w:abstractNum>
-  <w:abstractNum w:abstractNumId="4" w15:restartNumberingAfterBreak="0">
+  <w:abstractNum w:abstractNumId="16" w15:restartNumberingAfterBreak="0">
     <w:nsid w:val="67242021"/>
     <w:multiLevelType w:val="multilevel"/>
     <w:tmpl w:val="85767F6A"/>
@@ -3037,7 +7395,156 @@
       </w:rPr>
     </w:lvl>
   </w:abstractNum>
-  <w:abstractNum w:abstractNumId="5" w15:restartNumberingAfterBreak="0">
+  <w:abstractNum w:abstractNumId="17" w15:restartNumberingAfterBreak="0">
+    <w:nsid w:val="69D3178A"/>
+    <w:multiLevelType w:val="multilevel"/>
+    <w:tmpl w:val="7528DBDE"/>
+    <w:lvl w:ilvl="0">
+      <w:start w:val="1"/>
+      <w:numFmt w:val="bullet"/>
+      <w:lvlText w:val=""/>
+      <w:lvlJc w:val="left"/>
+      <w:pPr>
+        <w:tabs>
+          <w:tab w:val="num" w:pos="720"/>
+        </w:tabs>
+        <w:ind w:left="720" w:hanging="360"/>
+      </w:pPr>
+      <w:rPr>
+        <w:rFonts w:ascii="Symbol" w:hAnsi="Symbol" w:hint="default"/>
+        <w:sz w:val="20"/>
+      </w:rPr>
+    </w:lvl>
+    <w:lvl w:ilvl="1" w:tentative="1">
+      <w:start w:val="1"/>
+      <w:numFmt w:val="bullet"/>
+      <w:lvlText w:val="o"/>
+      <w:lvlJc w:val="left"/>
+      <w:pPr>
+        <w:tabs>
+          <w:tab w:val="num" w:pos="1440"/>
+        </w:tabs>
+        <w:ind w:left="1440" w:hanging="360"/>
+      </w:pPr>
+      <w:rPr>
+        <w:rFonts w:ascii="Courier New" w:hAnsi="Courier New" w:hint="default"/>
+        <w:sz w:val="20"/>
+      </w:rPr>
+    </w:lvl>
+    <w:lvl w:ilvl="2" w:tentative="1">
+      <w:start w:val="1"/>
+      <w:numFmt w:val="bullet"/>
+      <w:lvlText w:val=""/>
+      <w:lvlJc w:val="left"/>
+      <w:pPr>
+        <w:tabs>
+          <w:tab w:val="num" w:pos="2160"/>
+        </w:tabs>
+        <w:ind w:left="2160" w:hanging="360"/>
+      </w:pPr>
+      <w:rPr>
+        <w:rFonts w:ascii="Wingdings" w:hAnsi="Wingdings" w:hint="default"/>
+        <w:sz w:val="20"/>
+      </w:rPr>
+    </w:lvl>
+    <w:lvl w:ilvl="3" w:tentative="1">
+      <w:start w:val="1"/>
+      <w:numFmt w:val="bullet"/>
+      <w:lvlText w:val=""/>
+      <w:lvlJc w:val="left"/>
+      <w:pPr>
+        <w:tabs>
+          <w:tab w:val="num" w:pos="2880"/>
+        </w:tabs>
+        <w:ind w:left="2880" w:hanging="360"/>
+      </w:pPr>
+      <w:rPr>
+        <w:rFonts w:ascii="Wingdings" w:hAnsi="Wingdings" w:hint="default"/>
+        <w:sz w:val="20"/>
+      </w:rPr>
+    </w:lvl>
+    <w:lvl w:ilvl="4" w:tentative="1">
+      <w:start w:val="1"/>
+      <w:numFmt w:val="bullet"/>
+      <w:lvlText w:val=""/>
+      <w:lvlJc w:val="left"/>
+      <w:pPr>
+        <w:tabs>
+          <w:tab w:val="num" w:pos="3600"/>
+        </w:tabs>
+        <w:ind w:left="3600" w:hanging="360"/>
+      </w:pPr>
+      <w:rPr>
+        <w:rFonts w:ascii="Wingdings" w:hAnsi="Wingdings" w:hint="default"/>
+        <w:sz w:val="20"/>
+      </w:rPr>
+    </w:lvl>
+    <w:lvl w:ilvl="5" w:tentative="1">
+      <w:start w:val="1"/>
+      <w:numFmt w:val="bullet"/>
+      <w:lvlText w:val=""/>
+      <w:lvlJc w:val="left"/>
+      <w:pPr>
+        <w:tabs>
+          <w:tab w:val="num" w:pos="4320"/>
+        </w:tabs>
+        <w:ind w:left="4320" w:hanging="360"/>
+      </w:pPr>
+      <w:rPr>
+        <w:rFonts w:ascii="Wingdings" w:hAnsi="Wingdings" w:hint="default"/>
+        <w:sz w:val="20"/>
+      </w:rPr>
+    </w:lvl>
+    <w:lvl w:ilvl="6" w:tentative="1">
+      <w:start w:val="1"/>
+      <w:numFmt w:val="bullet"/>
+      <w:lvlText w:val=""/>
+      <w:lvlJc w:val="left"/>
+      <w:pPr>
+        <w:tabs>
+          <w:tab w:val="num" w:pos="5040"/>
+        </w:tabs>
+        <w:ind w:left="5040" w:hanging="360"/>
+      </w:pPr>
+      <w:rPr>
+        <w:rFonts w:ascii="Wingdings" w:hAnsi="Wingdings" w:hint="default"/>
+        <w:sz w:val="20"/>
+      </w:rPr>
+    </w:lvl>
+    <w:lvl w:ilvl="7" w:tentative="1">
+      <w:start w:val="1"/>
+      <w:numFmt w:val="bullet"/>
+      <w:lvlText w:val=""/>
+      <w:lvlJc w:val="left"/>
+      <w:pPr>
+        <w:tabs>
+          <w:tab w:val="num" w:pos="5760"/>
+        </w:tabs>
+        <w:ind w:left="5760" w:hanging="360"/>
+      </w:pPr>
+      <w:rPr>
+        <w:rFonts w:ascii="Wingdings" w:hAnsi="Wingdings" w:hint="default"/>
+        <w:sz w:val="20"/>
+      </w:rPr>
+    </w:lvl>
+    <w:lvl w:ilvl="8" w:tentative="1">
+      <w:start w:val="1"/>
+      <w:numFmt w:val="bullet"/>
+      <w:lvlText w:val=""/>
+      <w:lvlJc w:val="left"/>
+      <w:pPr>
+        <w:tabs>
+          <w:tab w:val="num" w:pos="6480"/>
+        </w:tabs>
+        <w:ind w:left="6480" w:hanging="360"/>
+      </w:pPr>
+      <w:rPr>
+        <w:rFonts w:ascii="Wingdings" w:hAnsi="Wingdings" w:hint="default"/>
+        <w:sz w:val="20"/>
+      </w:rPr>
+    </w:lvl>
+  </w:abstractNum>
+  <w:abstractNum w:abstractNumId="18" w15:restartNumberingAfterBreak="0">
     <w:nsid w:val="6B4A43D4"/>
     <w:multiLevelType w:val="multilevel"/>
     <w:tmpl w:val="CC14A836"/>
@@ -3186,7 +7693,7 @@
       </w:rPr>
     </w:lvl>
   </w:abstractNum>
-  <w:abstractNum w:abstractNumId="6" w15:restartNumberingAfterBreak="0">
+  <w:abstractNum w:abstractNumId="19" w15:restartNumberingAfterBreak="0">
     <w:nsid w:val="7CB21B85"/>
     <w:multiLevelType w:val="multilevel"/>
     <w:tmpl w:val="0052A288"/>
@@ -3335,26 +7842,217 @@
       </w:rPr>
     </w:lvl>
   </w:abstractNum>
+  <w:abstractNum w:abstractNumId="20" w15:restartNumberingAfterBreak="0">
+    <w:nsid w:val="7CC6046F"/>
+    <w:multiLevelType w:val="multilevel"/>
+    <w:tmpl w:val="7062C23A"/>
+    <w:lvl w:ilvl="0">
+      <w:start w:val="1"/>
+      <w:numFmt w:val="bullet"/>
+      <w:lvlText w:val=""/>
+      <w:lvlJc w:val="left"/>
+      <w:pPr>
+        <w:tabs>
+          <w:tab w:val="num" w:pos="720"/>
+        </w:tabs>
+        <w:ind w:left="720" w:hanging="360"/>
+      </w:pPr>
+      <w:rPr>
+        <w:rFonts w:ascii="Symbol" w:hAnsi="Symbol" w:hint="default"/>
+        <w:sz w:val="20"/>
+      </w:rPr>
+    </w:lvl>
+    <w:lvl w:ilvl="1" w:tentative="1">
+      <w:start w:val="1"/>
+      <w:numFmt w:val="bullet"/>
+      <w:lvlText w:val="o"/>
+      <w:lvlJc w:val="left"/>
+      <w:pPr>
+        <w:tabs>
+          <w:tab w:val="num" w:pos="1440"/>
+        </w:tabs>
+        <w:ind w:left="1440" w:hanging="360"/>
+      </w:pPr>
+      <w:rPr>
+        <w:rFonts w:ascii="Courier New" w:hAnsi="Courier New" w:hint="default"/>
+        <w:sz w:val="20"/>
+      </w:rPr>
+    </w:lvl>
+    <w:lvl w:ilvl="2" w:tentative="1">
+      <w:start w:val="1"/>
+      <w:numFmt w:val="bullet"/>
+      <w:lvlText w:val=""/>
+      <w:lvlJc w:val="left"/>
+      <w:pPr>
+        <w:tabs>
+          <w:tab w:val="num" w:pos="2160"/>
+        </w:tabs>
+        <w:ind w:left="2160" w:hanging="360"/>
+      </w:pPr>
+      <w:rPr>
+        <w:rFonts w:ascii="Wingdings" w:hAnsi="Wingdings" w:hint="default"/>
+        <w:sz w:val="20"/>
+      </w:rPr>
+    </w:lvl>
+    <w:lvl w:ilvl="3" w:tentative="1">
+      <w:start w:val="1"/>
+      <w:numFmt w:val="bullet"/>
+      <w:lvlText w:val=""/>
+      <w:lvlJc w:val="left"/>
+      <w:pPr>
+        <w:tabs>
+          <w:tab w:val="num" w:pos="2880"/>
+        </w:tabs>
+        <w:ind w:left="2880" w:hanging="360"/>
+      </w:pPr>
+      <w:rPr>
+        <w:rFonts w:ascii="Wingdings" w:hAnsi="Wingdings" w:hint="default"/>
+        <w:sz w:val="20"/>
+      </w:rPr>
+    </w:lvl>
+    <w:lvl w:ilvl="4" w:tentative="1">
+      <w:start w:val="1"/>
+      <w:numFmt w:val="bullet"/>
+      <w:lvlText w:val=""/>
+      <w:lvlJc w:val="left"/>
+      <w:pPr>
+        <w:tabs>
+          <w:tab w:val="num" w:pos="3600"/>
+        </w:tabs>
+        <w:ind w:left="3600" w:hanging="360"/>
+      </w:pPr>
+      <w:rPr>
+        <w:rFonts w:ascii="Wingdings" w:hAnsi="Wingdings" w:hint="default"/>
+        <w:sz w:val="20"/>
+      </w:rPr>
+    </w:lvl>
+    <w:lvl w:ilvl="5" w:tentative="1">
+      <w:start w:val="1"/>
+      <w:numFmt w:val="bullet"/>
+      <w:lvlText w:val=""/>
+      <w:lvlJc w:val="left"/>
+      <w:pPr>
+        <w:tabs>
+          <w:tab w:val="num" w:pos="4320"/>
+        </w:tabs>
+        <w:ind w:left="4320" w:hanging="360"/>
+      </w:pPr>
+      <w:rPr>
+        <w:rFonts w:ascii="Wingdings" w:hAnsi="Wingdings" w:hint="default"/>
+        <w:sz w:val="20"/>
+      </w:rPr>
+    </w:lvl>
+    <w:lvl w:ilvl="6" w:tentative="1">
+      <w:start w:val="1"/>
+      <w:numFmt w:val="bullet"/>
+      <w:lvlText w:val=""/>
+      <w:lvlJc w:val="left"/>
+      <w:pPr>
+        <w:tabs>
+          <w:tab w:val="num" w:pos="5040"/>
+        </w:tabs>
+        <w:ind w:left="5040" w:hanging="360"/>
+      </w:pPr>
+      <w:rPr>
+        <w:rFonts w:ascii="Wingdings" w:hAnsi="Wingdings" w:hint="default"/>
+        <w:sz w:val="20"/>
+      </w:rPr>
+    </w:lvl>
+    <w:lvl w:ilvl="7" w:tentative="1">
+      <w:start w:val="1"/>
+      <w:numFmt w:val="bullet"/>
+      <w:lvlText w:val=""/>
+      <w:lvlJc w:val="left"/>
+      <w:pPr>
+        <w:tabs>
+          <w:tab w:val="num" w:pos="5760"/>
+        </w:tabs>
+        <w:ind w:left="5760" w:hanging="360"/>
+      </w:pPr>
+      <w:rPr>
+        <w:rFonts w:ascii="Wingdings" w:hAnsi="Wingdings" w:hint="default"/>
+        <w:sz w:val="20"/>
+      </w:rPr>
+    </w:lvl>
+    <w:lvl w:ilvl="8" w:tentative="1">
+      <w:start w:val="1"/>
+      <w:numFmt w:val="bullet"/>
+      <w:lvlText w:val=""/>
+      <w:lvlJc w:val="left"/>
+      <w:pPr>
+        <w:tabs>
+          <w:tab w:val="num" w:pos="6480"/>
+        </w:tabs>
+        <w:ind w:left="6480" w:hanging="360"/>
+      </w:pPr>
+      <w:rPr>
+        <w:rFonts w:ascii="Wingdings" w:hAnsi="Wingdings" w:hint="default"/>
+        <w:sz w:val="20"/>
+      </w:rPr>
+    </w:lvl>
+  </w:abstractNum>
   <w:num w:numId="1" w16cid:durableId="1672444750">
+    <w:abstractNumId w:val="19"/>
+  </w:num>
+  <w:num w:numId="2" w16cid:durableId="1430278628">
+    <w:abstractNumId w:val="10"/>
+  </w:num>
+  <w:num w:numId="3" w16cid:durableId="1404789805">
+    <w:abstractNumId w:val="18"/>
+  </w:num>
+  <w:num w:numId="4" w16cid:durableId="1310012115">
+    <w:abstractNumId w:val="16"/>
+  </w:num>
+  <w:num w:numId="5" w16cid:durableId="1454716893">
+    <w:abstractNumId w:val="4"/>
+  </w:num>
+  <w:num w:numId="6" w16cid:durableId="1625111744">
+    <w:abstractNumId w:val="13"/>
+  </w:num>
+  <w:num w:numId="7" w16cid:durableId="525481755">
+    <w:abstractNumId w:val="15"/>
+  </w:num>
+  <w:num w:numId="8" w16cid:durableId="1801335213">
+    <w:abstractNumId w:val="14"/>
+  </w:num>
+  <w:num w:numId="9" w16cid:durableId="1619141067">
+    <w:abstractNumId w:val="20"/>
+  </w:num>
+  <w:num w:numId="10" w16cid:durableId="1739476553">
+    <w:abstractNumId w:val="3"/>
+  </w:num>
+  <w:num w:numId="11" w16cid:durableId="619609600">
+    <w:abstractNumId w:val="0"/>
+  </w:num>
+  <w:num w:numId="12" w16cid:durableId="155340302">
     <w:abstractNumId w:val="6"/>
   </w:num>
-  <w:num w:numId="2" w16cid:durableId="1430278628">
+  <w:num w:numId="13" w16cid:durableId="86966466">
+    <w:abstractNumId w:val="7"/>
+  </w:num>
+  <w:num w:numId="14" w16cid:durableId="509565726">
+    <w:abstractNumId w:val="12"/>
+  </w:num>
+  <w:num w:numId="15" w16cid:durableId="1788692014">
+    <w:abstractNumId w:val="9"/>
+  </w:num>
+  <w:num w:numId="16" w16cid:durableId="1996177042">
+    <w:abstractNumId w:val="2"/>
+  </w:num>
+  <w:num w:numId="17" w16cid:durableId="1745570907">
+    <w:abstractNumId w:val="8"/>
+  </w:num>
+  <w:num w:numId="18" w16cid:durableId="630939455">
     <w:abstractNumId w:val="1"/>
   </w:num>
-  <w:num w:numId="3" w16cid:durableId="1404789805">
+  <w:num w:numId="19" w16cid:durableId="1831630803">
+    <w:abstractNumId w:val="11"/>
+  </w:num>
+  <w:num w:numId="20" w16cid:durableId="931402218">
     <w:abstractNumId w:val="5"/>
   </w:num>
-  <w:num w:numId="4" w16cid:durableId="1310012115">
-    <w:abstractNumId w:val="4"/>
-  </w:num>
-  <w:num w:numId="5" w16cid:durableId="1454716893">
-    <w:abstractNumId w:val="0"/>
-  </w:num>
-  <w:num w:numId="6" w16cid:durableId="1625111744">
-    <w:abstractNumId w:val="2"/>
-  </w:num>
-  <w:num w:numId="7" w16cid:durableId="525481755">
-    <w:abstractNumId w:val="3"/>
+  <w:num w:numId="21" w16cid:durableId="642661968">
+    <w:abstractNumId w:val="17"/>
   </w:num>
 </w:numbering>
 </file>
